--- a/downloads/卷01 认知篇：AI Agent 全景与工程师技能地图.docx
+++ b/downloads/卷01 认知篇：AI Agent 全景与工程师技能地图.docx
@@ -283,7 +283,7 @@
           <w:sz w:val="24"/>
           <w:szCs w:val="24"/>
         </w:rPr>
-        <w:t xml:space="preserve">欢迎来到《Agent 开发工程师修炼手册》。这是一套面向实战的系列教程，共十六卷，目标是带你从零建立起 AI Agent 开发的完整知识体系，并逐步成长为能够独立设计、开发、部署生产级 Agent 系统的工程师。整套手册按照“打地基、造器官、成系统、上战场”四个阶段组织：卷二到卷六打牢模型层的地基，卷七到卷十二为模型装上 Agent 的核心器官，卷十三到卷十五把单体 Agent 扩展为完整系统，卷十六则以安全与生产化收束全系列。</w:t>
+        <w:t xml:space="preserve">欢迎来到《Agent 开发工程师修炼手册》。这是一套面向实战的系列教程，共十九卷正文（外加导读卷与附录速查卷），目标是带你从零建立起 AI Agent 开发的完整知识体系，并逐步成长为能够独立设计、开发、部署生产级 Agent 系统的工程师。整套手册按照“打地基、造器官、成系统、上战场”四个阶段组织：卷二到卷六打牢模型层的地基，卷七到卷十二为模型装上 Agent 的核心器官，卷十三到卷十五把单体 Agent 扩展为完整系统，卷十六以安全与生产化收束主线，卷十七至卷十八是能力延伸（多模态与成本治理），卷十九则以端到端动手项目把全部知识串成可运行的代码。</w:t>
       </w:r>
     </w:p>
     <w:p>
@@ -1687,7 +1687,7 @@
               <w:rPr>
                 <w:rStyle w:val="Hyperlink"/>
               </w:rPr>
-              <w:t>6.2 十六卷学习路线</w:t>
+              <w:t>6.2 全系列学习路线</w:t>
             </w:r>
             <w:r>
               <w:tab/>
@@ -1783,7 +1783,8 @@
         </w:p>
         <w:p>
           <w:pPr>
-            <w:pStyle w:val="9"/>
+            <w:pStyle w:val="11"/>
+            <w:ind w:left="360"/>
             <w:tabs>
               <w:tab w:val="right" w:leader="dot" w:pos="9026"/>
             </w:tabs>
@@ -1794,7 +1795,7 @@
               <w:rPr>
                 <w:rStyle w:val="Hyperlink"/>
               </w:rPr>
-              <w:t>本卷小结</w:t>
+              <w:t>6.5 软技能：系统思维、韧性与持续学习</w:t>
             </w:r>
             <w:r>
               <w:tab/>
@@ -1829,7 +1830,7 @@
               <w:rPr>
                 <w:rStyle w:val="Hyperlink"/>
               </w:rPr>
-              <w:t>思考与练习</w:t>
+              <w:t>本卷小结</w:t>
             </w:r>
             <w:r>
               <w:tab/>
@@ -1844,7 +1845,7 @@
               <w:fldChar w:fldCharType="separate"/>
             </w:r>
             <w:r>
-              <w:t>27</w:t>
+              <w:t>28</w:t>
             </w:r>
             <w:r>
               <w:fldChar w:fldCharType="end"/>
@@ -1864,6 +1865,41 @@
               <w:rPr>
                 <w:rStyle w:val="Hyperlink"/>
               </w:rPr>
+              <w:t>思考与练习</w:t>
+            </w:r>
+            <w:r>
+              <w:tab/>
+            </w:r>
+            <w:r>
+              <w:fldChar w:fldCharType="begin"/>
+            </w:r>
+            <w:r>
+              <w:instrText xml:space="preserve"> PAGEREF _Toc100037 \h </w:instrText>
+            </w:r>
+            <w:r>
+              <w:fldChar w:fldCharType="separate"/>
+            </w:r>
+            <w:r>
+              <w:t>28</w:t>
+            </w:r>
+            <w:r>
+              <w:fldChar w:fldCharType="end"/>
+            </w:r>
+          </w:hyperlink>
+        </w:p>
+        <w:p>
+          <w:pPr>
+            <w:pStyle w:val="9"/>
+            <w:tabs>
+              <w:tab w:val="right" w:leader="dot" w:pos="9026"/>
+            </w:tabs>
+            <w:spacing w:before="120" w:after="60"/>
+          </w:pPr>
+          <w:hyperlink w:anchor="_Toc100038" w:history="1">
+            <w:r>
+              <w:rPr>
+                <w:rStyle w:val="Hyperlink"/>
+              </w:rPr>
               <w:t>下一卷预告</w:t>
             </w:r>
             <w:r>
@@ -1873,13 +1909,13 @@
               <w:fldChar w:fldCharType="begin"/>
             </w:r>
             <w:r>
-              <w:instrText xml:space="preserve"> PAGEREF _Toc100037 \h </w:instrText>
+              <w:instrText xml:space="preserve"> PAGEREF _Toc100038 \h </w:instrText>
             </w:r>
             <w:r>
               <w:fldChar w:fldCharType="separate"/>
             </w:r>
             <w:r>
-              <w:t>28</w:t>
+              <w:t>29</w:t>
             </w:r>
             <w:r>
               <w:fldChar w:fldCharType="end"/>
@@ -6509,7 +6545,7 @@
           <w:sz w:val="24"/>
           <w:szCs w:val="24"/>
         </w:rPr>
-        <w:t xml:space="preserve">值得注意的是，本手册十六卷的讲解顺序（先模型层、后增强层、再编排与运维）与栈的物理顺序（自上而下）并不一致，这是有意为之的学习设计：先理解最底层“模型为什么这样表现”，再向上理解“增强与编排为什么这样设计”，最后以运维收尾。层与层的因果方向恰好与物理顺序相反——模型层的一个特性（比如注意力计算的平方复杂度）决定了上层的诸多设计（上下文窗口有限、需要压缩与记忆）。学完再看这张图，每一层都能对应到具体的卷次与技术。</w:t>
+        <w:t xml:space="preserve">值得注意的是，本手册十九卷的讲解顺序（先模型层、后增强层、再编排与运维）与栈的物理顺序（自上而下）并不一致，这是有意为之的学习设计：先理解最底层“模型为什么这样表现”，再向上理解“增强与编排为什么这样设计”，最后以运维收尾。层与层的因果方向恰好与物理顺序相反——模型层的一个特性（比如注意力计算的平方复杂度）决定了上层的诸多设计（上下文窗口有限、需要压缩与记忆）。学完再看这张图，每一层都能对应到具体的卷次与技术。</w:t>
       </w:r>
     </w:p>
     <w:p>
@@ -8108,7 +8144,7 @@
           <w:sz w:val="28"/>
           <w:szCs w:val="28"/>
         </w:rPr>
-        <w:t xml:space="preserve">6.2 十六卷学习路线</w:t>
+        <w:t xml:space="preserve">6.2 全系列学习路线</w:t>
       </w:r>
       <w:bookmarkEnd w:id="100032"/>
     </w:p>
@@ -8125,7 +8161,7 @@
           <w:sz w:val="24"/>
           <w:szCs w:val="24"/>
         </w:rPr>
-        <w:t xml:space="preserve">本手册的十六卷即按技能地图展开，建议顺序学习，每卷的学习投入约为三到五小时（含动手练习）。四个阶段的学习产出如下表所示，你可以把它当作检查清单，学完一卷核对一次。</w:t>
+        <w:t xml:space="preserve">本手册的十九卷即按技能地图展开，建议顺序学习，每卷的学习投入约为三到五小时（含动手练习）。四个阶段的学习产出如下表所示，你可以把它当作检查清单，学完一卷核对一次。</w:t>
       </w:r>
     </w:p>
     <w:p>
@@ -8143,7 +8179,7 @@
           <w:sz w:val="21"/>
           <w:szCs w:val="21"/>
         </w:rPr>
-        <w:t xml:space="preserve">表1-3 十六卷学习路线</w:t>
+        <w:t xml:space="preserve">表1-3 全系列学习路线</w:t>
       </w:r>
     </w:p>
     <w:tbl>
@@ -9094,6 +9130,236 @@
           </w:p>
         </w:tc>
       </w:tr>
+      <w:tr>
+        <w:trPr>
+          <w:cantSplit/>
+        </w:trPr>
+        <w:tc>
+          <w:tcPr>
+            <w:tcW w:type="dxa" w:w="2197"/>
+            <w:shd w:fill="EDF3F5" w:val="clear"/>
+            <w:tcMar>
+              <w:top w:type="dxa" w:w="70"/>
+              <w:left w:type="dxa" w:w="120"/>
+              <w:bottom w:type="dxa" w:w="70"/>
+              <w:right w:type="dxa" w:w="120"/>
+            </w:tcMar>
+            <w:vAlign w:val="center"/>
+          </w:tcPr>
+          <w:p>
+            <w:pPr>
+              <w:spacing w:line="300"/>
+              <w:jc w:val="left"/>
+            </w:pPr>
+            <w:r>
+              <w:rPr>
+                <w:rFonts w:ascii="Calibri" w:eastAsia="Microsoft YaHei"/>
+                <w:color w:val="1A2B33"/>
+                <w:sz w:val="21"/>
+                <w:szCs w:val="21"/>
+              </w:rPr>
+              <w:t xml:space="preserve">能力延伸</w:t>
+            </w:r>
+          </w:p>
+        </w:tc>
+        <w:tc>
+          <w:tcPr>
+            <w:tcW w:type="dxa" w:w="2197"/>
+            <w:shd w:fill="EDF3F5" w:val="clear"/>
+            <w:tcMar>
+              <w:top w:type="dxa" w:w="70"/>
+              <w:left w:type="dxa" w:w="120"/>
+              <w:bottom w:type="dxa" w:w="70"/>
+              <w:right w:type="dxa" w:w="120"/>
+            </w:tcMar>
+            <w:vAlign w:val="center"/>
+          </w:tcPr>
+          <w:p>
+            <w:pPr>
+              <w:spacing w:line="300"/>
+              <w:jc w:val="left"/>
+            </w:pPr>
+            <w:r>
+              <w:rPr>
+                <w:rFonts w:ascii="Calibri" w:eastAsia="Microsoft YaHei"/>
+                <w:color w:val="1A2B33"/>
+                <w:sz w:val="21"/>
+                <w:szCs w:val="21"/>
+              </w:rPr>
+              <w:t xml:space="preserve">卷17-卷18</w:t>
+            </w:r>
+          </w:p>
+        </w:tc>
+        <w:tc>
+          <w:tcPr>
+            <w:tcW w:type="dxa" w:w="2197"/>
+            <w:shd w:fill="EDF3F5" w:val="clear"/>
+            <w:tcMar>
+              <w:top w:type="dxa" w:w="70"/>
+              <w:left w:type="dxa" w:w="120"/>
+              <w:bottom w:type="dxa" w:w="70"/>
+              <w:right w:type="dxa" w:w="120"/>
+            </w:tcMar>
+            <w:vAlign w:val="center"/>
+          </w:tcPr>
+          <w:p>
+            <w:pPr>
+              <w:spacing w:line="300"/>
+              <w:jc w:val="left"/>
+            </w:pPr>
+            <w:r>
+              <w:rPr>
+                <w:rFonts w:ascii="Calibri" w:eastAsia="Microsoft YaHei"/>
+                <w:color w:val="1A2B33"/>
+                <w:sz w:val="21"/>
+                <w:szCs w:val="21"/>
+              </w:rPr>
+              <w:t xml:space="preserve">多模态、成本治理</w:t>
+            </w:r>
+          </w:p>
+        </w:tc>
+        <w:tc>
+          <w:tcPr>
+            <w:tcW w:type="dxa" w:w="2197"/>
+            <w:shd w:fill="EDF3F5" w:val="clear"/>
+            <w:tcMar>
+              <w:top w:type="dxa" w:w="70"/>
+              <w:left w:type="dxa" w:w="120"/>
+              <w:bottom w:type="dxa" w:w="70"/>
+              <w:right w:type="dxa" w:w="120"/>
+            </w:tcMar>
+            <w:vAlign w:val="center"/>
+          </w:tcPr>
+          <w:p>
+            <w:pPr>
+              <w:spacing w:line="300"/>
+              <w:jc w:val="left"/>
+            </w:pPr>
+            <w:r>
+              <w:rPr>
+                <w:rFonts w:ascii="Calibri" w:eastAsia="Microsoft YaHei"/>
+                <w:color w:val="1A2B33"/>
+                <w:sz w:val="21"/>
+                <w:szCs w:val="21"/>
+              </w:rPr>
+              <w:t xml:space="preserve">能驾驭多模态接入与预算约束</w:t>
+            </w:r>
+          </w:p>
+        </w:tc>
+      </w:tr>
+      <w:tr>
+        <w:trPr>
+          <w:cantSplit/>
+        </w:trPr>
+        <w:tc>
+          <w:tcPr>
+            <w:tcW w:type="dxa" w:w="2197"/>
+            <w:tcMar>
+              <w:top w:type="dxa" w:w="70"/>
+              <w:left w:type="dxa" w:w="120"/>
+              <w:bottom w:type="dxa" w:w="70"/>
+              <w:right w:type="dxa" w:w="120"/>
+            </w:tcMar>
+            <w:vAlign w:val="center"/>
+          </w:tcPr>
+          <w:p>
+            <w:pPr>
+              <w:spacing w:line="300"/>
+              <w:jc w:val="left"/>
+            </w:pPr>
+            <w:r>
+              <w:rPr>
+                <w:rFonts w:ascii="Calibri" w:eastAsia="Microsoft YaHei"/>
+                <w:color w:val="1A2B33"/>
+                <w:sz w:val="21"/>
+                <w:szCs w:val="21"/>
+              </w:rPr>
+              <w:t xml:space="preserve">上战场</w:t>
+            </w:r>
+          </w:p>
+        </w:tc>
+        <w:tc>
+          <w:tcPr>
+            <w:tcW w:type="dxa" w:w="2197"/>
+            <w:tcMar>
+              <w:top w:type="dxa" w:w="70"/>
+              <w:left w:type="dxa" w:w="120"/>
+              <w:bottom w:type="dxa" w:w="70"/>
+              <w:right w:type="dxa" w:w="120"/>
+            </w:tcMar>
+            <w:vAlign w:val="center"/>
+          </w:tcPr>
+          <w:p>
+            <w:pPr>
+              <w:spacing w:line="300"/>
+              <w:jc w:val="left"/>
+            </w:pPr>
+            <w:r>
+              <w:rPr>
+                <w:rFonts w:ascii="Calibri" w:eastAsia="Microsoft YaHei"/>
+                <w:color w:val="1A2B33"/>
+                <w:sz w:val="21"/>
+                <w:szCs w:val="21"/>
+              </w:rPr>
+              <w:t xml:space="preserve">卷19</w:t>
+            </w:r>
+          </w:p>
+        </w:tc>
+        <w:tc>
+          <w:tcPr>
+            <w:tcW w:type="dxa" w:w="2197"/>
+            <w:tcMar>
+              <w:top w:type="dxa" w:w="70"/>
+              <w:left w:type="dxa" w:w="120"/>
+              <w:bottom w:type="dxa" w:w="70"/>
+              <w:right w:type="dxa" w:w="120"/>
+            </w:tcMar>
+            <w:vAlign w:val="center"/>
+          </w:tcPr>
+          <w:p>
+            <w:pPr>
+              <w:spacing w:line="300"/>
+              <w:jc w:val="left"/>
+            </w:pPr>
+            <w:r>
+              <w:rPr>
+                <w:rFonts w:ascii="Calibri" w:eastAsia="Microsoft YaHei"/>
+                <w:color w:val="1A2B33"/>
+                <w:sz w:val="21"/>
+                <w:szCs w:val="21"/>
+              </w:rPr>
+              <w:t xml:space="preserve">端到端动手项目</w:t>
+            </w:r>
+          </w:p>
+        </w:tc>
+        <w:tc>
+          <w:tcPr>
+            <w:tcW w:type="dxa" w:w="2197"/>
+            <w:tcMar>
+              <w:top w:type="dxa" w:w="70"/>
+              <w:left w:type="dxa" w:w="120"/>
+              <w:bottom w:type="dxa" w:w="70"/>
+              <w:right w:type="dxa" w:w="120"/>
+            </w:tcMar>
+            <w:vAlign w:val="center"/>
+          </w:tcPr>
+          <w:p>
+            <w:pPr>
+              <w:spacing w:line="300"/>
+              <w:jc w:val="left"/>
+            </w:pPr>
+            <w:r>
+              <w:rPr>
+                <w:rFonts w:ascii="Calibri" w:eastAsia="Microsoft YaHei"/>
+                <w:color w:val="1A2B33"/>
+                <w:sz w:val="21"/>
+                <w:szCs w:val="21"/>
+              </w:rPr>
+              <w:t xml:space="preserve">能把全部知识串成可交付的代码</w:t>
+            </w:r>
+          </w:p>
+        </w:tc>
+      </w:tr>
     </w:tbl>
     <w:p>
       <w:pPr>
@@ -9113,7 +9379,7 @@
           <w:sz w:val="24"/>
           <w:szCs w:val="24"/>
         </w:rPr>
-        <w:t xml:space="preserve">如果你时间紧张，也可以走一条“最小可用路线”：卷01 建立全景后，先学卷07（提示词）→ 卷08（RAG）→ 卷10（工具与 MCP）→ 卷15（评估），这四卷构成应用型工程师的“上岗套装”，预计一个月内可以独立交付第一个生产级知识问答 Agent；之后再回头补齐模型层（卷二到卷六）与系统层（卷十一到卷十四），把知识体系补成全谱。无论走哪条路线，卷十六都必须最后学——它是把所有组件组装成可交付产品的总装车间。</w:t>
+        <w:t xml:space="preserve">如果你时间紧张，也可以走一条“最小可用路线”：卷01 建立全景后，先学卷07（提示词）→ 卷08（RAG）→ 卷10（工具与 MCP）→ 卷15（评估），这四卷构成应用型工程师的“上岗套装”，预计一个月内可以独立交付第一个生产级知识问答 Agent；之后再回头补齐模型层（卷二到卷六）与系统层（卷十一到卷十四），把知识体系补成全谱。无论走哪条路线，卷十六与卷十九都建议放在最后学——前者保证系统能安全上线，卷十九则把全部知识串成可运行的代码。</w:t>
       </w:r>
     </w:p>
     <w:p>
@@ -9222,11 +9488,127 @@
     </w:p>
     <w:p>
       <w:pPr>
+        <w:pStyle w:val="Heading2"/>
+        <w:keepNext/>
+        <w:spacing w:after="140" w:before="280" w:line="360" w:lineRule="atLeast"/>
+      </w:pPr>
+      <w:bookmarkStart w:id="100035" w:name="_Toc100035"/>
+      <w:r>
+        <w:rPr>
+          <w:rFonts w:ascii="Calibri" w:eastAsia="SimHei"/>
+          <w:b/>
+          <w:bCs/>
+          <w:color w:val="1B4A5C"/>
+          <w:sz w:val="28"/>
+          <w:szCs w:val="28"/>
+        </w:rPr>
+        <w:t xml:space="preserve">6.5 软技能：系统思维、韧性与持续学习</w:t>
+      </w:r>
+      <w:bookmarkEnd w:id="100035"/>
+    </w:p>
+    <w:p>
+      <w:pPr>
+        <w:spacing w:line="312"/>
+        <w:ind w:firstLine="480"/>
+        <w:jc w:val="both"/>
+      </w:pPr>
+      <w:r>
+        <w:rPr>
+          <w:rFonts w:ascii="Calibri" w:eastAsia="Microsoft YaHei"/>
+          <w:color w:val="1A2B33"/>
+          <w:sz w:val="24"/>
+          <w:szCs w:val="24"/>
+        </w:rPr>
+        <w:t xml:space="preserve">前面五节讲的都是硬技能，但决定一个 Agent 工程师能走多远的，往往是几项不写在技术清单里的软技能。它们不是"虚的"：在这个领域，软技能直接决定你的技术能力能不能转化为交付结果。</w:t>
+      </w:r>
+    </w:p>
+    <w:p>
+      <w:pPr>
+        <w:spacing w:line="312"/>
+        <w:ind w:firstLine="480"/>
+        <w:jc w:val="both"/>
+      </w:pPr>
+      <w:r>
+        <w:rPr>
+          <w:rFonts w:ascii="Calibri" w:eastAsia="Microsoft YaHei"/>
+          <w:color w:val="1A2B33"/>
+          <w:sz w:val="24"/>
+          <w:szCs w:val="24"/>
+        </w:rPr>
+        <w:t xml:space="preserve">**系统思维：从模型层看到系统层。** Agent 系统横跨六层技术栈（本章 4.2 节），一个具体故障可能出在任何一层——用户说"答得不准"，是嵌入模型不匹配、检索没召回、提示词组织混乱，还是模型能力不足？系统思维就是"在动手修之前，先定位到层"的能力。训练方法有三个：第一，坚持用本章 3.5 节"故障定位速查"的思路，遇到问题先归类再动手；第二，养成"画链路"的习惯——把用户、数据、模型、工具、反馈画成一张图，讨论时对着图说话；第三，做任何优化前先问"这个改动影响哪几层、代价是什么"（比如调大检索注入的段落数，会同时影响成本、延迟与上下文噪声）。</w:t>
+      </w:r>
+    </w:p>
+    <w:p>
+      <w:pPr>
+        <w:spacing w:line="312"/>
+        <w:ind w:firstLine="480"/>
+        <w:jc w:val="both"/>
+      </w:pPr>
+      <w:r>
+        <w:rPr>
+          <w:rFonts w:ascii="Calibri" w:eastAsia="Microsoft YaHei"/>
+          <w:color w:val="1A2B33"/>
+          <w:sz w:val="24"/>
+          <w:szCs w:val="24"/>
+        </w:rPr>
+        <w:t xml:space="preserve">**韧性：与"不按预期工作"长期共处。** Agent 开发与普通软件开发最大的心理差异在于：普通代码"要么对要么错"，而这个领域的大量时间花在"它今天怎么又变了"上——同一条提示词昨天还好好的，换个输入就崩了；小测试集上检索质量完美，上生产就露馅。真实的工作节奏是"九成时间在处理不按预期，一成时间才在加新功能"。对韧性的三个实用建议：把失败当素材而不是挫折（本章 6.3 节建议的"错误博物馆"就是它的具体形态）；用评估集把"玄学"变成"数据"（每次挫败后都问一句"这次失败能不能固化成一条测试用例"）；管理预期（对同事与业务方都讲清可靠性边界，避免用演示级预期去管理生产级系统）。</w:t>
+      </w:r>
+    </w:p>
+    <w:p>
+      <w:pPr>
+        <w:spacing w:line="312"/>
+        <w:ind w:firstLine="480"/>
+        <w:jc w:val="both"/>
+      </w:pPr>
+      <w:r>
+        <w:rPr>
+          <w:rFonts w:ascii="Calibri" w:eastAsia="Microsoft YaHei"/>
+          <w:color w:val="1A2B33"/>
+          <w:sz w:val="24"/>
+          <w:szCs w:val="24"/>
+        </w:rPr>
+        <w:t xml:space="preserve">**协作与 Owner 意识：对业务效果负责。** Agent 项目天然跨职能：产品定义场景与验收、算法提供模型能力、业务提供知识库与流程、工程师把这一切组装起来——而组装者往往是最能看清全局的人，也就最该主动对最终效果负责。三个具体动作：主动把技术语言翻译成业务语言（不说"召回率提升 8 个点"，说"每 100 个问题少错 8 个"）；把评估数据当作协作货币（用共同指标与业务方对齐预期、讨论投入产出）；在需求早期就介入——"这个场景适不适合 Agent 化"的判断越早给出越省成本（参考本章 5.4 节的三个反模式）。</w:t>
+      </w:r>
+    </w:p>
+    <w:p>
+      <w:pPr>
+        <w:spacing w:line="312"/>
+        <w:ind w:firstLine="480"/>
+        <w:jc w:val="both"/>
+      </w:pPr>
+      <w:r>
+        <w:rPr>
+          <w:rFonts w:ascii="Calibri" w:eastAsia="Microsoft YaHei"/>
+          <w:color w:val="1A2B33"/>
+          <w:sz w:val="24"/>
+          <w:szCs w:val="24"/>
+        </w:rPr>
+        <w:t xml:space="preserve">**持续学习：与"半年一代"的领域共处。** 这个领域六个月换一代工具、一年换一代模型，焦虑是正常的，解毒剂是方法。把学习分成"原理层"与"工具层"两条线：原理（注意力机制、上下文预算、评估闭环、权限最小化）十年不变、值得精读；工具（框架 API、平台功能）随时会过时，学会"用评估集判断要不要跟进"即可（本章 6.3 节的方法）。同时给自己装一个信息过滤器：固定信息源（官方文档加两三个高质量社区）、固定评估习惯（任何新技术先用自己业务的用例集试一遍）、固定复盘节奏（每月把新学到的与踩过的坑各写三条）。少追发布会的热闹，多问一句"它解决我当前系统的哪个具体问题"。</w:t>
+      </w:r>
+    </w:p>
+    <w:p>
+      <w:pPr>
+        <w:spacing w:line="312"/>
+        <w:ind w:firstLine="480"/>
+        <w:jc w:val="both"/>
+      </w:pPr>
+      <w:r>
+        <w:rPr>
+          <w:rFonts w:ascii="Calibri" w:eastAsia="Microsoft YaHei"/>
+          <w:color w:val="1A2B33"/>
+          <w:sz w:val="24"/>
+          <w:szCs w:val="24"/>
+        </w:rPr>
+        <w:t xml:space="preserve">最后把话说透：硬技能决定你能不能做出系统，软技能决定你做的系统能不能被信任、被采用、被长期维护。两者是乘法关系——系统思维让技术选型不跑偏，韧性让优化能坚持到见效，Owner 意识让成果被组织看见，学习速度让能力不随版本过时。从下一卷开始，每一卷的技术内容里都藏着这些软技能的练习场：定位一个故障是系统思维，跑完一组评估是韧性，写清一份"本卷小结"是协作与表达——别把它们只当成练习题。</w:t>
+      </w:r>
+    </w:p>
+    <w:p>
+      <w:pPr>
         <w:pStyle w:val="Heading1"/>
         <w:keepNext/>
         <w:spacing w:after="200" w:before="360" w:line="400" w:lineRule="atLeast"/>
       </w:pPr>
-      <w:bookmarkStart w:id="100035" w:name="_Toc100035"/>
+      <w:bookmarkStart w:id="100036" w:name="_Toc100036"/>
       <w:r>
         <w:rPr>
           <w:rFonts w:ascii="Calibri" w:eastAsia="SimHei"/>
@@ -9238,7 +9620,7 @@
         </w:rPr>
         <w:t xml:space="preserve">本卷小结</w:t>
       </w:r>
-      <w:bookmarkEnd w:id="100035"/>
+      <w:bookmarkEnd w:id="100036"/>
     </w:p>
     <w:p>
       <w:pPr>
@@ -9253,7 +9635,7 @@
           <w:sz w:val="24"/>
           <w:szCs w:val="24"/>
         </w:rPr>
-        <w:t xml:space="preserve">本卷建立了四个基础认知。其一，Agent 是以 LLM 为核心控制器，能够感知、规划、行动、记忆并自我修正的软件系统，它与聊天机器人的分野在于“为完成任务负责”；用 L0 到 L5 的分级语言可以精确设定产品预期。其二，Agent 的爆发源于三条技术线的汇合：Transformer 架构（2017）、上下文学习（2020）与 ReAct 范式（2022），历经记忆与规划的工程深化（2024），到 MCP 与 A2A 协议完成生态标准化（2024 至 2025）。其三，任何 Agent 都可拆解为大脑、感知、规划、记忆、工具五大组件，运行于“感知→规划→行动→观察”的核心循环之上，循环既是能力之源，也是失控之源。其四，Agent 技术栈分为交互、编排、增强、模型、推理、运维六层，十六卷手册逐层覆盖。</w:t>
+        <w:t xml:space="preserve">本卷建立了四个基础认知。其一，Agent 是以 LLM 为核心控制器，能够感知、规划、行动、记忆并自我修正的软件系统，它与聊天机器人的分野在于“为完成任务负责”；用 L0 到 L5 的分级语言可以精确设定产品预期。其二，Agent 的爆发源于三条技术线的汇合：Transformer 架构（2017）、上下文学习（2020）与 ReAct 范式（2022），历经记忆与规划的工程深化（2024），到 MCP 与 A2A 协议完成生态标准化（2024 至 2025）。其三，任何 Agent 都可拆解为大脑、感知、规划、记忆、工具五大组件，运行于“感知→规划→行动→观察”的核心循环之上，循环既是能力之源，也是失控之源。其四，Agent 技术栈分为交互、编排、增强、模型、推理、运维六层，十九卷手册逐层覆盖。</w:t>
       </w:r>
     </w:p>
     <w:p>
@@ -9262,7 +9644,7 @@
         <w:keepNext/>
         <w:spacing w:after="200" w:before="360" w:line="400" w:lineRule="atLeast"/>
       </w:pPr>
-      <w:bookmarkStart w:id="100036" w:name="_Toc100036"/>
+      <w:bookmarkStart w:id="100037" w:name="_Toc100037"/>
       <w:r>
         <w:rPr>
           <w:rFonts w:ascii="Calibri" w:eastAsia="SimHei"/>
@@ -9274,7 +9656,7 @@
         </w:rPr>
         <w:t xml:space="preserve">思考与练习</w:t>
       </w:r>
-      <w:bookmarkEnd w:id="100036"/>
+      <w:bookmarkEnd w:id="100037"/>
     </w:p>
     <w:p>
       <w:pPr>
@@ -9377,7 +9759,7 @@
         <w:keepNext/>
         <w:spacing w:after="200" w:before="360" w:line="400" w:lineRule="atLeast"/>
       </w:pPr>
-      <w:bookmarkStart w:id="100037" w:name="_Toc100037"/>
+      <w:bookmarkStart w:id="100038" w:name="_Toc100038"/>
       <w:r>
         <w:rPr>
           <w:rFonts w:ascii="Calibri" w:eastAsia="SimHei"/>
@@ -9389,7 +9771,7 @@
         </w:rPr>
         <w:t xml:space="preserve">下一卷预告</w:t>
       </w:r>
-      <w:bookmarkEnd w:id="100037"/>
+      <w:bookmarkEnd w:id="100038"/>
     </w:p>
     <w:p>
       <w:pPr>

--- a/downloads/卷01 认知篇：AI Agent 全景与工程师技能地图.docx
+++ b/downloads/卷01 认知篇：AI Agent 全景与工程师技能地图.docx
@@ -842,7 +842,7 @@
               <w:fldChar w:fldCharType="separate"/>
             </w:r>
             <w:r>
-              <w:t>6</w:t>
+              <w:t>7</w:t>
             </w:r>
             <w:r>
               <w:fldChar w:fldCharType="end"/>
@@ -1093,7 +1093,7 @@
               <w:fldChar w:fldCharType="separate"/>
             </w:r>
             <w:r>
-              <w:t>10</w:t>
+              <w:t>11</w:t>
             </w:r>
             <w:r>
               <w:fldChar w:fldCharType="end"/>
@@ -1201,7 +1201,7 @@
               <w:fldChar w:fldCharType="separate"/>
             </w:r>
             <w:r>
-              <w:t>19</w:t>
+              <w:t>20</w:t>
             </w:r>
             <w:r>
               <w:fldChar w:fldCharType="end"/>
@@ -1344,7 +1344,7 @@
               <w:fldChar w:fldCharType="separate"/>
             </w:r>
             <w:r>
-              <w:t>21</w:t>
+              <w:t>22</w:t>
             </w:r>
             <w:r>
               <w:fldChar w:fldCharType="end"/>
@@ -1415,7 +1415,7 @@
               <w:fldChar w:fldCharType="separate"/>
             </w:r>
             <w:r>
-              <w:t>22</w:t>
+              <w:t>23</w:t>
             </w:r>
             <w:r>
               <w:fldChar w:fldCharType="end"/>
@@ -1451,7 +1451,7 @@
               <w:fldChar w:fldCharType="separate"/>
             </w:r>
             <w:r>
-              <w:t>22</w:t>
+              <w:t>23</w:t>
             </w:r>
             <w:r>
               <w:fldChar w:fldCharType="end"/>
@@ -1487,7 +1487,7 @@
               <w:fldChar w:fldCharType="separate"/>
             </w:r>
             <w:r>
-              <w:t>23</w:t>
+              <w:t>24</w:t>
             </w:r>
             <w:r>
               <w:fldChar w:fldCharType="end"/>
@@ -1595,7 +1595,7 @@
               <w:fldChar w:fldCharType="separate"/>
             </w:r>
             <w:r>
-              <w:t>24</w:t>
+              <w:t>25</w:t>
             </w:r>
             <w:r>
               <w:fldChar w:fldCharType="end"/>
@@ -1738,7 +1738,7 @@
               <w:fldChar w:fldCharType="separate"/>
             </w:r>
             <w:r>
-              <w:t>26</w:t>
+              <w:t>27</w:t>
             </w:r>
             <w:r>
               <w:fldChar w:fldCharType="end"/>
@@ -1880,7 +1880,7 @@
               <w:fldChar w:fldCharType="separate"/>
             </w:r>
             <w:r>
-              <w:t>28</w:t>
+              <w:t>29</w:t>
             </w:r>
             <w:r>
               <w:fldChar w:fldCharType="end"/>
@@ -3291,95 +3291,6 @@
         <w:t xml:space="preserve">需要说明的是，分级描述的是“自主性”而非“智能水平”。一个 L4 的调研 Agent 在它的专业域内可能比 L3 的通用助手表现更差——自主性放开的同时也放大了错误积累的风险。当前产业界的主流产品集中在 L3 与 L4 之间：L4 系统在代码生成、深度调研等窄域已经可用，但在开放域仍然需要人类监督；从 L3 到 L4 的跨越，工程难点不在模型，而在评估（怎么知道它做对了）、记忆（中断后怎么继续）与安全（失控了怎么办）。L5 更多是方向性探索，其技术基础正是卷十三到卷十五要讲的多智能体协作与通信协议。</w:t>
       </w:r>
     </w:p>
-    <w:tbl>
-      <w:tblPr>
-        <w:tblW w:type="dxa" w:w="8788"/>
-        <w:tblBorders>
-          <w:top w:val="single" w:color="C8DDE2" w:sz="4"/>
-          <w:left w:val="single" w:color="1B6B7A" w:sz="32"/>
-          <w:bottom w:val="single" w:color="C8DDE2" w:sz="4"/>
-          <w:right w:val="single" w:color="C8DDE2" w:sz="4"/>
-          <w:insideH w:val="none" w:color="FFFFFF" w:sz="0"/>
-          <w:insideV w:val="none" w:color="FFFFFF" w:sz="0"/>
-        </w:tblBorders>
-        <w:tblLayout w:type="fixed"/>
-      </w:tblPr>
-      <w:tblGrid>
-        <w:gridCol w:w="8788"/>
-      </w:tblGrid>
-      <w:tr>
-        <w:trPr>
-          <w:cantSplit/>
-        </w:trPr>
-        <w:tc>
-          <w:tcPr>
-            <w:shd w:fill="EEF5F7" w:val="clear"/>
-            <w:tcMar>
-              <w:top w:type="dxa" w:w="160"/>
-              <w:left w:type="dxa" w:w="240"/>
-              <w:bottom w:type="dxa" w:w="160"/>
-              <w:right w:type="dxa" w:w="200"/>
-            </w:tcMar>
-          </w:tcPr>
-          <w:p>
-            <w:pPr>
-              <w:spacing w:after="80" w:line="312"/>
-            </w:pPr>
-            <w:r>
-              <w:rPr>
-                <w:rFonts w:ascii="Calibri" w:eastAsia="SimHei"/>
-                <w:b/>
-                <w:bCs/>
-                <w:color w:val="1B6B7A"/>
-                <w:sz w:val="22"/>
-                <w:szCs w:val="22"/>
-              </w:rPr>
-              <w:t xml:space="preserve">◆ 实战视角</w:t>
-            </w:r>
-          </w:p>
-          <w:p>
-            <w:pPr>
-              <w:spacing w:line="312"/>
-              <w:jc w:val="both"/>
-            </w:pPr>
-            <w:r>
-              <w:rPr>
-                <w:rFonts w:ascii="Calibri" w:eastAsia="Microsoft YaHei"/>
-                <w:color w:val="1A2B33"/>
-                <w:sz w:val="22"/>
-                <w:szCs w:val="22"/>
-              </w:rPr>
-              <w:t xml:space="preserve">给团队规划 Agent 项目时，建议用分级语言设定预期：第一阶段做到 L3（每一步人类确认），积累信任与评估数据；第二阶段在高置信度环节放开到 L4（异常时上报人类）。直接瞄准“全自动”的项目，绝大多数死于信任崩塌而非技术缺陷。</w:t>
-            </w:r>
-          </w:p>
-        </w:tc>
-      </w:tr>
-    </w:tbl>
-    <w:p>
-      <w:pPr>
-        <w:spacing w:after="100"/>
-      </w:pPr>
-    </w:p>
-    <w:p>
-      <w:pPr>
-        <w:pStyle w:val="Heading2"/>
-        <w:keepNext/>
-        <w:spacing w:after="140" w:before="280" w:line="360" w:lineRule="atLeast"/>
-      </w:pPr>
-      <w:bookmarkStart w:id="100006" w:name="_Toc100006"/>
-      <w:r>
-        <w:rPr>
-          <w:rFonts w:ascii="Calibri" w:eastAsia="SimHei"/>
-          <w:b/>
-          <w:bCs/>
-          <w:color w:val="1B4A5C"/>
-          <w:sz w:val="28"/>
-          <w:szCs w:val="28"/>
-        </w:rPr>
-        <w:t xml:space="preserve">1.5 三个认知误区：Agent 不是什么</w:t>
-      </w:r>
-      <w:bookmarkEnd w:id="100006"/>
-    </w:p>
     <w:p>
       <w:pPr>
         <w:spacing w:line="312"/>
@@ -3393,112 +3304,7 @@
           <w:sz w:val="24"/>
           <w:szCs w:val="24"/>
         </w:rPr>
-        <w:t xml:space="preserve">划清“是什么”的边界后，再划清“不是什么”，认知才算完整。误区一：Agent 不是“更聪明的聊天机器人”。加再多的提示词技巧，只要系统不为完成任务负责、不调用工具、不维护跨轮状态，它就还停留在 L2。判断标准很简单：让它“把结果整理好发给张三”，它有没有真的发出去。误区二：Agent 不是无所不能的自主意识。当前 Agent 的“自主”是在工程护栏内的自主——循环上限、工具白名单、预算约束、人工审批点，这些护栏不是权宜之计，而是设计的一部分；宣传中“全自主数字员工”的想象，与现实之间差着一整个卷十六。</w:t>
-      </w:r>
-    </w:p>
-    <w:p>
-      <w:pPr>
-        <w:spacing w:line="312"/>
-        <w:ind w:firstLine="480"/>
-        <w:jc w:val="both"/>
-      </w:pPr>
-      <w:r>
-        <w:rPr>
-          <w:rFonts w:ascii="Calibri" w:eastAsia="Microsoft YaHei"/>
-          <w:color w:val="1A2B33"/>
-          <w:sz w:val="24"/>
-          <w:szCs w:val="24"/>
-        </w:rPr>
-        <w:t xml:space="preserve">误区三：Agent 不是要替代现有系统。落地的摩擦往往来自组织内部：“我们已经有 CRM、工单系统、RPA 平台，Agent 算什么？”正确的定位是：Agent 是粘合与驱动这些系统的“智能执行层”——它通过 API 与既有系统协作，把原来需要人拷贝粘贴、来回切换的环节自动化。把 Agent 当成推倒重建的理由，项目多半会失败；把它当成现有资产的智能粘合剂，项目才有落脚点。</w:t>
-      </w:r>
-    </w:p>
-    <w:p>
-      <w:pPr>
-        <w:pStyle w:val="Heading1"/>
-        <w:keepNext/>
-        <w:pageBreakBefore/>
-        <w:spacing w:after="200" w:before="360" w:line="400" w:lineRule="atLeast"/>
-      </w:pPr>
-      <w:bookmarkStart w:id="100007" w:name="_Toc100007"/>
-      <w:r>
-        <w:rPr>
-          <w:rFonts w:ascii="Calibri" w:eastAsia="SimHei"/>
-          <w:b/>
-          <w:bCs/>
-          <w:color w:val="16324A"/>
-          <w:sz w:val="32"/>
-          <w:szCs w:val="32"/>
-        </w:rPr>
-        <w:t xml:space="preserve">第二章 Agent 发展简史：八年三级跳</w:t>
-      </w:r>
-      <w:bookmarkEnd w:id="100007"/>
-    </w:p>
-    <w:p>
-      <w:pPr>
-        <w:pStyle w:val="Heading2"/>
-        <w:keepNext/>
-        <w:spacing w:after="140" w:before="280" w:line="360" w:lineRule="atLeast"/>
-      </w:pPr>
-      <w:bookmarkStart w:id="100008" w:name="_Toc100008"/>
-      <w:r>
-        <w:rPr>
-          <w:rFonts w:ascii="Calibri" w:eastAsia="SimHei"/>
-          <w:b/>
-          <w:bCs/>
-          <w:color w:val="1B4A5C"/>
-          <w:sz w:val="28"/>
-          <w:szCs w:val="28"/>
-        </w:rPr>
-        <w:t xml:space="preserve">2.1 技术前史：语言模型的两次革命</w:t>
-      </w:r>
-      <w:bookmarkEnd w:id="100008"/>
-    </w:p>
-    <w:p>
-      <w:pPr>
-        <w:spacing w:line="312"/>
-        <w:ind w:firstLine="480"/>
-        <w:jc w:val="both"/>
-      </w:pPr>
-      <w:r>
-        <w:rPr>
-          <w:rFonts w:ascii="Calibri" w:eastAsia="Microsoft YaHei"/>
-          <w:color w:val="1A2B33"/>
-          <w:sz w:val="24"/>
-          <w:szCs w:val="24"/>
-        </w:rPr>
-        <w:t xml:space="preserve">Agent 的故事要从语言模型自身讲起。2017 年，Google 发表的论文《Attention Is All You Need》提出了 Transformer 架构，其核心的自注意力机制让模型能够并行处理长文本并捕捉任意距离的语义关联。这是第一次革命：它解决了循环神经网络难以并行、长程依赖弱的痼疾，为此后所有大模型奠定了统一的架构蓝本。今天我们熟知的 GPT、Claude、Gemini、Qwen、DeepSeek，尽管训练方法与规模各异，底层架构都是 Transformer 的后裔。卷二将深入这一架构的内部机制——理解它不只是满足好奇心：上下文窗口为什么有限、长文本为什么“中段遗忘”、推理为什么按 Token 计费，这些日常工程问题的答案都藏在架构细节里。</w:t>
-      </w:r>
-    </w:p>
-    <w:p>
-      <w:pPr>
-        <w:spacing w:line="312"/>
-        <w:ind w:firstLine="480"/>
-        <w:jc w:val="both"/>
-      </w:pPr>
-      <w:r>
-        <w:rPr>
-          <w:rFonts w:ascii="Calibri" w:eastAsia="Microsoft YaHei"/>
-          <w:color w:val="1A2B33"/>
-          <w:sz w:val="24"/>
-          <w:szCs w:val="24"/>
-        </w:rPr>
-        <w:t xml:space="preserve">2020 年，OpenAI 发布 1750 亿参数的 GPT-3，发现了“上下文学习”现象：模型无需更新参数，仅在提示词中给出几个示例，就能学会新任务。这是第二次革命：它意味着语言模型具备了通用的任务适应能力，“提示词”从此成为一种新的编程界面。在 GPT-3 之前，让模型适应新任务需要收集数据、微调参数、部署上线，周期以周计；之后，写清楚需求描述就能让模型切换任务，周期以分钟计。这种“用自然语言编程”的范式，后来演化为提示词工程与上下文工程两个逐步深化的技术方向（卷七）。</w:t>
-      </w:r>
-    </w:p>
-    <w:p>
-      <w:pPr>
-        <w:spacing w:line="312"/>
-        <w:ind w:firstLine="480"/>
-        <w:jc w:val="both"/>
-      </w:pPr>
-      <w:r>
-        <w:rPr>
-          <w:rFonts w:ascii="Calibri" w:eastAsia="Microsoft YaHei"/>
-          <w:color w:val="1A2B33"/>
-          <w:sz w:val="24"/>
-          <w:szCs w:val="24"/>
-        </w:rPr>
-        <w:t xml:space="preserve">这两次革命解决了“模型足够聪明”的问题，但彼时的模型仍然只会输出文字：你问它答，仅此而已。模型的能力被锁死在对话框里，触不到搜索引擎、数据库与文件系统。让文字变成行动，还需要第三个关键拼图。</w:t>
+        <w:t xml:space="preserve">图1-2 把这张表画成了一道阶梯：越往上，系统「自己拿主意」的成分越多、人介入越少。读这张图的重点不是记住六级定义，而是学会用它设定预期——当你向业务方介绍方案时，说「我们做的是 L3，每一步人确认」远比说「很智能」更专业、更不容易埋雷。</w:t>
       </w:r>
     </w:p>
     <w:p>
@@ -3510,7 +3316,7 @@
       <w:r>
         <w:drawing>
           <wp:inline distT="0" distB="0" distL="0" distR="0">
-            <wp:extent cx="5486400" cy="3295650"/>
+            <wp:extent cx="5391150" cy="3238500"/>
             <wp:effectExtent t="0" r="0" b="0" l="0"/>
             <wp:docPr id="1" name="" descr="" title=""/>
             <wp:cNvGraphicFramePr>
@@ -3535,7 +3341,7 @@
                   <pic:spPr bwMode="auto">
                     <a:xfrm>
                       <a:off x="0" y="0"/>
-                      <a:ext cx="5486400" cy="3295650"/>
+                      <a:ext cx="5391150" cy="3238500"/>
                     </a:xfrm>
                     <a:prstGeom prst="rect">
                       <a:avLst/>
@@ -3563,8 +3369,77 @@
           <w:sz w:val="21"/>
           <w:szCs w:val="21"/>
         </w:rPr>
-        <w:t xml:space="preserve">图1-2 AI Agent 发展关键节点（2017—2026）</w:t>
-      </w:r>
+        <w:t xml:space="preserve">图1-2 AI 系统自主性六级阶梯：L0 到 L5，产业主流在 L3～L4 之间</w:t>
+      </w:r>
+    </w:p>
+    <w:tbl>
+      <w:tblPr>
+        <w:tblW w:type="dxa" w:w="8788"/>
+        <w:tblBorders>
+          <w:top w:val="single" w:color="C8DDE2" w:sz="4"/>
+          <w:left w:val="single" w:color="1B6B7A" w:sz="32"/>
+          <w:bottom w:val="single" w:color="C8DDE2" w:sz="4"/>
+          <w:right w:val="single" w:color="C8DDE2" w:sz="4"/>
+          <w:insideH w:val="none" w:color="FFFFFF" w:sz="0"/>
+          <w:insideV w:val="none" w:color="FFFFFF" w:sz="0"/>
+        </w:tblBorders>
+        <w:tblLayout w:type="fixed"/>
+      </w:tblPr>
+      <w:tblGrid>
+        <w:gridCol w:w="8788"/>
+      </w:tblGrid>
+      <w:tr>
+        <w:trPr>
+          <w:cantSplit/>
+        </w:trPr>
+        <w:tc>
+          <w:tcPr>
+            <w:shd w:fill="EEF5F7" w:val="clear"/>
+            <w:tcMar>
+              <w:top w:type="dxa" w:w="160"/>
+              <w:left w:type="dxa" w:w="240"/>
+              <w:bottom w:type="dxa" w:w="160"/>
+              <w:right w:type="dxa" w:w="200"/>
+            </w:tcMar>
+          </w:tcPr>
+          <w:p>
+            <w:pPr>
+              <w:spacing w:after="80" w:line="312"/>
+            </w:pPr>
+            <w:r>
+              <w:rPr>
+                <w:rFonts w:ascii="Calibri" w:eastAsia="SimHei"/>
+                <w:b/>
+                <w:bCs/>
+                <w:color w:val="1B6B7A"/>
+                <w:sz w:val="22"/>
+                <w:szCs w:val="22"/>
+              </w:rPr>
+              <w:t xml:space="preserve">◆ 实战视角</w:t>
+            </w:r>
+          </w:p>
+          <w:p>
+            <w:pPr>
+              <w:spacing w:line="312"/>
+              <w:jc w:val="both"/>
+            </w:pPr>
+            <w:r>
+              <w:rPr>
+                <w:rFonts w:ascii="Calibri" w:eastAsia="Microsoft YaHei"/>
+                <w:color w:val="1A2B33"/>
+                <w:sz w:val="22"/>
+                <w:szCs w:val="22"/>
+              </w:rPr>
+              <w:t xml:space="preserve">给团队规划 Agent 项目时，建议用分级语言设定预期：第一阶段做到 L3（每一步人类确认），积累信任与评估数据；第二阶段在高置信度环节放开到 L4（异常时上报人类）。直接瞄准“全自动”的项目，绝大多数死于信任崩塌而非技术缺陷。</w:t>
+            </w:r>
+          </w:p>
+        </w:tc>
+      </w:tr>
+    </w:tbl>
+    <w:p>
+      <w:pPr>
+        <w:spacing w:after="100"/>
+      </w:pPr>
     </w:p>
     <w:p>
       <w:pPr>
@@ -3572,7 +3447,7 @@
         <w:keepNext/>
         <w:spacing w:after="140" w:before="280" w:line="360" w:lineRule="atLeast"/>
       </w:pPr>
-      <w:bookmarkStart w:id="100009" w:name="_Toc100009"/>
+      <w:bookmarkStart w:id="100006" w:name="_Toc100006"/>
       <w:r>
         <w:rPr>
           <w:rFonts w:ascii="Calibri" w:eastAsia="SimHei"/>
@@ -3582,9 +3457,9 @@
           <w:sz w:val="28"/>
           <w:szCs w:val="28"/>
         </w:rPr>
-        <w:t xml:space="preserve">2.2 范式确立：2022 到 2023 的 Agent 元年</w:t>
-      </w:r>
-      <w:bookmarkEnd w:id="100009"/>
+        <w:t xml:space="preserve">1.5 三个认知误区：Agent 不是什么</w:t>
+      </w:r>
+      <w:bookmarkEnd w:id="100006"/>
     </w:p>
     <w:p>
       <w:pPr>
@@ -3599,7 +3474,7 @@
           <w:sz w:val="24"/>
           <w:szCs w:val="24"/>
         </w:rPr>
-        <w:t xml:space="preserve">2022 年 11 月 ChatGPT 发布，两个月内用户破亿，对话式 AI 完成大众普及，也把“模型即产品”的可能性推到了整个行业面前。但真正的转折发生在更早的 2022 年 10 月：Google 研究者发表的 ReAct 论文提出，让模型交替输出“思考（Reasoning）”与“行动（Action）”，把推理过程与工具调用交织进行。模型先写下“我需要先查一下这家公司的成立时间”，程序解析这个意图并调用搜索工具，把结果喂回模型，模型再写下下一步。这个看似简单的范式，赋予了模型“边想边做”的能力，直到今天仍是绝大多数 Agent 的骨架，卷十二将完整剖析它。</w:t>
+        <w:t xml:space="preserve">划清“是什么”的边界后，再划清“不是什么”，认知才算完整。误区一：Agent 不是“更聪明的聊天机器人”。加再多的提示词技巧，只要系统不为完成任务负责、不调用工具、不维护跨轮状态，它就还停留在 L2。判断标准很简单：让它“把结果整理好发给张三”，它有没有真的发出去。误区二：Agent 不是无所不能的自主意识。当前 Agent 的“自主”是在工程护栏内的自主——循环上限、工具白名单、预算约束、人工审批点，这些护栏不是权宜之计，而是设计的一部分；宣传中“全自主数字员工”的想象，与现实之间差着一整个卷十六。</w:t>
       </w:r>
     </w:p>
     <w:p>
@@ -3615,40 +3490,29 @@
           <w:sz w:val="24"/>
           <w:szCs w:val="24"/>
         </w:rPr>
-        <w:t xml:space="preserve">2023 年上半年，两个开源项目点燃了公众想象。AutoGPT 把 GPT-4 包进一个自主循环：给定目标，它自动生成计划、执行、自我评估、迭代，直到目标完成或预算耗尽。它在 GitHub 上线两周即斩获数万星标，成为史上增长最快的开源项目之一。尽管它常常在循环中迷失、烧掉大量 Token 却完不成任务，但“给 AI 一个目标，它自己干完”的图景自此深入人心。BabyAGI 则用一百多行代码演示了任务队列驱动的自主执行，证明了 Agent 骨架的极简可行性。同年，LangChain、LlamaIndex 等框架兴起，为工具调用、记忆管理、检索增强提供了标准组件，Agent 开发第一次有了“脚手架”。</w:t>
-      </w:r>
-    </w:p>
-    <w:p>
-      <w:pPr>
-        <w:spacing w:line="312"/>
-        <w:ind w:firstLine="480"/>
-        <w:jc w:val="both"/>
-      </w:pPr>
-      <w:r>
-        <w:rPr>
-          <w:rFonts w:ascii="Calibri" w:eastAsia="Microsoft YaHei"/>
-          <w:color w:val="1A2B33"/>
-          <w:sz w:val="24"/>
-          <w:szCs w:val="24"/>
-        </w:rPr>
-        <w:t xml:space="preserve">这个阶段还有一条容易被忽视的支线：中文生态的快速跟进。智谱 GLM、阿里通义千问、DeepSeek 等国产模型在 2023 年密集开源，中文语料分词效率、中文知识覆盖与国内可获得的 API 通道，让中文世界的 Agent 开发没有停留在“围观”。到 2025 年，DeepSeek-R1 以极低的训练成本复现了顶级推理能力并彻底开源，Qwen 系列成为全球下载量最大的开源模型家族之一——中文工程师第一次同时站在模型侧与 Agent 应用侧的两端。本手册的示例也因此兼顾国际主流与国产开源两套技术栈。</w:t>
-      </w:r>
-    </w:p>
-    <w:p>
-      <w:pPr>
-        <w:spacing w:line="312"/>
-        <w:ind w:firstLine="480"/>
-        <w:jc w:val="both"/>
-      </w:pPr>
-      <w:r>
-        <w:rPr>
-          <w:rFonts w:ascii="Calibri" w:eastAsia="Microsoft YaHei"/>
-          <w:color w:val="1A2B33"/>
-          <w:sz w:val="24"/>
-          <w:szCs w:val="24"/>
-        </w:rPr>
-        <w:t xml:space="preserve">这个阶段的突破可以概括为三要素齐备：模型（GPT-4 级别的推理能力）、范式（ReAct 的思考-行动循环）、框架（LangChain 等工程组件）。三者叠加，Agent 从论文概念变成了可开发的软件形态。但热情掩盖不了问题：2023 年的 Agent 演示炫目而成果寥寥，社区自嘲“Agent 一句话，工程师一周工”——可靠性的欠账要到后面两年才逐步还清。</w:t>
-      </w:r>
+        <w:t xml:space="preserve">误区三：Agent 不是要替代现有系统。落地的摩擦往往来自组织内部：“我们已经有 CRM、工单系统、RPA 平台，Agent 算什么？”正确的定位是：Agent 是粘合与驱动这些系统的“智能执行层”——它通过 API 与既有系统协作，把原来需要人拷贝粘贴、来回切换的环节自动化。把 Agent 当成推倒重建的理由，项目多半会失败；把它当成现有资产的智能粘合剂，项目才有落脚点。</w:t>
+      </w:r>
+    </w:p>
+    <w:p>
+      <w:pPr>
+        <w:pStyle w:val="Heading1"/>
+        <w:keepNext/>
+        <w:pageBreakBefore/>
+        <w:spacing w:after="200" w:before="360" w:line="400" w:lineRule="atLeast"/>
+      </w:pPr>
+      <w:bookmarkStart w:id="100007" w:name="_Toc100007"/>
+      <w:r>
+        <w:rPr>
+          <w:rFonts w:ascii="Calibri" w:eastAsia="SimHei"/>
+          <w:b/>
+          <w:bCs/>
+          <w:color w:val="16324A"/>
+          <w:sz w:val="32"/>
+          <w:szCs w:val="32"/>
+        </w:rPr>
+        <w:t xml:space="preserve">第二章 Agent 发展简史：八年三级跳</w:t>
+      </w:r>
+      <w:bookmarkEnd w:id="100007"/>
     </w:p>
     <w:p>
       <w:pPr>
@@ -3656,7 +3520,7 @@
         <w:keepNext/>
         <w:spacing w:after="140" w:before="280" w:line="360" w:lineRule="atLeast"/>
       </w:pPr>
-      <w:bookmarkStart w:id="100010" w:name="_Toc100010"/>
+      <w:bookmarkStart w:id="100008" w:name="_Toc100008"/>
       <w:r>
         <w:rPr>
           <w:rFonts w:ascii="Calibri" w:eastAsia="SimHei"/>
@@ -3666,9 +3530,9 @@
           <w:sz w:val="28"/>
           <w:szCs w:val="28"/>
         </w:rPr>
-        <w:t xml:space="preserve">2.3 工程深化：2024 年的记忆、规划与多智能体</w:t>
-      </w:r>
-      <w:bookmarkEnd w:id="100010"/>
+        <w:t xml:space="preserve">2.1 技术前史：语言模型的两次革命</w:t>
+      </w:r>
+      <w:bookmarkEnd w:id="100008"/>
     </w:p>
     <w:p>
       <w:pPr>
@@ -3683,7 +3547,7 @@
           <w:sz w:val="24"/>
           <w:szCs w:val="24"/>
         </w:rPr>
-        <w:t xml:space="preserve">2023 年的 Agent 有三大瓶颈：记忆短暂（上下文窗口之外一片空白）、规划脆弱（多步任务一步走偏就全盘皆输）、单兵作战（一个 Agent 包打天下）。2024 年的产业演进正是逐一对付这三个瓶颈，Agent 开始从“演示品”变成“工程品”。</w:t>
+        <w:t xml:space="preserve">Agent 的故事要从语言模型自身讲起。2017 年，Google 发表的论文《Attention Is All You Need》提出了 Transformer 架构，其核心的自注意力机制让模型能够并行处理长文本并捕捉任意距离的语义关联。这是第一次革命：它解决了循环神经网络难以并行、长程依赖弱的痼疾，为此后所有大模型奠定了统一的架构蓝本。今天我们熟知的 GPT、Claude、Gemini、Qwen、DeepSeek，尽管训练方法与规模各异，底层架构都是 Transformer 的后裔。卷二将深入这一架构的内部机制——理解它不只是满足好奇心：上下文窗口为什么有限、长文本为什么“中段遗忘”、推理为什么按 Token 计费，这些日常工程问题的答案都藏在架构细节里。</w:t>
       </w:r>
     </w:p>
     <w:p>
@@ -3699,7 +3563,7 @@
           <w:sz w:val="24"/>
           <w:szCs w:val="24"/>
         </w:rPr>
-        <w:t xml:space="preserve">记忆方面，MemGPT（后来的 Letta）借操作系统的虚实分页思想，提出“把上下文窗口当内存、把外部存储当磁盘”的分层记忆管理；Mem0 等框架让 Agent 获得了跨会话的长期记忆——记住你的偏好、项目背景与历史决策，下次对话不必从零开始。规划方面，思维树（Tree of Thoughts）让模型探索多条推理路径再择优，Reflexion 让 Agent 从失败中生成语言化的教训并用于重试，这些方法显著降低了“一条道走到黑”的概率。协作方面，MetaGPT、AutoGen、CrewAI 等多智能体框架爆发，把软件工程中的角色分工移植给 Agent 团队：产品经理 Agent 写需求，架构师 Agent 做设计，程序员 Agent 写代码，测试 Agent 挑毛病。同年 9 月，OpenAI 发布 o1 推理模型，用“回答前思考更久”（生成更长的内部推理链）换取“答得更准”，在数学、代码、规划类任务上带来代际提升，为 Agent 提供了更强的推理内核，卷四将专门讨论推理模型与思考预算。</w:t>
+        <w:t xml:space="preserve">2020 年，OpenAI 发布 1750 亿参数的 GPT-3，发现了“上下文学习”现象：模型无需更新参数，仅在提示词中给出几个示例，就能学会新任务。这是第二次革命：它意味着语言模型具备了通用的任务适应能力，“提示词”从此成为一种新的编程界面。在 GPT-3 之前，让模型适应新任务需要收集数据、微调参数、部署上线，周期以周计；之后，写清楚需求描述就能让模型切换任务，周期以分钟计。这种“用自然语言编程”的范式，后来演化为提示词工程与上下文工程两个逐步深化的技术方向（卷七）。</w:t>
       </w:r>
     </w:p>
     <w:p>
@@ -3715,278 +3579,7 @@
           <w:sz w:val="24"/>
           <w:szCs w:val="24"/>
         </w:rPr>
-        <w:t xml:space="preserve">这一年的关键词是“工程化”：社区开始认真谈论可靠性、状态持久化、评估指标、成本核算这些朴素却致命的问题。LangGraph 引入的状态图与检查点机制就是典型代表——它把 Agent 的执行过程建模为可保存、可回滚的状态机，让长任务拥有了“断点续传”能力。这些工程基建的意义，要等到 Agent 任务时长从几分钟延长到几小时时才会完全显现。</w:t>
-      </w:r>
-    </w:p>
-    <w:p>
-      <w:pPr>
-        <w:pStyle w:val="Heading2"/>
-        <w:keepNext/>
-        <w:spacing w:after="140" w:before="280" w:line="360" w:lineRule="atLeast"/>
-      </w:pPr>
-      <w:bookmarkStart w:id="100011" w:name="_Toc100011"/>
-      <w:r>
-        <w:rPr>
-          <w:rFonts w:ascii="Calibri" w:eastAsia="SimHei"/>
-          <w:b/>
-          <w:bCs/>
-          <w:color w:val="1B4A5C"/>
-          <w:sz w:val="28"/>
-          <w:szCs w:val="28"/>
-        </w:rPr>
-        <w:t xml:space="preserve">2.4 标准化与落地：2025 到 2026 的协议战争</w:t>
-      </w:r>
-      <w:bookmarkEnd w:id="100011"/>
-    </w:p>
-    <w:p>
-      <w:pPr>
-        <w:spacing w:line="312"/>
-        <w:ind w:firstLine="480"/>
-        <w:jc w:val="both"/>
-      </w:pPr>
-      <w:r>
-        <w:rPr>
-          <w:rFonts w:ascii="Calibri" w:eastAsia="Microsoft YaHei"/>
-          <w:color w:val="1A2B33"/>
-          <w:sz w:val="24"/>
-          <w:szCs w:val="24"/>
-        </w:rPr>
-        <w:t xml:space="preserve">当 Agent 数量爆炸式增长后，两个集成难题浮出水面，其性质类似于互联网早期的“协议真空”。难题一：Agent 如何接入千差万别的工具与数据源？每接一个新模型就要重写一遍工具适配，M 个模型乘 N 个工具就是 M×N 份集成工作，业界称之为“M×N 集成地狱”。难题二：Agent 与 Agent 之间如何互相发现、委派任务、协商进度？不同公司、不同框架构建的 Agent 彼此是黑盒。</w:t>
-      </w:r>
-    </w:p>
-    <w:p>
-      <w:pPr>
-        <w:spacing w:line="312"/>
-        <w:ind w:firstLine="480"/>
-        <w:jc w:val="both"/>
-      </w:pPr>
-      <w:r>
-        <w:rPr>
-          <w:rFonts w:ascii="Calibri" w:eastAsia="Microsoft YaHei"/>
-          <w:color w:val="1A2B33"/>
-          <w:sz w:val="24"/>
-          <w:szCs w:val="24"/>
-        </w:rPr>
-        <w:t xml:space="preserve">2024 年 11 月，Anthropic 发布 MCP（Model Context Protocol，模型上下文协议），把“模型如何连接工具与数据”标准化：任何工具只要实现一次 MCP 服务器，就能被任何支持 MCP 的模型与客户端使用，M×N 集成坍缩为 M+N。MCP 迅速获得 OpenAI、Google 等主要厂商跟进，数千个社区 MCP 服务器涌现，成为工具接入的事实标准，卷十将完整讲解其架构与开发方法。</w:t>
-      </w:r>
-    </w:p>
-    <w:p>
-      <w:pPr>
-        <w:spacing w:line="312"/>
-        <w:ind w:firstLine="480"/>
-        <w:jc w:val="both"/>
-      </w:pPr>
-      <w:r>
-        <w:rPr>
-          <w:rFonts w:ascii="Calibri" w:eastAsia="Microsoft YaHei"/>
-          <w:color w:val="1A2B33"/>
-          <w:sz w:val="24"/>
-          <w:szCs w:val="24"/>
-        </w:rPr>
-        <w:t xml:space="preserve">2025 年 6 月，Google 发布 A2A（Agent2Agent）协议，解决 Agent 之间的互相发现、任务委派与进度协商，随后捐赠给 Linux 基金会 neutral 治理，数百家企业加入生态。A2A 与 MCP 形成清晰分工：MCP 连接“Agent 与工具”，A2A 连接“Agent 与 Agent”，两者互补而非竞争，卷十四将对比详解。同期，OpenAI 的 Deep Research 展示了 L4 级任务的可行性：给定一个研究课题，Agent 自主检索上百个网页、交叉验证信息、输出带引用的万字报告，十几分钟完成人类数小时的工作。Anthropic 与 OpenAI 相继推出 Computer Use 类能力，让 Agent 像人一样看屏幕、点鼠标、打键盘，解锁了存量软件的自动化空间。</w:t>
-      </w:r>
-    </w:p>
-    <w:p>
-      <w:pPr>
-        <w:spacing w:line="312"/>
-        <w:ind w:firstLine="480"/>
-        <w:jc w:val="both"/>
-      </w:pPr>
-      <w:r>
-        <w:rPr>
-          <w:rFonts w:ascii="Calibri" w:eastAsia="Microsoft YaHei"/>
-          <w:color w:val="1A2B33"/>
-          <w:sz w:val="24"/>
-          <w:szCs w:val="24"/>
-        </w:rPr>
-        <w:t xml:space="preserve">到 2026 年，Agent 开发的重心已经从“能不能做”转向“做得是否可靠、安全、省钱”：企业采购 Agent 方案时的必答变成了准确率多少、越权风险如何防、单任务成本几何——这正是可观测性、评估体系与安全工程成为独立技术领域的原因，也是本手册卷十五、卷十六的主题。回望这八年，一条清晰的脉络浮现：模型能力每上一个台阶（Transformer、上下文学习、推理模型），工程就补上一课（框架、记忆与规划、协议与治理），而下一课永远是“让能力可依赖”。对学习者的启示很直接：只追模型新闻会永远浮躁，只学框架 API 会快速过时，把“原理—工程—治理”三条线都纳入视野，才能在这个快速演进的领域里保持稳定的学习复利。</w:t>
-      </w:r>
-    </w:p>
-    <w:p>
-      <w:pPr>
-        <w:pBdr>
-          <w:left w:val="single" w:color="8FA6AD" w:sz="12" w:space="12"/>
-        </w:pBdr>
-        <w:spacing w:after="120" w:before="120" w:line="312"/>
-        <w:ind w:left="560" w:firstLine="480"/>
-        <w:jc w:val="both"/>
-      </w:pPr>
-      <w:r>
-        <w:rPr>
-          <w:rFonts w:ascii="Calibri" w:eastAsia="Microsoft YaHei"/>
-          <w:i/>
-          <w:iCs/>
-          <w:color w:val="5A6B76"/>
-          <w:sz w:val="22"/>
-          <w:szCs w:val="22"/>
-        </w:rPr>
-        <w:t xml:space="preserve">我们总是高估技术的短期影响，而低估它的长期影响。Agent 在 2023 年被高估为“一年取代所有软件”，又在 2025 年被低估为“不过是套壳对话”——真相是，它正在成为软件的新形态。</w:t>
-      </w:r>
-      <w:r>
-        <w:rPr>
-          <w:rFonts w:ascii="Calibri" w:eastAsia="Microsoft YaHei"/>
-          <w:color w:val="5A6B76"/>
-          <w:sz w:val="22"/>
-          <w:szCs w:val="22"/>
-        </w:rPr>
-        <w:t xml:space="preserve"> —— 系列编者</w:t>
-      </w:r>
-    </w:p>
-    <w:p>
-      <w:pPr>
-        <w:pStyle w:val="Heading2"/>
-        <w:keepNext/>
-        <w:spacing w:after="140" w:before="280" w:line="360" w:lineRule="atLeast"/>
-      </w:pPr>
-      <w:bookmarkStart w:id="100012" w:name="_Toc100012"/>
-      <w:r>
-        <w:rPr>
-          <w:rFonts w:ascii="Calibri" w:eastAsia="SimHei"/>
-          <w:b/>
-          <w:bCs/>
-          <w:color w:val="1B4A5C"/>
-          <w:sz w:val="28"/>
-          <w:szCs w:val="28"/>
-        </w:rPr>
-        <w:t xml:space="preserve">2.5 八年演进沉淀出的五条工程规律</w:t>
-      </w:r>
-      <w:bookmarkEnd w:id="100012"/>
-    </w:p>
-    <w:p>
-      <w:pPr>
-        <w:spacing w:line="312"/>
-        <w:ind w:firstLine="480"/>
-        <w:jc w:val="both"/>
-      </w:pPr>
-      <w:r>
-        <w:rPr>
-          <w:rFonts w:ascii="Calibri" w:eastAsia="Microsoft YaHei"/>
-          <w:color w:val="1A2B33"/>
-          <w:sz w:val="24"/>
-          <w:szCs w:val="24"/>
-        </w:rPr>
-        <w:t xml:space="preserve">回望这段历史，有五条规律反复被验证，值得在动手开发前就刻进脑子里。规律一：能力上限由模型决定，可靠性下限由工程决定。2023 年用早期模型搭建的 Agent 无论框架多精妙都难以实用，2025 年同样的框架配上推理模型就焕然一新；反过来，模型再强，没有循环上限、错误恢复与评估防线，生产事故只是时间问题。工程不能弥补模型的短板，模型也不能替代工程的兜底。</w:t>
-      </w:r>
-    </w:p>
-    <w:p>
-      <w:pPr>
-        <w:spacing w:line="312"/>
-        <w:ind w:firstLine="480"/>
-        <w:jc w:val="both"/>
-      </w:pPr>
-      <w:r>
-        <w:rPr>
-          <w:rFonts w:ascii="Calibri" w:eastAsia="Microsoft YaHei"/>
-          <w:color w:val="1A2B33"/>
-          <w:sz w:val="24"/>
-          <w:szCs w:val="24"/>
-        </w:rPr>
-        <w:t xml:space="preserve">规律二：上下文是最稀缺的资源，一切设计都在做预算分配。模型的注意力窗口、每 Token 的计费、信息注入的比例、记忆的分层——本质都是“把有限的上下文花在最值钱的信息上”。这条规律贯穿卷二、卷七、卷十一，是全套手册最重要的主线之一。</w:t>
-      </w:r>
-    </w:p>
-    <w:p>
-      <w:pPr>
-        <w:spacing w:line="312"/>
-        <w:ind w:firstLine="480"/>
-        <w:jc w:val="both"/>
-      </w:pPr>
-      <w:r>
-        <w:rPr>
-          <w:rFonts w:ascii="Calibri" w:eastAsia="Microsoft YaHei"/>
-          <w:color w:val="1A2B33"/>
-          <w:sz w:val="24"/>
-          <w:szCs w:val="24"/>
-        </w:rPr>
-        <w:t xml:space="preserve">规律三：标准化总是滞后于爆炸式增长，但一旦确立就会重塑格局。2023 年框架林立、接口各异，2024 年底 MCP 一出，工具生态迅速向标准收敛；先按标准预留接口的团队，后来以最低成本接入了生态红利。</w:t>
-      </w:r>
-    </w:p>
-    <w:p>
-      <w:pPr>
-        <w:spacing w:line="312"/>
-        <w:ind w:firstLine="480"/>
-        <w:jc w:val="both"/>
-      </w:pPr>
-      <w:r>
-        <w:rPr>
-          <w:rFonts w:ascii="Calibri" w:eastAsia="Microsoft YaHei"/>
-          <w:color w:val="1A2B33"/>
-          <w:sz w:val="24"/>
-          <w:szCs w:val="24"/>
-        </w:rPr>
-        <w:t xml:space="preserve">规律四：演示与生产之间隔着一整套工程学科。让 Agent 跑通一次只需一个下午，让它每周稳定处理十万次任务不失控，需要评估、可观测、护栏、灰度这一整套体系——这正是 2025 年以后行业竞争的主战场，也是本手册用整整两卷篇幅（卷十五、卷十六）对待它的原因。</w:t>
-      </w:r>
-    </w:p>
-    <w:p>
-      <w:pPr>
-        <w:spacing w:line="312"/>
-        <w:ind w:firstLine="480"/>
-        <w:jc w:val="both"/>
-      </w:pPr>
-      <w:r>
-        <w:rPr>
-          <w:rFonts w:ascii="Calibri" w:eastAsia="Microsoft YaHei"/>
-          <w:color w:val="1A2B33"/>
-          <w:sz w:val="24"/>
-          <w:szCs w:val="24"/>
-        </w:rPr>
-        <w:t xml:space="preserve">规律五：人的角色从“操作者”演进为“目标设定者与裁判”。L3 系统里人逐步确认，L4 系统里人设定目标并验收结果，L5 系统里人管理 Agent 组织。每一次自主性升级，都不是“人被替代”，而是人的工作重心向上迁移——工程师需要掌握的新技能，恰是如何让这种委托变得可信。</w:t>
-      </w:r>
-    </w:p>
-    <w:p>
-      <w:pPr>
-        <w:pStyle w:val="Heading1"/>
-        <w:keepNext/>
-        <w:pageBreakBefore/>
-        <w:spacing w:after="200" w:before="360" w:line="400" w:lineRule="atLeast"/>
-      </w:pPr>
-      <w:bookmarkStart w:id="100013" w:name="_Toc100013"/>
-      <w:r>
-        <w:rPr>
-          <w:rFonts w:ascii="Calibri" w:eastAsia="SimHei"/>
-          <w:b/>
-          <w:bCs/>
-          <w:color w:val="16324A"/>
-          <w:sz w:val="32"/>
-          <w:szCs w:val="32"/>
-        </w:rPr>
-        <w:t xml:space="preserve">第三章 解剖 Agent：五大组件与核心循环</w:t>
-      </w:r>
-      <w:bookmarkEnd w:id="100013"/>
-    </w:p>
-    <w:p>
-      <w:pPr>
-        <w:pStyle w:val="Heading2"/>
-        <w:keepNext/>
-        <w:spacing w:after="140" w:before="280" w:line="360" w:lineRule="atLeast"/>
-      </w:pPr>
-      <w:bookmarkStart w:id="100014" w:name="_Toc100014"/>
-      <w:r>
-        <w:rPr>
-          <w:rFonts w:ascii="Calibri" w:eastAsia="SimHei"/>
-          <w:b/>
-          <w:bCs/>
-          <w:color w:val="1B4A5C"/>
-          <w:sz w:val="28"/>
-          <w:szCs w:val="28"/>
-        </w:rPr>
-        <w:t xml:space="preserve">3.1 从系统视角看 Agent</w:t>
-      </w:r>
-      <w:bookmarkEnd w:id="100014"/>
-    </w:p>
-    <w:p>
-      <w:pPr>
-        <w:spacing w:line="312"/>
-        <w:ind w:firstLine="480"/>
-        <w:jc w:val="both"/>
-      </w:pPr>
-      <w:r>
-        <w:rPr>
-          <w:rFonts w:ascii="Calibri" w:eastAsia="Microsoft YaHei"/>
-          <w:color w:val="1A2B33"/>
-          <w:sz w:val="24"/>
-          <w:szCs w:val="24"/>
-        </w:rPr>
-        <w:t xml:space="preserve">抛开营销话术，任何一个 Agent 系统都可以拆解为五个功能组件：大脑、感知、规划、记忆与工具。它们围绕一个共同的运行模式协作，这个模式被称为 Agent Loop（智能体循环）。五组件模型的价值在于：当你评价或调试任何一个 Agent 系统时，可以把问题精确定位到某个组件——回答质量差，可能是大脑（模型选型）问题，也可能是感知（上下文组装）问题；任务半途而废，多半是规划与循环控制问题；多次对话前言不搭后语，则是记忆问题。定位准了，才知道该去哪一卷找答案。</w:t>
+        <w:t xml:space="preserve">这两次革命解决了“模型足够聪明”的问题，但彼时的模型仍然只会输出文字：你问它答，仅此而已。模型的能力被锁死在对话框里，触不到搜索引擎、数据库与文件系统。让文字变成行动，还需要第三个关键拼图。</w:t>
       </w:r>
     </w:p>
     <w:p>
@@ -3998,7 +3591,7 @@
       <w:r>
         <w:drawing>
           <wp:inline distT="0" distB="0" distL="0" distR="0">
-            <wp:extent cx="5124450" cy="3076575"/>
+            <wp:extent cx="5486400" cy="3295650"/>
             <wp:effectExtent t="0" r="0" b="0" l="0"/>
             <wp:docPr id="1" name="" descr="" title=""/>
             <wp:cNvGraphicFramePr>
@@ -4023,6 +3616,494 @@
                   <pic:spPr bwMode="auto">
                     <a:xfrm>
                       <a:off x="0" y="0"/>
+                      <a:ext cx="5486400" cy="3295650"/>
+                    </a:xfrm>
+                    <a:prstGeom prst="rect">
+                      <a:avLst/>
+                    </a:prstGeom>
+                  </pic:spPr>
+                </pic:pic>
+              </a:graphicData>
+            </a:graphic>
+          </wp:inline>
+        </w:drawing>
+      </w:r>
+    </w:p>
+    <w:p>
+      <w:pPr>
+        <w:keepNext w:val="false"/>
+        <w:spacing w:after="200" w:before="60" w:line="312"/>
+        <w:jc w:val="center"/>
+      </w:pPr>
+      <w:r>
+        <w:rPr>
+          <w:rFonts w:ascii="Calibri" w:eastAsia="Microsoft YaHei"/>
+          <w:b/>
+          <w:bCs/>
+          <w:color w:val="5A6B76"/>
+          <w:sz w:val="21"/>
+          <w:szCs w:val="21"/>
+        </w:rPr>
+        <w:t xml:space="preserve">图1-3 AI Agent 发展关键节点（2017—2026）</w:t>
+      </w:r>
+    </w:p>
+    <w:p>
+      <w:pPr>
+        <w:pStyle w:val="Heading2"/>
+        <w:keepNext/>
+        <w:spacing w:after="140" w:before="280" w:line="360" w:lineRule="atLeast"/>
+      </w:pPr>
+      <w:bookmarkStart w:id="100009" w:name="_Toc100009"/>
+      <w:r>
+        <w:rPr>
+          <w:rFonts w:ascii="Calibri" w:eastAsia="SimHei"/>
+          <w:b/>
+          <w:bCs/>
+          <w:color w:val="1B4A5C"/>
+          <w:sz w:val="28"/>
+          <w:szCs w:val="28"/>
+        </w:rPr>
+        <w:t xml:space="preserve">2.2 范式确立：2022 到 2023 的 Agent 元年</w:t>
+      </w:r>
+      <w:bookmarkEnd w:id="100009"/>
+    </w:p>
+    <w:p>
+      <w:pPr>
+        <w:spacing w:line="312"/>
+        <w:ind w:firstLine="480"/>
+        <w:jc w:val="both"/>
+      </w:pPr>
+      <w:r>
+        <w:rPr>
+          <w:rFonts w:ascii="Calibri" w:eastAsia="Microsoft YaHei"/>
+          <w:color w:val="1A2B33"/>
+          <w:sz w:val="24"/>
+          <w:szCs w:val="24"/>
+        </w:rPr>
+        <w:t xml:space="preserve">2022 年 11 月 ChatGPT 发布，两个月内用户破亿，对话式 AI 完成大众普及，也把“模型即产品”的可能性推到了整个行业面前。但真正的转折发生在更早的 2022 年 10 月：Google 研究者发表的 ReAct 论文提出，让模型交替输出“思考（Reasoning）”与“行动（Action）”，把推理过程与工具调用交织进行。模型先写下“我需要先查一下这家公司的成立时间”，程序解析这个意图并调用搜索工具，把结果喂回模型，模型再写下下一步。这个看似简单的范式，赋予了模型“边想边做”的能力，直到今天仍是绝大多数 Agent 的骨架，卷十二将完整剖析它。</w:t>
+      </w:r>
+    </w:p>
+    <w:p>
+      <w:pPr>
+        <w:spacing w:line="312"/>
+        <w:ind w:firstLine="480"/>
+        <w:jc w:val="both"/>
+      </w:pPr>
+      <w:r>
+        <w:rPr>
+          <w:rFonts w:ascii="Calibri" w:eastAsia="Microsoft YaHei"/>
+          <w:color w:val="1A2B33"/>
+          <w:sz w:val="24"/>
+          <w:szCs w:val="24"/>
+        </w:rPr>
+        <w:t xml:space="preserve">2023 年上半年，两个开源项目点燃了公众想象。AutoGPT 把 GPT-4 包进一个自主循环：给定目标，它自动生成计划、执行、自我评估、迭代，直到目标完成或预算耗尽。它在 GitHub 上线两周即斩获数万星标，成为史上增长最快的开源项目之一。尽管它常常在循环中迷失、烧掉大量 Token 却完不成任务，但“给 AI 一个目标，它自己干完”的图景自此深入人心。BabyAGI 则用一百多行代码演示了任务队列驱动的自主执行，证明了 Agent 骨架的极简可行性。同年，LangChain、LlamaIndex 等框架兴起，为工具调用、记忆管理、检索增强提供了标准组件，Agent 开发第一次有了“脚手架”。</w:t>
+      </w:r>
+    </w:p>
+    <w:p>
+      <w:pPr>
+        <w:spacing w:line="312"/>
+        <w:ind w:firstLine="480"/>
+        <w:jc w:val="both"/>
+      </w:pPr>
+      <w:r>
+        <w:rPr>
+          <w:rFonts w:ascii="Calibri" w:eastAsia="Microsoft YaHei"/>
+          <w:color w:val="1A2B33"/>
+          <w:sz w:val="24"/>
+          <w:szCs w:val="24"/>
+        </w:rPr>
+        <w:t xml:space="preserve">这个阶段还有一条容易被忽视的支线：中文生态的快速跟进。智谱 GLM、阿里通义千问、DeepSeek 等国产模型在 2023 年密集开源，中文语料分词效率、中文知识覆盖与国内可获得的 API 通道，让中文世界的 Agent 开发没有停留在“围观”。到 2025 年，DeepSeek-R1 以极低的训练成本复现了顶级推理能力并彻底开源，Qwen 系列成为全球下载量最大的开源模型家族之一——中文工程师第一次同时站在模型侧与 Agent 应用侧的两端。本手册的示例也因此兼顾国际主流与国产开源两套技术栈。</w:t>
+      </w:r>
+    </w:p>
+    <w:p>
+      <w:pPr>
+        <w:spacing w:line="312"/>
+        <w:ind w:firstLine="480"/>
+        <w:jc w:val="both"/>
+      </w:pPr>
+      <w:r>
+        <w:rPr>
+          <w:rFonts w:ascii="Calibri" w:eastAsia="Microsoft YaHei"/>
+          <w:color w:val="1A2B33"/>
+          <w:sz w:val="24"/>
+          <w:szCs w:val="24"/>
+        </w:rPr>
+        <w:t xml:space="preserve">这个阶段的突破可以概括为三要素齐备：模型（GPT-4 级别的推理能力）、范式（ReAct 的思考-行动循环）、框架（LangChain 等工程组件）。三者叠加，Agent 从论文概念变成了可开发的软件形态。但热情掩盖不了问题：2023 年的 Agent 演示炫目而成果寥寥，社区自嘲“Agent 一句话，工程师一周工”——可靠性的欠账要到后面两年才逐步还清。</w:t>
+      </w:r>
+    </w:p>
+    <w:p>
+      <w:pPr>
+        <w:pStyle w:val="Heading2"/>
+        <w:keepNext/>
+        <w:spacing w:after="140" w:before="280" w:line="360" w:lineRule="atLeast"/>
+      </w:pPr>
+      <w:bookmarkStart w:id="100010" w:name="_Toc100010"/>
+      <w:r>
+        <w:rPr>
+          <w:rFonts w:ascii="Calibri" w:eastAsia="SimHei"/>
+          <w:b/>
+          <w:bCs/>
+          <w:color w:val="1B4A5C"/>
+          <w:sz w:val="28"/>
+          <w:szCs w:val="28"/>
+        </w:rPr>
+        <w:t xml:space="preserve">2.3 工程深化：2024 年的记忆、规划与多智能体</w:t>
+      </w:r>
+      <w:bookmarkEnd w:id="100010"/>
+    </w:p>
+    <w:p>
+      <w:pPr>
+        <w:spacing w:line="312"/>
+        <w:ind w:firstLine="480"/>
+        <w:jc w:val="both"/>
+      </w:pPr>
+      <w:r>
+        <w:rPr>
+          <w:rFonts w:ascii="Calibri" w:eastAsia="Microsoft YaHei"/>
+          <w:color w:val="1A2B33"/>
+          <w:sz w:val="24"/>
+          <w:szCs w:val="24"/>
+        </w:rPr>
+        <w:t xml:space="preserve">2023 年的 Agent 有三大瓶颈：记忆短暂（上下文窗口之外一片空白）、规划脆弱（多步任务一步走偏就全盘皆输）、单兵作战（一个 Agent 包打天下）。2024 年的产业演进正是逐一对付这三个瓶颈，Agent 开始从“演示品”变成“工程品”。</w:t>
+      </w:r>
+    </w:p>
+    <w:p>
+      <w:pPr>
+        <w:spacing w:line="312"/>
+        <w:ind w:firstLine="480"/>
+        <w:jc w:val="both"/>
+      </w:pPr>
+      <w:r>
+        <w:rPr>
+          <w:rFonts w:ascii="Calibri" w:eastAsia="Microsoft YaHei"/>
+          <w:color w:val="1A2B33"/>
+          <w:sz w:val="24"/>
+          <w:szCs w:val="24"/>
+        </w:rPr>
+        <w:t xml:space="preserve">记忆方面，MemGPT（后来的 Letta）借操作系统的虚实分页思想，提出“把上下文窗口当内存、把外部存储当磁盘”的分层记忆管理；Mem0 等框架让 Agent 获得了跨会话的长期记忆——记住你的偏好、项目背景与历史决策，下次对话不必从零开始。规划方面，思维树（Tree of Thoughts）让模型探索多条推理路径再择优，Reflexion 让 Agent 从失败中生成语言化的教训并用于重试，这些方法显著降低了“一条道走到黑”的概率。协作方面，MetaGPT、AutoGen、CrewAI 等多智能体框架爆发，把软件工程中的角色分工移植给 Agent 团队：产品经理 Agent 写需求，架构师 Agent 做设计，程序员 Agent 写代码，测试 Agent 挑毛病。同年 9 月，OpenAI 发布 o1 推理模型，用“回答前思考更久”（生成更长的内部推理链）换取“答得更准”，在数学、代码、规划类任务上带来代际提升，为 Agent 提供了更强的推理内核，卷四将专门讨论推理模型与思考预算。</w:t>
+      </w:r>
+    </w:p>
+    <w:p>
+      <w:pPr>
+        <w:spacing w:line="312"/>
+        <w:ind w:firstLine="480"/>
+        <w:jc w:val="both"/>
+      </w:pPr>
+      <w:r>
+        <w:rPr>
+          <w:rFonts w:ascii="Calibri" w:eastAsia="Microsoft YaHei"/>
+          <w:color w:val="1A2B33"/>
+          <w:sz w:val="24"/>
+          <w:szCs w:val="24"/>
+        </w:rPr>
+        <w:t xml:space="preserve">这一年的关键词是“工程化”：社区开始认真谈论可靠性、状态持久化、评估指标、成本核算这些朴素却致命的问题。LangGraph 引入的状态图与检查点机制就是典型代表——它把 Agent 的执行过程建模为可保存、可回滚的状态机，让长任务拥有了“断点续传”能力。这些工程基建的意义，要等到 Agent 任务时长从几分钟延长到几小时时才会完全显现。</w:t>
+      </w:r>
+    </w:p>
+    <w:p>
+      <w:pPr>
+        <w:pStyle w:val="Heading2"/>
+        <w:keepNext/>
+        <w:spacing w:after="140" w:before="280" w:line="360" w:lineRule="atLeast"/>
+      </w:pPr>
+      <w:bookmarkStart w:id="100011" w:name="_Toc100011"/>
+      <w:r>
+        <w:rPr>
+          <w:rFonts w:ascii="Calibri" w:eastAsia="SimHei"/>
+          <w:b/>
+          <w:bCs/>
+          <w:color w:val="1B4A5C"/>
+          <w:sz w:val="28"/>
+          <w:szCs w:val="28"/>
+        </w:rPr>
+        <w:t xml:space="preserve">2.4 标准化与落地：2025 到 2026 的协议战争</w:t>
+      </w:r>
+      <w:bookmarkEnd w:id="100011"/>
+    </w:p>
+    <w:p>
+      <w:pPr>
+        <w:spacing w:line="312"/>
+        <w:ind w:firstLine="480"/>
+        <w:jc w:val="both"/>
+      </w:pPr>
+      <w:r>
+        <w:rPr>
+          <w:rFonts w:ascii="Calibri" w:eastAsia="Microsoft YaHei"/>
+          <w:color w:val="1A2B33"/>
+          <w:sz w:val="24"/>
+          <w:szCs w:val="24"/>
+        </w:rPr>
+        <w:t xml:space="preserve">当 Agent 数量爆炸式增长后，两个集成难题浮出水面，其性质类似于互联网早期的“协议真空”。难题一：Agent 如何接入千差万别的工具与数据源？每接一个新模型就要重写一遍工具适配，M 个模型乘 N 个工具就是 M×N 份集成工作，业界称之为“M×N 集成地狱”。难题二：Agent 与 Agent 之间如何互相发现、委派任务、协商进度？不同公司、不同框架构建的 Agent 彼此是黑盒。</w:t>
+      </w:r>
+    </w:p>
+    <w:p>
+      <w:pPr>
+        <w:spacing w:line="312"/>
+        <w:ind w:firstLine="480"/>
+        <w:jc w:val="both"/>
+      </w:pPr>
+      <w:r>
+        <w:rPr>
+          <w:rFonts w:ascii="Calibri" w:eastAsia="Microsoft YaHei"/>
+          <w:color w:val="1A2B33"/>
+          <w:sz w:val="24"/>
+          <w:szCs w:val="24"/>
+        </w:rPr>
+        <w:t xml:space="preserve">2024 年 11 月，Anthropic 发布 MCP（Model Context Protocol，模型上下文协议），把“模型如何连接工具与数据”标准化：任何工具只要实现一次 MCP 服务器，就能被任何支持 MCP 的模型与客户端使用，M×N 集成坍缩为 M+N。MCP 迅速获得 OpenAI、Google 等主要厂商跟进，数千个社区 MCP 服务器涌现，成为工具接入的事实标准，卷十将完整讲解其架构与开发方法。</w:t>
+      </w:r>
+    </w:p>
+    <w:p>
+      <w:pPr>
+        <w:spacing w:line="312"/>
+        <w:ind w:firstLine="480"/>
+        <w:jc w:val="both"/>
+      </w:pPr>
+      <w:r>
+        <w:rPr>
+          <w:rFonts w:ascii="Calibri" w:eastAsia="Microsoft YaHei"/>
+          <w:color w:val="1A2B33"/>
+          <w:sz w:val="24"/>
+          <w:szCs w:val="24"/>
+        </w:rPr>
+        <w:t xml:space="preserve">2025 年 6 月，Google 发布 A2A（Agent2Agent）协议，解决 Agent 之间的互相发现、任务委派与进度协商，随后捐赠给 Linux 基金会 neutral 治理，数百家企业加入生态。A2A 与 MCP 形成清晰分工：MCP 连接“Agent 与工具”，A2A 连接“Agent 与 Agent”，两者互补而非竞争，卷十四将对比详解。同期，OpenAI 的 Deep Research 展示了 L4 级任务的可行性：给定一个研究课题，Agent 自主检索上百个网页、交叉验证信息、输出带引用的万字报告，十几分钟完成人类数小时的工作。Anthropic 与 OpenAI 相继推出 Computer Use 类能力，让 Agent 像人一样看屏幕、点鼠标、打键盘，解锁了存量软件的自动化空间。</w:t>
+      </w:r>
+    </w:p>
+    <w:p>
+      <w:pPr>
+        <w:spacing w:line="312"/>
+        <w:ind w:firstLine="480"/>
+        <w:jc w:val="both"/>
+      </w:pPr>
+      <w:r>
+        <w:rPr>
+          <w:rFonts w:ascii="Calibri" w:eastAsia="Microsoft YaHei"/>
+          <w:color w:val="1A2B33"/>
+          <w:sz w:val="24"/>
+          <w:szCs w:val="24"/>
+        </w:rPr>
+        <w:t xml:space="preserve">到 2026 年，Agent 开发的重心已经从“能不能做”转向“做得是否可靠、安全、省钱”：企业采购 Agent 方案时的必答变成了准确率多少、越权风险如何防、单任务成本几何——这正是可观测性、评估体系与安全工程成为独立技术领域的原因，也是本手册卷十五、卷十六的主题。回望这八年，一条清晰的脉络浮现：模型能力每上一个台阶（Transformer、上下文学习、推理模型），工程就补上一课（框架、记忆与规划、协议与治理），而下一课永远是“让能力可依赖”。对学习者的启示很直接：只追模型新闻会永远浮躁，只学框架 API 会快速过时，把“原理—工程—治理”三条线都纳入视野，才能在这个快速演进的领域里保持稳定的学习复利。</w:t>
+      </w:r>
+    </w:p>
+    <w:p>
+      <w:pPr>
+        <w:pBdr>
+          <w:left w:val="single" w:color="8FA6AD" w:sz="12" w:space="12"/>
+        </w:pBdr>
+        <w:spacing w:after="120" w:before="120" w:line="312"/>
+        <w:ind w:left="560" w:firstLine="480"/>
+        <w:jc w:val="both"/>
+      </w:pPr>
+      <w:r>
+        <w:rPr>
+          <w:rFonts w:ascii="Calibri" w:eastAsia="Microsoft YaHei"/>
+          <w:i/>
+          <w:iCs/>
+          <w:color w:val="5A6B76"/>
+          <w:sz w:val="22"/>
+          <w:szCs w:val="22"/>
+        </w:rPr>
+        <w:t xml:space="preserve">我们总是高估技术的短期影响，而低估它的长期影响。Agent 在 2023 年被高估为“一年取代所有软件”，又在 2025 年被低估为“不过是套壳对话”——真相是，它正在成为软件的新形态。</w:t>
+      </w:r>
+      <w:r>
+        <w:rPr>
+          <w:rFonts w:ascii="Calibri" w:eastAsia="Microsoft YaHei"/>
+          <w:color w:val="5A6B76"/>
+          <w:sz w:val="22"/>
+          <w:szCs w:val="22"/>
+        </w:rPr>
+        <w:t xml:space="preserve"> —— 系列编者</w:t>
+      </w:r>
+    </w:p>
+    <w:p>
+      <w:pPr>
+        <w:pStyle w:val="Heading2"/>
+        <w:keepNext/>
+        <w:spacing w:after="140" w:before="280" w:line="360" w:lineRule="atLeast"/>
+      </w:pPr>
+      <w:bookmarkStart w:id="100012" w:name="_Toc100012"/>
+      <w:r>
+        <w:rPr>
+          <w:rFonts w:ascii="Calibri" w:eastAsia="SimHei"/>
+          <w:b/>
+          <w:bCs/>
+          <w:color w:val="1B4A5C"/>
+          <w:sz w:val="28"/>
+          <w:szCs w:val="28"/>
+        </w:rPr>
+        <w:t xml:space="preserve">2.5 八年演进沉淀出的五条工程规律</w:t>
+      </w:r>
+      <w:bookmarkEnd w:id="100012"/>
+    </w:p>
+    <w:p>
+      <w:pPr>
+        <w:spacing w:line="312"/>
+        <w:ind w:firstLine="480"/>
+        <w:jc w:val="both"/>
+      </w:pPr>
+      <w:r>
+        <w:rPr>
+          <w:rFonts w:ascii="Calibri" w:eastAsia="Microsoft YaHei"/>
+          <w:color w:val="1A2B33"/>
+          <w:sz w:val="24"/>
+          <w:szCs w:val="24"/>
+        </w:rPr>
+        <w:t xml:space="preserve">回望这段历史，有五条规律反复被验证，值得在动手开发前就刻进脑子里。规律一：能力上限由模型决定，可靠性下限由工程决定。2023 年用早期模型搭建的 Agent 无论框架多精妙都难以实用，2025 年同样的框架配上推理模型就焕然一新；反过来，模型再强，没有循环上限、错误恢复与评估防线，生产事故只是时间问题。工程不能弥补模型的短板，模型也不能替代工程的兜底。</w:t>
+      </w:r>
+    </w:p>
+    <w:p>
+      <w:pPr>
+        <w:spacing w:line="312"/>
+        <w:ind w:firstLine="480"/>
+        <w:jc w:val="both"/>
+      </w:pPr>
+      <w:r>
+        <w:rPr>
+          <w:rFonts w:ascii="Calibri" w:eastAsia="Microsoft YaHei"/>
+          <w:color w:val="1A2B33"/>
+          <w:sz w:val="24"/>
+          <w:szCs w:val="24"/>
+        </w:rPr>
+        <w:t xml:space="preserve">规律二：上下文是最稀缺的资源，一切设计都在做预算分配。模型的注意力窗口、每 Token 的计费、信息注入的比例、记忆的分层——本质都是“把有限的上下文花在最值钱的信息上”。这条规律贯穿卷二、卷七、卷十一，是全套手册最重要的主线之一。</w:t>
+      </w:r>
+    </w:p>
+    <w:p>
+      <w:pPr>
+        <w:spacing w:line="312"/>
+        <w:ind w:firstLine="480"/>
+        <w:jc w:val="both"/>
+      </w:pPr>
+      <w:r>
+        <w:rPr>
+          <w:rFonts w:ascii="Calibri" w:eastAsia="Microsoft YaHei"/>
+          <w:color w:val="1A2B33"/>
+          <w:sz w:val="24"/>
+          <w:szCs w:val="24"/>
+        </w:rPr>
+        <w:t xml:space="preserve">规律三：标准化总是滞后于爆炸式增长，但一旦确立就会重塑格局。2023 年框架林立、接口各异，2024 年底 MCP 一出，工具生态迅速向标准收敛；先按标准预留接口的团队，后来以最低成本接入了生态红利。</w:t>
+      </w:r>
+    </w:p>
+    <w:p>
+      <w:pPr>
+        <w:spacing w:line="312"/>
+        <w:ind w:firstLine="480"/>
+        <w:jc w:val="both"/>
+      </w:pPr>
+      <w:r>
+        <w:rPr>
+          <w:rFonts w:ascii="Calibri" w:eastAsia="Microsoft YaHei"/>
+          <w:color w:val="1A2B33"/>
+          <w:sz w:val="24"/>
+          <w:szCs w:val="24"/>
+        </w:rPr>
+        <w:t xml:space="preserve">规律四：演示与生产之间隔着一整套工程学科。让 Agent 跑通一次只需一个下午，让它每周稳定处理十万次任务不失控，需要评估、可观测、护栏、灰度这一整套体系——这正是 2025 年以后行业竞争的主战场，也是本手册用整整两卷篇幅（卷十五、卷十六）对待它的原因。</w:t>
+      </w:r>
+    </w:p>
+    <w:p>
+      <w:pPr>
+        <w:spacing w:line="312"/>
+        <w:ind w:firstLine="480"/>
+        <w:jc w:val="both"/>
+      </w:pPr>
+      <w:r>
+        <w:rPr>
+          <w:rFonts w:ascii="Calibri" w:eastAsia="Microsoft YaHei"/>
+          <w:color w:val="1A2B33"/>
+          <w:sz w:val="24"/>
+          <w:szCs w:val="24"/>
+        </w:rPr>
+        <w:t xml:space="preserve">规律五：人的角色从“操作者”演进为“目标设定者与裁判”。L3 系统里人逐步确认，L4 系统里人设定目标并验收结果，L5 系统里人管理 Agent 组织。每一次自主性升级，都不是“人被替代”，而是人的工作重心向上迁移——工程师需要掌握的新技能，恰是如何让这种委托变得可信。</w:t>
+      </w:r>
+    </w:p>
+    <w:p>
+      <w:pPr>
+        <w:pStyle w:val="Heading1"/>
+        <w:keepNext/>
+        <w:pageBreakBefore/>
+        <w:spacing w:after="200" w:before="360" w:line="400" w:lineRule="atLeast"/>
+      </w:pPr>
+      <w:bookmarkStart w:id="100013" w:name="_Toc100013"/>
+      <w:r>
+        <w:rPr>
+          <w:rFonts w:ascii="Calibri" w:eastAsia="SimHei"/>
+          <w:b/>
+          <w:bCs/>
+          <w:color w:val="16324A"/>
+          <w:sz w:val="32"/>
+          <w:szCs w:val="32"/>
+        </w:rPr>
+        <w:t xml:space="preserve">第三章 解剖 Agent：五大组件与核心循环</w:t>
+      </w:r>
+      <w:bookmarkEnd w:id="100013"/>
+    </w:p>
+    <w:p>
+      <w:pPr>
+        <w:pStyle w:val="Heading2"/>
+        <w:keepNext/>
+        <w:spacing w:after="140" w:before="280" w:line="360" w:lineRule="atLeast"/>
+      </w:pPr>
+      <w:bookmarkStart w:id="100014" w:name="_Toc100014"/>
+      <w:r>
+        <w:rPr>
+          <w:rFonts w:ascii="Calibri" w:eastAsia="SimHei"/>
+          <w:b/>
+          <w:bCs/>
+          <w:color w:val="1B4A5C"/>
+          <w:sz w:val="28"/>
+          <w:szCs w:val="28"/>
+        </w:rPr>
+        <w:t xml:space="preserve">3.1 从系统视角看 Agent</w:t>
+      </w:r>
+      <w:bookmarkEnd w:id="100014"/>
+    </w:p>
+    <w:p>
+      <w:pPr>
+        <w:spacing w:line="312"/>
+        <w:ind w:firstLine="480"/>
+        <w:jc w:val="both"/>
+      </w:pPr>
+      <w:r>
+        <w:rPr>
+          <w:rFonts w:ascii="Calibri" w:eastAsia="Microsoft YaHei"/>
+          <w:color w:val="1A2B33"/>
+          <w:sz w:val="24"/>
+          <w:szCs w:val="24"/>
+        </w:rPr>
+        <w:t xml:space="preserve">抛开营销话术，任何一个 Agent 系统都可以拆解为五个功能组件：大脑、感知、规划、记忆与工具。它们围绕一个共同的运行模式协作，这个模式被称为 Agent Loop（智能体循环）。五组件模型的价值在于：当你评价或调试任何一个 Agent 系统时，可以把问题精确定位到某个组件——回答质量差，可能是大脑（模型选型）问题，也可能是感知（上下文组装）问题；任务半途而废，多半是规划与循环控制问题；多次对话前言不搭后语，则是记忆问题。定位准了，才知道该去哪一卷找答案。</w:t>
+      </w:r>
+    </w:p>
+    <w:p>
+      <w:pPr>
+        <w:keepNext/>
+        <w:spacing w:after="40" w:before="160"/>
+        <w:jc w:val="center"/>
+      </w:pPr>
+      <w:r>
+        <w:drawing>
+          <wp:inline distT="0" distB="0" distL="0" distR="0">
+            <wp:extent cx="5124450" cy="3076575"/>
+            <wp:effectExtent t="0" r="0" b="0" l="0"/>
+            <wp:docPr id="1" name="" descr="" title=""/>
+            <wp:cNvGraphicFramePr>
+              <a:graphicFrameLocks xmlns:a="http://schemas.openxmlformats.org/drawingml/2006/main" noChangeAspect="1"/>
+            </wp:cNvGraphicFramePr>
+            <a:graphic xmlns:a="http://schemas.openxmlformats.org/drawingml/2006/main">
+              <a:graphicData uri="http://schemas.openxmlformats.org/drawingml/2006/picture">
+                <pic:pic xmlns:pic="http://schemas.openxmlformats.org/drawingml/2006/picture">
+                  <pic:nvPicPr>
+                    <pic:cNvPr id="0" name="" descr=""/>
+                    <pic:cNvPicPr>
+                      <a:picLocks noChangeAspect="1" noChangeArrowheads="1"/>
+                    </pic:cNvPicPr>
+                  </pic:nvPicPr>
+                  <pic:blipFill>
+                    <a:blip r:embed="rId14" cstate="none"/>
+                    <a:srcRect/>
+                    <a:stretch>
+                      <a:fillRect/>
+                    </a:stretch>
+                  </pic:blipFill>
+                  <pic:spPr bwMode="auto">
+                    <a:xfrm>
+                      <a:off x="0" y="0"/>
                       <a:ext cx="5124450" cy="3076575"/>
                     </a:xfrm>
                     <a:prstGeom prst="rect">
@@ -4051,7 +4132,7 @@
           <w:sz w:val="21"/>
           <w:szCs w:val="21"/>
         </w:rPr>
-        <w:t xml:space="preserve">图1-3 Agent 的五大核心组件</w:t>
+        <w:t xml:space="preserve">图1-4 Agent 的五大核心组件</w:t>
       </w:r>
     </w:p>
     <w:p>
@@ -6492,7 +6573,7 @@
                     </pic:cNvPicPr>
                   </pic:nvPicPr>
                   <pic:blipFill>
-                    <a:blip r:embed="rId14" cstate="none"/>
+                    <a:blip r:embed="rId15" cstate="none"/>
                     <a:srcRect/>
                     <a:stretch>
                       <a:fillRect/>
@@ -6529,7 +6610,7 @@
           <w:sz w:val="21"/>
           <w:szCs w:val="21"/>
         </w:rPr>
-        <w:t xml:space="preserve">图1-4 Agent 开发六层技术栈全景</w:t>
+        <w:t xml:space="preserve">图1-5 Agent 开发六层技术栈全景</w:t>
       </w:r>
     </w:p>
     <w:p>
@@ -8056,7 +8137,7 @@
                     </pic:cNvPicPr>
                   </pic:nvPicPr>
                   <pic:blipFill>
-                    <a:blip r:embed="rId15" cstate="none"/>
+                    <a:blip r:embed="rId16" cstate="none"/>
                     <a:srcRect/>
                     <a:stretch>
                       <a:fillRect/>
@@ -8093,7 +8174,7 @@
           <w:sz w:val="21"/>
           <w:szCs w:val="21"/>
         </w:rPr>
-        <w:t xml:space="preserve">图1-5 Agent 开发工程师技能雷达</w:t>
+        <w:t xml:space="preserve">图1-6 Agent 开发工程师技能雷达</w:t>
       </w:r>
     </w:p>
     <w:p>
@@ -9535,7 +9616,7 @@
           <w:sz w:val="24"/>
           <w:szCs w:val="24"/>
         </w:rPr>
-        <w:t xml:space="preserve">**系统思维：从模型层看到系统层。** Agent 系统横跨六层技术栈（本章 4.2 节），一个具体故障可能出在任何一层——用户说"答得不准"，是嵌入模型不匹配、检索没召回、提示词组织混乱，还是模型能力不足？系统思维就是"在动手修之前，先定位到层"的能力。训练方法有三个：第一，坚持用本章 3.5 节"故障定位速查"的思路，遇到问题先归类再动手；第二，养成"画链路"的习惯——把用户、数据、模型、工具、反馈画成一张图，讨论时对着图说话；第三，做任何优化前先问"这个改动影响哪几层、代价是什么"（比如调大检索注入的段落数，会同时影响成本、延迟与上下文噪声）。</w:t>
+        <w:t xml:space="preserve">系统思维：从模型层看到系统层。 Agent 系统横跨六层技术栈（本章 4.2 节），一个具体故障可能出在任何一层——用户说"答得不准"，是嵌入模型不匹配、检索没召回、提示词组织混乱，还是模型能力不足？系统思维就是"在动手修之前，先定位到层"的能力。训练方法有三个：第一，坚持用本章 3.5 节"故障定位速查"的思路，遇到问题先归类再动手；第二，养成"画链路"的习惯——把用户、数据、模型、工具、反馈画成一张图，讨论时对着图说话；第三，做任何优化前先问"这个改动影响哪几层、代价是什么"（比如调大检索注入的段落数，会同时影响成本、延迟与上下文噪声）。</w:t>
       </w:r>
     </w:p>
     <w:p>
@@ -9551,7 +9632,7 @@
           <w:sz w:val="24"/>
           <w:szCs w:val="24"/>
         </w:rPr>
-        <w:t xml:space="preserve">**韧性：与"不按预期工作"长期共处。** Agent 开发与普通软件开发最大的心理差异在于：普通代码"要么对要么错"，而这个领域的大量时间花在"它今天怎么又变了"上——同一条提示词昨天还好好的，换个输入就崩了；小测试集上检索质量完美，上生产就露馅。真实的工作节奏是"九成时间在处理不按预期，一成时间才在加新功能"。对韧性的三个实用建议：把失败当素材而不是挫折（本章 6.3 节建议的"错误博物馆"就是它的具体形态）；用评估集把"玄学"变成"数据"（每次挫败后都问一句"这次失败能不能固化成一条测试用例"）；管理预期（对同事与业务方都讲清可靠性边界，避免用演示级预期去管理生产级系统）。</w:t>
+        <w:t xml:space="preserve">韧性：与"不按预期工作"长期共处。 Agent 开发与普通软件开发最大的心理差异在于：普通代码"要么对要么错"，而这个领域的大量时间花在"它今天怎么又变了"上——同一条提示词昨天还好好的，换个输入就崩了；小测试集上检索质量完美，上生产就露馅。真实的工作节奏是"九成时间在处理不按预期，一成时间才在加新功能"。对韧性的三个实用建议：把失败当素材而不是挫折（本章 6.3 节建议的"错误博物馆"就是它的具体形态）；用评估集把"玄学"变成"数据"（每次挫败后都问一句"这次失败能不能固化成一条测试用例"）；管理预期（对同事与业务方都讲清可靠性边界，避免用演示级预期去管理生产级系统）。</w:t>
       </w:r>
     </w:p>
     <w:p>
@@ -9567,7 +9648,7 @@
           <w:sz w:val="24"/>
           <w:szCs w:val="24"/>
         </w:rPr>
-        <w:t xml:space="preserve">**协作与 Owner 意识：对业务效果负责。** Agent 项目天然跨职能：产品定义场景与验收、算法提供模型能力、业务提供知识库与流程、工程师把这一切组装起来——而组装者往往是最能看清全局的人，也就最该主动对最终效果负责。三个具体动作：主动把技术语言翻译成业务语言（不说"召回率提升 8 个点"，说"每 100 个问题少错 8 个"）；把评估数据当作协作货币（用共同指标与业务方对齐预期、讨论投入产出）；在需求早期就介入——"这个场景适不适合 Agent 化"的判断越早给出越省成本（参考本章 5.4 节的三个反模式）。</w:t>
+        <w:t xml:space="preserve">协作与 Owner 意识：对业务效果负责。 Agent 项目天然跨职能：产品定义场景与验收、算法提供模型能力、业务提供知识库与流程、工程师把这一切组装起来——而组装者往往是最能看清全局的人，也就最该主动对最终效果负责。三个具体动作：主动把技术语言翻译成业务语言（不说"召回率提升 8 个点"，说"每 100 个问题少错 8 个"）；把评估数据当作协作货币（用共同指标与业务方对齐预期、讨论投入产出）；在需求早期就介入——"这个场景适不适合 Agent 化"的判断越早给出越省成本（参考本章 5.4 节的三个反模式）。</w:t>
       </w:r>
     </w:p>
     <w:p>
@@ -9583,7 +9664,7 @@
           <w:sz w:val="24"/>
           <w:szCs w:val="24"/>
         </w:rPr>
-        <w:t xml:space="preserve">**持续学习：与"半年一代"的领域共处。** 这个领域六个月换一代工具、一年换一代模型，焦虑是正常的，解毒剂是方法。把学习分成"原理层"与"工具层"两条线：原理（注意力机制、上下文预算、评估闭环、权限最小化）十年不变、值得精读；工具（框架 API、平台功能）随时会过时，学会"用评估集判断要不要跟进"即可（本章 6.3 节的方法）。同时给自己装一个信息过滤器：固定信息源（官方文档加两三个高质量社区）、固定评估习惯（任何新技术先用自己业务的用例集试一遍）、固定复盘节奏（每月把新学到的与踩过的坑各写三条）。少追发布会的热闹，多问一句"它解决我当前系统的哪个具体问题"。</w:t>
+        <w:t xml:space="preserve">持续学习：与"半年一代"的领域共处。 这个领域六个月换一代工具、一年换一代模型，焦虑是正常的，解毒剂是方法。把学习分成"原理层"与"工具层"两条线：原理（注意力机制、上下文预算、评估闭环、权限最小化）十年不变、值得精读；工具（框架 API、平台功能）随时会过时，学会"用评估集判断要不要跟进"即可（本章 6.3 节的方法）。同时给自己装一个信息过滤器：固定信息源（官方文档加两三个高质量社区）、固定评估习惯（任何新技术先用自己业务的用例集试一遍）、固定复盘节奏（每月把新学到的与踩过的坑各写三条）。少追发布会的热闹，多问一句"它解决我当前系统的哪个具体问题"。</w:t>
       </w:r>
     </w:p>
     <w:p>
@@ -9731,7 +9812,7 @@
           <w:sz w:val="24"/>
           <w:szCs w:val="24"/>
         </w:rPr>
-        <w:t xml:space="preserve">对照图1-5 的技能雷达，给自己当前水平打分并写出三项最优先的补强计划，注明计划对应的卷次。</w:t>
+        <w:t xml:space="preserve">对照图1-6 的技能雷达，给自己当前水平打分并写出三项最优先的补强计划，注明计划对应的卷次。</w:t>
       </w:r>
     </w:p>
     <w:p>

--- a/downloads/卷01 认知篇：AI Agent 全景与工程师技能地图.docx
+++ b/downloads/卷01 认知篇：AI Agent 全景与工程师技能地图.docx
@@ -1865,7 +1865,7 @@
               <w:rPr>
                 <w:rStyle w:val="Hyperlink"/>
               </w:rPr>
-              <w:t>思考与练习</w:t>
+              <w:t>本卷实战实验室</w:t>
             </w:r>
             <w:r>
               <w:tab/>
@@ -1881,6 +1881,78 @@
             </w:r>
             <w:r>
               <w:t>29</w:t>
+            </w:r>
+            <w:r>
+              <w:fldChar w:fldCharType="end"/>
+            </w:r>
+          </w:hyperlink>
+        </w:p>
+        <w:p>
+          <w:pPr>
+            <w:pStyle w:val="11"/>
+            <w:ind w:left="360"/>
+            <w:tabs>
+              <w:tab w:val="right" w:leader="dot" w:pos="9026"/>
+            </w:tabs>
+            <w:spacing w:before="120" w:after="60"/>
+          </w:pPr>
+          <w:hyperlink w:anchor="_Toc100038" w:history="1">
+            <w:r>
+              <w:rPr>
+                <w:rStyle w:val="Hyperlink"/>
+              </w:rPr>
+              <w:t>实验 1：亲手调一次大模型，观察三个参数（20 分钟）</w:t>
+            </w:r>
+            <w:r>
+              <w:tab/>
+            </w:r>
+            <w:r>
+              <w:fldChar w:fldCharType="begin"/>
+            </w:r>
+            <w:r>
+              <w:instrText xml:space="preserve"> PAGEREF _Toc100038 \h </w:instrText>
+            </w:r>
+            <w:r>
+              <w:fldChar w:fldCharType="separate"/>
+            </w:r>
+            <w:r>
+              <w:t>29</w:t>
+            </w:r>
+            <w:r>
+              <w:fldChar w:fldCharType="end"/>
+            </w:r>
+          </w:hyperlink>
+        </w:p>
+        <w:p>
+          <w:pPr>
+            <w:pStyle w:val="11"/>
+            <w:ind w:left="360"/>
+            <w:tabs>
+              <w:tab w:val="right" w:leader="dot" w:pos="9026"/>
+            </w:tabs>
+            <w:spacing w:before="120" w:after="60"/>
+          </w:pPr>
+          <w:hyperlink w:anchor="_Toc100039" w:history="1">
+            <w:r>
+              <w:rPr>
+                <w:rStyle w:val="Hyperlink"/>
+              </w:rPr>
+              <w:t>实验 2：给身边的 AI 产品定级（20 分钟）</w:t>
+            </w:r>
+            <w:r>
+              <w:tab/>
+            </w:r>
+            <w:r>
+              <w:fldChar w:fldCharType="begin"/>
+            </w:r>
+            <w:r>
+              <w:instrText xml:space="preserve"> PAGEREF _Toc100039 \h </w:instrText>
+            </w:r>
+            <w:r>
+              <w:fldChar w:fldCharType="separate"/>
+            </w:r>
+            <w:r>
+              <w:t>31</w:t>
             </w:r>
             <w:r>
               <w:fldChar w:fldCharType="end"/>
@@ -1895,11 +1967,441 @@
             </w:tabs>
             <w:spacing w:before="120" w:after="60"/>
           </w:pPr>
-          <w:hyperlink w:anchor="_Toc100038" w:history="1">
+          <w:hyperlink w:anchor="_Toc100040" w:history="1">
             <w:r>
               <w:rPr>
                 <w:rStyle w:val="Hyperlink"/>
               </w:rPr>
+              <w:t>思考与练习</w:t>
+            </w:r>
+            <w:r>
+              <w:tab/>
+            </w:r>
+            <w:r>
+              <w:fldChar w:fldCharType="begin"/>
+            </w:r>
+            <w:r>
+              <w:instrText xml:space="preserve"> PAGEREF _Toc100040 \h </w:instrText>
+            </w:r>
+            <w:r>
+              <w:fldChar w:fldCharType="separate"/>
+            </w:r>
+            <w:r>
+              <w:t>31</w:t>
+            </w:r>
+            <w:r>
+              <w:fldChar w:fldCharType="end"/>
+            </w:r>
+          </w:hyperlink>
+        </w:p>
+        <w:p>
+          <w:pPr>
+            <w:pStyle w:val="9"/>
+            <w:tabs>
+              <w:tab w:val="right" w:leader="dot" w:pos="9026"/>
+            </w:tabs>
+            <w:spacing w:before="120" w:after="60"/>
+          </w:pPr>
+          <w:hyperlink w:anchor="_Toc100041" w:history="1">
+            <w:r>
+              <w:rPr>
+                <w:rStyle w:val="Hyperlink"/>
+              </w:rPr>
+              <w:t>面试题精选（附参考答案）</w:t>
+            </w:r>
+            <w:r>
+              <w:tab/>
+            </w:r>
+            <w:r>
+              <w:fldChar w:fldCharType="begin"/>
+            </w:r>
+            <w:r>
+              <w:instrText xml:space="preserve"> PAGEREF _Toc100041 \h </w:instrText>
+            </w:r>
+            <w:r>
+              <w:fldChar w:fldCharType="separate"/>
+            </w:r>
+            <w:r>
+              <w:t>32</w:t>
+            </w:r>
+            <w:r>
+              <w:fldChar w:fldCharType="end"/>
+            </w:r>
+          </w:hyperlink>
+        </w:p>
+        <w:p>
+          <w:pPr>
+            <w:pStyle w:val="11"/>
+            <w:ind w:left="360"/>
+            <w:tabs>
+              <w:tab w:val="right" w:leader="dot" w:pos="9026"/>
+            </w:tabs>
+            <w:spacing w:before="120" w:after="60"/>
+          </w:pPr>
+          <w:hyperlink w:anchor="_Toc100042" w:history="1">
+            <w:r>
+              <w:rPr>
+                <w:rStyle w:val="Hyperlink"/>
+              </w:rPr>
+              <w:t>题1　什么是 AI Agent？请给出严格定义并点出五个关键词。</w:t>
+            </w:r>
+            <w:r>
+              <w:tab/>
+            </w:r>
+            <w:r>
+              <w:fldChar w:fldCharType="begin"/>
+            </w:r>
+            <w:r>
+              <w:instrText xml:space="preserve"> PAGEREF _Toc100042 \h </w:instrText>
+            </w:r>
+            <w:r>
+              <w:fldChar w:fldCharType="separate"/>
+            </w:r>
+            <w:r>
+              <w:t>32</w:t>
+            </w:r>
+            <w:r>
+              <w:fldChar w:fldCharType="end"/>
+            </w:r>
+          </w:hyperlink>
+        </w:p>
+        <w:p>
+          <w:pPr>
+            <w:pStyle w:val="11"/>
+            <w:ind w:left="360"/>
+            <w:tabs>
+              <w:tab w:val="right" w:leader="dot" w:pos="9026"/>
+            </w:tabs>
+            <w:spacing w:before="120" w:after="60"/>
+          </w:pPr>
+          <w:hyperlink w:anchor="_Toc100043" w:history="1">
+            <w:r>
+              <w:rPr>
+                <w:rStyle w:val="Hyperlink"/>
+              </w:rPr>
+              <w:t>题2　Agent 与聊天机器人、工作流自动化、RPA 的本质区别是什么？</w:t>
+            </w:r>
+            <w:r>
+              <w:tab/>
+            </w:r>
+            <w:r>
+              <w:fldChar w:fldCharType="begin"/>
+            </w:r>
+            <w:r>
+              <w:instrText xml:space="preserve"> PAGEREF _Toc100043 \h </w:instrText>
+            </w:r>
+            <w:r>
+              <w:fldChar w:fldCharType="separate"/>
+            </w:r>
+            <w:r>
+              <w:t>33</w:t>
+            </w:r>
+            <w:r>
+              <w:fldChar w:fldCharType="end"/>
+            </w:r>
+          </w:hyperlink>
+        </w:p>
+        <w:p>
+          <w:pPr>
+            <w:pStyle w:val="11"/>
+            <w:ind w:left="360"/>
+            <w:tabs>
+              <w:tab w:val="right" w:leader="dot" w:pos="9026"/>
+            </w:tabs>
+            <w:spacing w:before="120" w:after="60"/>
+          </w:pPr>
+          <w:hyperlink w:anchor="_Toc100044" w:history="1">
+            <w:r>
+              <w:rPr>
+                <w:rStyle w:val="Hyperlink"/>
+              </w:rPr>
+              <w:t>题3　业务方想要“全自动 Agent”，你如何用 L0 到 L5 分级设定预期？</w:t>
+            </w:r>
+            <w:r>
+              <w:tab/>
+            </w:r>
+            <w:r>
+              <w:fldChar w:fldCharType="begin"/>
+            </w:r>
+            <w:r>
+              <w:instrText xml:space="preserve"> PAGEREF _Toc100044 \h </w:instrText>
+            </w:r>
+            <w:r>
+              <w:fldChar w:fldCharType="separate"/>
+            </w:r>
+            <w:r>
+              <w:t>33</w:t>
+            </w:r>
+            <w:r>
+              <w:fldChar w:fldCharType="end"/>
+            </w:r>
+          </w:hyperlink>
+        </w:p>
+        <w:p>
+          <w:pPr>
+            <w:pStyle w:val="11"/>
+            <w:ind w:left="360"/>
+            <w:tabs>
+              <w:tab w:val="right" w:leader="dot" w:pos="9026"/>
+            </w:tabs>
+            <w:spacing w:before="120" w:after="60"/>
+          </w:pPr>
+          <w:hyperlink w:anchor="_Toc100045" w:history="1">
+            <w:r>
+              <w:rPr>
+                <w:rStyle w:val="Hyperlink"/>
+              </w:rPr>
+              <w:t>题4　八年发展史有哪些关键节点？MCP 与 A2A 各解决什么问题？</w:t>
+            </w:r>
+            <w:r>
+              <w:tab/>
+            </w:r>
+            <w:r>
+              <w:fldChar w:fldCharType="begin"/>
+            </w:r>
+            <w:r>
+              <w:instrText xml:space="preserve"> PAGEREF _Toc100045 \h </w:instrText>
+            </w:r>
+            <w:r>
+              <w:fldChar w:fldCharType="separate"/>
+            </w:r>
+            <w:r>
+              <w:t>34</w:t>
+            </w:r>
+            <w:r>
+              <w:fldChar w:fldCharType="end"/>
+            </w:r>
+          </w:hyperlink>
+        </w:p>
+        <w:p>
+          <w:pPr>
+            <w:pStyle w:val="11"/>
+            <w:ind w:left="360"/>
+            <w:tabs>
+              <w:tab w:val="right" w:leader="dot" w:pos="9026"/>
+            </w:tabs>
+            <w:spacing w:before="120" w:after="60"/>
+          </w:pPr>
+          <w:hyperlink w:anchor="_Toc100046" w:history="1">
+            <w:r>
+              <w:rPr>
+                <w:rStyle w:val="Hyperlink"/>
+              </w:rPr>
+              <w:t>题5　五大组件是什么？如何用它把“表现不好”定位成工程问题？</w:t>
+            </w:r>
+            <w:r>
+              <w:tab/>
+            </w:r>
+            <w:r>
+              <w:fldChar w:fldCharType="begin"/>
+            </w:r>
+            <w:r>
+              <w:instrText xml:space="preserve"> PAGEREF _Toc100046 \h </w:instrText>
+            </w:r>
+            <w:r>
+              <w:fldChar w:fldCharType="separate"/>
+            </w:r>
+            <w:r>
+              <w:t>35</w:t>
+            </w:r>
+            <w:r>
+              <w:fldChar w:fldCharType="end"/>
+            </w:r>
+          </w:hyperlink>
+        </w:p>
+        <w:p>
+          <w:pPr>
+            <w:pStyle w:val="11"/>
+            <w:ind w:left="360"/>
+            <w:tabs>
+              <w:tab w:val="right" w:leader="dot" w:pos="9026"/>
+            </w:tabs>
+            <w:spacing w:before="120" w:after="60"/>
+          </w:pPr>
+          <w:hyperlink w:anchor="_Toc100047" w:history="1">
+            <w:r>
+              <w:rPr>
+                <w:rStyle w:val="Hyperlink"/>
+              </w:rPr>
+              <w:t>题6　为什么说 Agent 就是“循环里的 LLM”？循环上限为什么是保险丝？</w:t>
+            </w:r>
+            <w:r>
+              <w:tab/>
+            </w:r>
+            <w:r>
+              <w:fldChar w:fldCharType="begin"/>
+            </w:r>
+            <w:r>
+              <w:instrText xml:space="preserve"> PAGEREF _Toc100047 \h </w:instrText>
+            </w:r>
+            <w:r>
+              <w:fldChar w:fldCharType="separate"/>
+            </w:r>
+            <w:r>
+              <w:t>36</w:t>
+            </w:r>
+            <w:r>
+              <w:fldChar w:fldCharType="end"/>
+            </w:r>
+          </w:hyperlink>
+        </w:p>
+        <w:p>
+          <w:pPr>
+            <w:pStyle w:val="11"/>
+            <w:ind w:left="360"/>
+            <w:tabs>
+              <w:tab w:val="right" w:leader="dot" w:pos="9026"/>
+            </w:tabs>
+            <w:spacing w:before="120" w:after="60"/>
+          </w:pPr>
+          <w:hyperlink w:anchor="_Toc100048" w:history="1">
+            <w:r>
+              <w:rPr>
+                <w:rStyle w:val="Hyperlink"/>
+              </w:rPr>
+              <w:t>题7　多轮 Agent 的 token 成本为什么随步数暴涨？如何优化？</w:t>
+            </w:r>
+            <w:r>
+              <w:tab/>
+            </w:r>
+            <w:r>
+              <w:fldChar w:fldCharType="begin"/>
+            </w:r>
+            <w:r>
+              <w:instrText xml:space="preserve"> PAGEREF _Toc100048 \h </w:instrText>
+            </w:r>
+            <w:r>
+              <w:fldChar w:fldCharType="separate"/>
+            </w:r>
+            <w:r>
+              <w:t>36</w:t>
+            </w:r>
+            <w:r>
+              <w:fldChar w:fldCharType="end"/>
+            </w:r>
+          </w:hyperlink>
+        </w:p>
+        <w:p>
+          <w:pPr>
+            <w:pStyle w:val="11"/>
+            <w:ind w:left="360"/>
+            <w:tabs>
+              <w:tab w:val="right" w:leader="dot" w:pos="9026"/>
+            </w:tabs>
+            <w:spacing w:before="120" w:after="60"/>
+          </w:pPr>
+          <w:hyperlink w:anchor="_Toc100049" w:history="1">
+            <w:r>
+              <w:rPr>
+                <w:rStyle w:val="Hyperlink"/>
+              </w:rPr>
+              <w:t>题8　判断一个场景是否适合 Agent 化，你会用哪三条判据？</w:t>
+            </w:r>
+            <w:r>
+              <w:tab/>
+            </w:r>
+            <w:r>
+              <w:fldChar w:fldCharType="begin"/>
+            </w:r>
+            <w:r>
+              <w:instrText xml:space="preserve"> PAGEREF _Toc100049 \h </w:instrText>
+            </w:r>
+            <w:r>
+              <w:fldChar w:fldCharType="separate"/>
+            </w:r>
+            <w:r>
+              <w:t>37</w:t>
+            </w:r>
+            <w:r>
+              <w:fldChar w:fldCharType="end"/>
+            </w:r>
+          </w:hyperlink>
+        </w:p>
+        <w:p>
+          <w:pPr>
+            <w:pStyle w:val="11"/>
+            <w:ind w:left="360"/>
+            <w:tabs>
+              <w:tab w:val="right" w:leader="dot" w:pos="9026"/>
+            </w:tabs>
+            <w:spacing w:before="120" w:after="60"/>
+          </w:pPr>
+          <w:hyperlink w:anchor="_Toc100050" w:history="1">
+            <w:r>
+              <w:rPr>
+                <w:rStyle w:val="Hyperlink"/>
+              </w:rPr>
+              <w:t>题9　请描述 Agent 的六层技术栈，各层分别回答什么问题？</w:t>
+            </w:r>
+            <w:r>
+              <w:tab/>
+            </w:r>
+            <w:r>
+              <w:fldChar w:fldCharType="begin"/>
+            </w:r>
+            <w:r>
+              <w:instrText xml:space="preserve"> PAGEREF _Toc100050 \h </w:instrText>
+            </w:r>
+            <w:r>
+              <w:fldChar w:fldCharType="separate"/>
+            </w:r>
+            <w:r>
+              <w:t>38</w:t>
+            </w:r>
+            <w:r>
+              <w:fldChar w:fldCharType="end"/>
+            </w:r>
+          </w:hyperlink>
+        </w:p>
+        <w:p>
+          <w:pPr>
+            <w:pStyle w:val="11"/>
+            <w:ind w:left="360"/>
+            <w:tabs>
+              <w:tab w:val="right" w:leader="dot" w:pos="9026"/>
+            </w:tabs>
+            <w:spacing w:before="120" w:after="60"/>
+          </w:pPr>
+          <w:hyperlink w:anchor="_Toc100051" w:history="1">
+            <w:r>
+              <w:rPr>
+                <w:rStyle w:val="Hyperlink"/>
+              </w:rPr>
+              <w:t>题10　Agent 工程师从入门到资深的分水岭是什么？如何规划学习？</w:t>
+            </w:r>
+            <w:r>
+              <w:tab/>
+            </w:r>
+            <w:r>
+              <w:fldChar w:fldCharType="begin"/>
+            </w:r>
+            <w:r>
+              <w:instrText xml:space="preserve"> PAGEREF _Toc100051 \h </w:instrText>
+            </w:r>
+            <w:r>
+              <w:fldChar w:fldCharType="separate"/>
+            </w:r>
+            <w:r>
+              <w:t>39</w:t>
+            </w:r>
+            <w:r>
+              <w:fldChar w:fldCharType="end"/>
+            </w:r>
+          </w:hyperlink>
+        </w:p>
+        <w:p>
+          <w:pPr>
+            <w:pStyle w:val="9"/>
+            <w:tabs>
+              <w:tab w:val="right" w:leader="dot" w:pos="9026"/>
+            </w:tabs>
+            <w:spacing w:before="120" w:after="60"/>
+          </w:pPr>
+          <w:hyperlink w:anchor="_Toc100052" w:history="1">
+            <w:r>
+              <w:rPr>
+                <w:rStyle w:val="Hyperlink"/>
+              </w:rPr>
               <w:t>下一卷预告</w:t>
             </w:r>
             <w:r>
@@ -1909,13 +2411,13 @@
               <w:fldChar w:fldCharType="begin"/>
             </w:r>
             <w:r>
-              <w:instrText xml:space="preserve"> PAGEREF _Toc100038 \h </w:instrText>
+              <w:instrText xml:space="preserve"> PAGEREF _Toc100052 \h </w:instrText>
             </w:r>
             <w:r>
               <w:fldChar w:fldCharType="separate"/>
             </w:r>
             <w:r>
-              <w:t>29</w:t>
+              <w:t>39</w:t>
             </w:r>
             <w:r>
               <w:fldChar w:fldCharType="end"/>
@@ -9735,104 +10237,402 @@
           <w:sz w:val="32"/>
           <w:szCs w:val="32"/>
         </w:rPr>
-        <w:t xml:space="preserve">思考与练习</w:t>
+        <w:t xml:space="preserve">本卷实战实验室</w:t>
       </w:r>
       <w:bookmarkEnd w:id="100037"/>
     </w:p>
     <w:p>
       <w:pPr>
-        <w:pStyle w:val="ListParagraph"/>
-        <w:numPr>
-          <w:ilvl w:val="0"/>
-          <w:numId w:val="3"/>
-        </w:numPr>
-        <w:spacing w:line="312"/>
-      </w:pPr>
-      <w:r>
-        <w:rPr>
-          <w:rFonts w:ascii="Calibri" w:eastAsia="Microsoft YaHei"/>
-          <w:color w:val="1A2B33"/>
-          <w:sz w:val="24"/>
-          <w:szCs w:val="24"/>
-        </w:rPr>
-        <w:t xml:space="preserve">从你日常使用的产品中找出一个“伪装成 Agent 的工作流”和一个“真正的 Agent”，用 1.3 节的判据（执行路径由谁决定）说明理由。</w:t>
-      </w:r>
-    </w:p>
-    <w:p>
-      <w:pPr>
-        <w:pStyle w:val="ListParagraph"/>
-        <w:numPr>
-          <w:ilvl w:val="0"/>
-          <w:numId w:val="3"/>
-        </w:numPr>
-        <w:spacing w:line="312"/>
-      </w:pPr>
-      <w:r>
-        <w:rPr>
-          <w:rFonts w:ascii="Calibri" w:eastAsia="Microsoft YaHei"/>
-          <w:color w:val="1A2B33"/>
-          <w:sz w:val="24"/>
-          <w:szCs w:val="24"/>
-        </w:rPr>
-        <w:t xml:space="preserve">画出你所在业务的一个候选场景，用 5.1 节的三条标准（多步骤、开放环境、错误成本）逐项评估它是否适合 Agent 化，并给出定级目标（L3 还是 L4）。</w:t>
-      </w:r>
-    </w:p>
-    <w:p>
-      <w:pPr>
-        <w:pStyle w:val="ListParagraph"/>
-        <w:numPr>
-          <w:ilvl w:val="0"/>
-          <w:numId w:val="3"/>
-        </w:numPr>
-        <w:spacing w:line="312"/>
-      </w:pPr>
-      <w:r>
-        <w:rPr>
-          <w:rFonts w:ascii="Calibri" w:eastAsia="Microsoft YaHei"/>
-          <w:color w:val="1A2B33"/>
-          <w:sz w:val="24"/>
-          <w:szCs w:val="24"/>
-        </w:rPr>
-        <w:t xml:space="preserve">运行 3.3 节的最小 Agent 示例（或用任一开源框架等价实现），观察它对同一个问题会发起几次搜索、最终答案与搜索结果的引用关系，并记录一次失败行为。</w:t>
-      </w:r>
-    </w:p>
-    <w:p>
-      <w:pPr>
-        <w:pStyle w:val="ListParagraph"/>
-        <w:numPr>
-          <w:ilvl w:val="0"/>
-          <w:numId w:val="3"/>
-        </w:numPr>
-        <w:spacing w:line="312"/>
-      </w:pPr>
-      <w:r>
-        <w:rPr>
-          <w:rFonts w:ascii="Calibri" w:eastAsia="Microsoft YaHei"/>
-          <w:color w:val="1A2B33"/>
-          <w:sz w:val="24"/>
-          <w:szCs w:val="24"/>
-        </w:rPr>
-        <w:t xml:space="preserve">对照图1-6 的技能雷达，给自己当前水平打分并写出三项最优先的补强计划，注明计划对应的卷次。</w:t>
-      </w:r>
-    </w:p>
-    <w:p>
-      <w:pPr>
-        <w:pStyle w:val="ListParagraph"/>
-        <w:numPr>
-          <w:ilvl w:val="0"/>
-          <w:numId w:val="3"/>
-        </w:numPr>
-        <w:spacing w:line="312"/>
-      </w:pPr>
-      <w:r>
-        <w:rPr>
-          <w:rFonts w:ascii="Calibri" w:eastAsia="Microsoft YaHei"/>
-          <w:color w:val="1A2B33"/>
-          <w:sz w:val="24"/>
-          <w:szCs w:val="24"/>
-        </w:rPr>
-        <w:t xml:space="preserve">预习思考：为什么“上下文窗口有限”这一底层约束，会同时催生出记忆系统（卷十一）、上下文压缩（卷七）与 KV Cache 优化（卷二、卷五）三套看似不同的技术？</w:t>
-      </w:r>
+        <w:spacing w:line="312"/>
+        <w:ind w:firstLine="480"/>
+        <w:jc w:val="both"/>
+      </w:pPr>
+      <w:r>
+        <w:rPr>
+          <w:rFonts w:ascii="Calibri" w:eastAsia="Microsoft YaHei"/>
+          <w:color w:val="1A2B33"/>
+          <w:sz w:val="24"/>
+          <w:szCs w:val="24"/>
+        </w:rPr>
+        <w:t xml:space="preserve">本卷是认知篇，没有复杂工程，但有两个"第一次"值得今天完成：第一次亲手调用大模型 API，第一次用分级框架观察身边的 AI 产品。总耗时约 40 分钟，只需要一个 OpenAI 兼容的 API Key（或本地 Ollama，部署方法见卷05）。</w:t>
+      </w:r>
+    </w:p>
+    <w:p>
+      <w:pPr>
+        <w:pStyle w:val="Heading2"/>
+        <w:keepNext/>
+        <w:spacing w:after="140" w:before="280" w:line="360" w:lineRule="atLeast"/>
+      </w:pPr>
+      <w:bookmarkStart w:id="100038" w:name="_Toc100038"/>
+      <w:r>
+        <w:rPr>
+          <w:rFonts w:ascii="Calibri" w:eastAsia="SimHei"/>
+          <w:b/>
+          <w:bCs/>
+          <w:color w:val="1B4A5C"/>
+          <w:sz w:val="28"/>
+          <w:szCs w:val="28"/>
+        </w:rPr>
+        <w:t xml:space="preserve">实验 1：亲手调一次大模型，观察三个参数（20 分钟）</w:t>
+      </w:r>
+      <w:bookmarkEnd w:id="100038"/>
+    </w:p>
+    <w:p>
+      <w:pPr>
+        <w:spacing w:line="312"/>
+        <w:ind w:firstLine="480"/>
+        <w:jc w:val="both"/>
+      </w:pPr>
+      <w:r>
+        <w:rPr>
+          <w:rFonts w:ascii="Calibri" w:eastAsia="Microsoft YaHei"/>
+          <w:color w:val="1A2B33"/>
+          <w:sz w:val="24"/>
+          <w:szCs w:val="24"/>
+        </w:rPr>
+        <w:t xml:space="preserve">用下面的脚本分别以 temperature 0 与 1.5 各调用 3 次，记录输出差异、tokens 消耗（usage 字段）与延迟。你会亲眼看到卷02 将讲的"逐词抽签"与卷04 将讲的"温度旋钮"。</w:t>
+      </w:r>
+    </w:p>
+    <w:p>
+      <w:pPr>
+        <w:pBdr>
+          <w:left w:val="single" w:color="8FA6AD" w:sz="10" w:space="8"/>
+        </w:pBdr>
+        <w:shd w:fill="F4F6F7" w:val="clear"/>
+        <w:spacing w:after="0" w:before="0" w:line="276" w:lineRule="atLeast"/>
+        <w:ind w:left="240"/>
+        <w:jc w:val="left"/>
+      </w:pPr>
+      <w:r>
+        <w:rPr>
+          <w:rFonts w:ascii="Courier New" w:cs="Courier New" w:eastAsia="Microsoft YaHei" w:hAnsi="Courier New"/>
+          <w:color w:val="24343C"/>
+          <w:sz w:val="18"/>
+          <w:szCs w:val="18"/>
+        </w:rPr>
+        <w:t xml:space="preserve">from openai import OpenAI</w:t>
+      </w:r>
+    </w:p>
+    <w:p>
+      <w:pPr>
+        <w:pBdr>
+          <w:left w:val="single" w:color="8FA6AD" w:sz="10" w:space="8"/>
+        </w:pBdr>
+        <w:shd w:fill="F4F6F7" w:val="clear"/>
+        <w:spacing w:after="0" w:before="0" w:line="276" w:lineRule="atLeast"/>
+        <w:ind w:left="240"/>
+        <w:jc w:val="left"/>
+      </w:pPr>
+      <w:r>
+        <w:rPr>
+          <w:rFonts w:ascii="Courier New" w:cs="Courier New" w:eastAsia="Microsoft YaHei" w:hAnsi="Courier New"/>
+          <w:color w:val="24343C"/>
+          <w:sz w:val="18"/>
+          <w:szCs w:val="18"/>
+        </w:rPr>
+        <w:t xml:space="preserve">client = OpenAI()  # 本地 Ollama: base_url="http://localhost:11434/v1"</w:t>
+      </w:r>
+    </w:p>
+    <w:p>
+      <w:pPr>
+        <w:pBdr>
+          <w:left w:val="single" w:color="8FA6AD" w:sz="10" w:space="8"/>
+        </w:pBdr>
+        <w:shd w:fill="F4F6F7" w:val="clear"/>
+        <w:spacing w:after="0" w:before="0" w:line="276" w:lineRule="atLeast"/>
+        <w:ind w:left="240"/>
+        <w:jc w:val="left"/>
+      </w:pPr>
+      <w:r>
+        <w:rPr>
+          <w:rFonts w:ascii="Courier New" w:cs="Courier New" w:eastAsia="Microsoft YaHei" w:hAnsi="Courier New"/>
+          <w:color w:val="24343C"/>
+          <w:sz w:val="18"/>
+          <w:szCs w:val="18"/>
+        </w:rPr>
+        <w:t xml:space="preserve"> </w:t>
+      </w:r>
+    </w:p>
+    <w:p>
+      <w:pPr>
+        <w:pBdr>
+          <w:left w:val="single" w:color="8FA6AD" w:sz="10" w:space="8"/>
+        </w:pBdr>
+        <w:shd w:fill="F4F6F7" w:val="clear"/>
+        <w:spacing w:after="0" w:before="0" w:line="276" w:lineRule="atLeast"/>
+        <w:ind w:left="240"/>
+        <w:jc w:val="left"/>
+      </w:pPr>
+      <w:r>
+        <w:rPr>
+          <w:rFonts w:ascii="Courier New" w:cs="Courier New" w:eastAsia="Microsoft YaHei" w:hAnsi="Courier New"/>
+          <w:color w:val="24343C"/>
+          <w:sz w:val="18"/>
+          <w:szCs w:val="18"/>
+        </w:rPr>
+        <w:t xml:space="preserve">for temp in (0, 1.5):</w:t>
+      </w:r>
+    </w:p>
+    <w:p>
+      <w:pPr>
+        <w:pBdr>
+          <w:left w:val="single" w:color="8FA6AD" w:sz="10" w:space="8"/>
+        </w:pBdr>
+        <w:shd w:fill="F4F6F7" w:val="clear"/>
+        <w:spacing w:after="0" w:before="0" w:line="276" w:lineRule="atLeast"/>
+        <w:ind w:left="240"/>
+        <w:jc w:val="left"/>
+      </w:pPr>
+      <w:r>
+        <w:rPr>
+          <w:rFonts w:ascii="Courier New" w:cs="Courier New" w:eastAsia="Microsoft YaHei" w:hAnsi="Courier New"/>
+          <w:color w:val="24343C"/>
+          <w:sz w:val="18"/>
+          <w:szCs w:val="18"/>
+        </w:rPr>
+        <w:t xml:space="preserve">    for i in range(3):</w:t>
+      </w:r>
+    </w:p>
+    <w:p>
+      <w:pPr>
+        <w:pBdr>
+          <w:left w:val="single" w:color="8FA6AD" w:sz="10" w:space="8"/>
+        </w:pBdr>
+        <w:shd w:fill="F4F6F7" w:val="clear"/>
+        <w:spacing w:after="0" w:before="0" w:line="276" w:lineRule="atLeast"/>
+        <w:ind w:left="240"/>
+        <w:jc w:val="left"/>
+      </w:pPr>
+      <w:r>
+        <w:rPr>
+          <w:rFonts w:ascii="Courier New" w:cs="Courier New" w:eastAsia="Microsoft YaHei" w:hAnsi="Courier New"/>
+          <w:color w:val="24343C"/>
+          <w:sz w:val="18"/>
+          <w:szCs w:val="18"/>
+        </w:rPr>
+        <w:t xml:space="preserve">        r = client.chat.completions.create(</w:t>
+      </w:r>
+    </w:p>
+    <w:p>
+      <w:pPr>
+        <w:pBdr>
+          <w:left w:val="single" w:color="8FA6AD" w:sz="10" w:space="8"/>
+        </w:pBdr>
+        <w:shd w:fill="F4F6F7" w:val="clear"/>
+        <w:spacing w:after="0" w:before="0" w:line="276" w:lineRule="atLeast"/>
+        <w:ind w:left="240"/>
+        <w:jc w:val="left"/>
+      </w:pPr>
+      <w:r>
+        <w:rPr>
+          <w:rFonts w:ascii="Courier New" w:cs="Courier New" w:eastAsia="Microsoft YaHei" w:hAnsi="Courier New"/>
+          <w:color w:val="24343C"/>
+          <w:sz w:val="18"/>
+          <w:szCs w:val="18"/>
+        </w:rPr>
+        <w:t xml:space="preserve">            model="gpt-4o-mini",</w:t>
+      </w:r>
+    </w:p>
+    <w:p>
+      <w:pPr>
+        <w:pBdr>
+          <w:left w:val="single" w:color="8FA6AD" w:sz="10" w:space="8"/>
+        </w:pBdr>
+        <w:shd w:fill="F4F6F7" w:val="clear"/>
+        <w:spacing w:after="0" w:before="0" w:line="276" w:lineRule="atLeast"/>
+        <w:ind w:left="240"/>
+        <w:jc w:val="left"/>
+      </w:pPr>
+      <w:r>
+        <w:rPr>
+          <w:rFonts w:ascii="Courier New" w:cs="Courier New" w:eastAsia="Microsoft YaHei" w:hAnsi="Courier New"/>
+          <w:color w:val="24343C"/>
+          <w:sz w:val="18"/>
+          <w:szCs w:val="18"/>
+        </w:rPr>
+        <w:t xml:space="preserve">            messages=[{"role": "user", "content": "用一句话解释什么是 Agent"}],</w:t>
+      </w:r>
+    </w:p>
+    <w:p>
+      <w:pPr>
+        <w:pBdr>
+          <w:left w:val="single" w:color="8FA6AD" w:sz="10" w:space="8"/>
+        </w:pBdr>
+        <w:shd w:fill="F4F6F7" w:val="clear"/>
+        <w:spacing w:after="0" w:before="0" w:line="276" w:lineRule="atLeast"/>
+        <w:ind w:left="240"/>
+        <w:jc w:val="left"/>
+      </w:pPr>
+      <w:r>
+        <w:rPr>
+          <w:rFonts w:ascii="Courier New" w:cs="Courier New" w:eastAsia="Microsoft YaHei" w:hAnsi="Courier New"/>
+          <w:color w:val="24343C"/>
+          <w:sz w:val="18"/>
+          <w:szCs w:val="18"/>
+        </w:rPr>
+        <w:t xml:space="preserve">            temperature=temp)</w:t>
+      </w:r>
+    </w:p>
+    <w:p>
+      <w:pPr>
+        <w:pBdr>
+          <w:left w:val="single" w:color="8FA6AD" w:sz="10" w:space="8"/>
+        </w:pBdr>
+        <w:shd w:fill="F4F6F7" w:val="clear"/>
+        <w:spacing w:after="0" w:before="0" w:line="276" w:lineRule="atLeast"/>
+        <w:ind w:left="240"/>
+        <w:jc w:val="left"/>
+      </w:pPr>
+      <w:r>
+        <w:rPr>
+          <w:rFonts w:ascii="Courier New" w:cs="Courier New" w:eastAsia="Microsoft YaHei" w:hAnsi="Courier New"/>
+          <w:color w:val="24343C"/>
+          <w:sz w:val="18"/>
+          <w:szCs w:val="18"/>
+        </w:rPr>
+        <w:t xml:space="preserve">        print(f"[temp={temp} 第{i+1}次] {r.choices[0].message.content}")</w:t>
+      </w:r>
+    </w:p>
+    <w:p>
+      <w:pPr>
+        <w:pBdr>
+          <w:left w:val="single" w:color="8FA6AD" w:sz="10" w:space="8"/>
+        </w:pBdr>
+        <w:shd w:fill="F4F6F7" w:val="clear"/>
+        <w:spacing w:after="0" w:before="0" w:line="276" w:lineRule="atLeast"/>
+        <w:ind w:left="240"/>
+        <w:jc w:val="left"/>
+      </w:pPr>
+      <w:r>
+        <w:rPr>
+          <w:rFonts w:ascii="Courier New" w:cs="Courier New" w:eastAsia="Microsoft YaHei" w:hAnsi="Courier New"/>
+          <w:color w:val="24343C"/>
+          <w:sz w:val="18"/>
+          <w:szCs w:val="18"/>
+        </w:rPr>
+        <w:t xml:space="preserve">        print(f"  tokens: 输入{r.usage.prompt_tokens} 输出{r.usage.completion_tokens}")</w:t>
+      </w:r>
+    </w:p>
+    <w:p>
+      <w:pPr>
+        <w:spacing w:line="312"/>
+        <w:ind w:firstLine="480"/>
+        <w:jc w:val="both"/>
+      </w:pPr>
+      <w:r>
+        <w:rPr>
+          <w:rFonts w:ascii="Calibri" w:eastAsia="Microsoft YaHei"/>
+          <w:color w:val="1A2B33"/>
+          <w:sz w:val="24"/>
+          <w:szCs w:val="24"/>
+        </w:rPr>
+        <w:t xml:space="preserve">验收标准：能回答三个问题——温度 0 时三次输出是否几乎相同？同样的问题输入 tokens 为何每次相同？把这句话换成长文摘要后哪个数字涨得最快？</w:t>
+      </w:r>
+    </w:p>
+    <w:p>
+      <w:pPr>
+        <w:pStyle w:val="Heading2"/>
+        <w:keepNext/>
+        <w:spacing w:after="140" w:before="280" w:line="360" w:lineRule="atLeast"/>
+      </w:pPr>
+      <w:bookmarkStart w:id="100039" w:name="_Toc100039"/>
+      <w:r>
+        <w:rPr>
+          <w:rFonts w:ascii="Calibri" w:eastAsia="SimHei"/>
+          <w:b/>
+          <w:bCs/>
+          <w:color w:val="1B4A5C"/>
+          <w:sz w:val="28"/>
+          <w:szCs w:val="28"/>
+        </w:rPr>
+        <w:t xml:space="preserve">实验 2：给身边的 AI 产品定级（20 分钟）</w:t>
+      </w:r>
+      <w:bookmarkEnd w:id="100039"/>
+    </w:p>
+    <w:p>
+      <w:pPr>
+        <w:spacing w:line="312"/>
+        <w:ind w:firstLine="480"/>
+        <w:jc w:val="both"/>
+      </w:pPr>
+      <w:r>
+        <w:rPr>
+          <w:rFonts w:ascii="Calibri" w:eastAsia="Microsoft YaHei"/>
+          <w:color w:val="1A2B33"/>
+          <w:sz w:val="24"/>
+          <w:szCs w:val="24"/>
+        </w:rPr>
+        <w:t xml:space="preserve">挑三个你常用的 AI 产品（某客服机器人、某搜索助手、某编程助手），按本章表1-1 的 L0-L5 框架逐一定级，并为每个判断写出一条证据：它能不能调工具？错了谁兜底？人要不要每步确认？验收标准：把结果讲给一位同事听——能讲清楚，说明分级框架真正属于你了。</w:t>
+      </w:r>
+    </w:p>
+    <w:tbl>
+      <w:tblPr>
+        <w:tblW w:type="dxa" w:w="8788"/>
+        <w:tblBorders>
+          <w:top w:val="single" w:color="C8DDE2" w:sz="4"/>
+          <w:left w:val="single" w:color="1B6B7A" w:sz="32"/>
+          <w:bottom w:val="single" w:color="C8DDE2" w:sz="4"/>
+          <w:right w:val="single" w:color="C8DDE2" w:sz="4"/>
+          <w:insideH w:val="none" w:color="FFFFFF" w:sz="0"/>
+          <w:insideV w:val="none" w:color="FFFFFF" w:sz="0"/>
+        </w:tblBorders>
+        <w:tblLayout w:type="fixed"/>
+      </w:tblPr>
+      <w:tblGrid>
+        <w:gridCol w:w="8788"/>
+      </w:tblGrid>
+      <w:tr>
+        <w:trPr>
+          <w:cantSplit/>
+        </w:trPr>
+        <w:tc>
+          <w:tcPr>
+            <w:shd w:fill="EEF5F7" w:val="clear"/>
+            <w:tcMar>
+              <w:top w:type="dxa" w:w="160"/>
+              <w:left w:type="dxa" w:w="240"/>
+              <w:bottom w:type="dxa" w:w="160"/>
+              <w:right w:type="dxa" w:w="200"/>
+            </w:tcMar>
+          </w:tcPr>
+          <w:p>
+            <w:pPr>
+              <w:spacing w:after="80" w:line="312"/>
+            </w:pPr>
+            <w:r>
+              <w:rPr>
+                <w:rFonts w:ascii="Calibri" w:eastAsia="SimHei"/>
+                <w:b/>
+                <w:bCs/>
+                <w:color w:val="1B6B7A"/>
+                <w:sz w:val="22"/>
+                <w:szCs w:val="22"/>
+              </w:rPr>
+              <w:t xml:space="preserve">◆ 下一步</w:t>
+            </w:r>
+          </w:p>
+          <w:p>
+            <w:pPr>
+              <w:spacing w:line="312"/>
+              <w:jc w:val="both"/>
+            </w:pPr>
+            <w:r>
+              <w:rPr>
+                <w:rFonts w:ascii="Calibri" w:eastAsia="Microsoft YaHei"/>
+                <w:color w:val="1A2B33"/>
+                <w:sz w:val="22"/>
+                <w:szCs w:val="22"/>
+              </w:rPr>
+              <w:t xml:space="preserve">卷02 会解释这次实验里看到的每一个现象：为什么逐词生成、tokens 如何计费、注意力在做什么。带着实验里的疑问往下读，效率翻倍。</w:t>
+            </w:r>
+          </w:p>
+        </w:tc>
+      </w:tr>
+    </w:tbl>
+    <w:p>
+      <w:pPr>
+        <w:spacing w:after="100"/>
+      </w:pPr>
     </w:p>
     <w:p>
       <w:pPr>
@@ -9840,7 +10640,7 @@
         <w:keepNext/>
         <w:spacing w:after="200" w:before="360" w:line="400" w:lineRule="atLeast"/>
       </w:pPr>
-      <w:bookmarkStart w:id="100038" w:name="_Toc100038"/>
+      <w:bookmarkStart w:id="100040" w:name="_Toc100040"/>
       <w:r>
         <w:rPr>
           <w:rFonts w:ascii="Calibri" w:eastAsia="SimHei"/>
@@ -9850,9 +10650,1280 @@
           <w:sz w:val="32"/>
           <w:szCs w:val="32"/>
         </w:rPr>
+        <w:t xml:space="preserve">思考与练习</w:t>
+      </w:r>
+      <w:bookmarkEnd w:id="100040"/>
+    </w:p>
+    <w:p>
+      <w:pPr>
+        <w:pStyle w:val="ListParagraph"/>
+        <w:numPr>
+          <w:ilvl w:val="0"/>
+          <w:numId w:val="3"/>
+        </w:numPr>
+        <w:spacing w:line="312"/>
+      </w:pPr>
+      <w:r>
+        <w:rPr>
+          <w:rFonts w:ascii="Calibri" w:eastAsia="Microsoft YaHei"/>
+          <w:color w:val="1A2B33"/>
+          <w:sz w:val="24"/>
+          <w:szCs w:val="24"/>
+        </w:rPr>
+        <w:t xml:space="preserve">从你日常使用的产品中找出一个“伪装成 Agent 的工作流”和一个“真正的 Agent”，用 1.3 节的判据（执行路径由谁决定）说明理由。</w:t>
+      </w:r>
+    </w:p>
+    <w:p>
+      <w:pPr>
+        <w:pStyle w:val="ListParagraph"/>
+        <w:numPr>
+          <w:ilvl w:val="0"/>
+          <w:numId w:val="3"/>
+        </w:numPr>
+        <w:spacing w:line="312"/>
+      </w:pPr>
+      <w:r>
+        <w:rPr>
+          <w:rFonts w:ascii="Calibri" w:eastAsia="Microsoft YaHei"/>
+          <w:color w:val="1A2B33"/>
+          <w:sz w:val="24"/>
+          <w:szCs w:val="24"/>
+        </w:rPr>
+        <w:t xml:space="preserve">画出你所在业务的一个候选场景，用 5.1 节的三条标准（多步骤、开放环境、错误成本）逐项评估它是否适合 Agent 化，并给出定级目标（L3 还是 L4）。</w:t>
+      </w:r>
+    </w:p>
+    <w:p>
+      <w:pPr>
+        <w:pStyle w:val="ListParagraph"/>
+        <w:numPr>
+          <w:ilvl w:val="0"/>
+          <w:numId w:val="3"/>
+        </w:numPr>
+        <w:spacing w:line="312"/>
+      </w:pPr>
+      <w:r>
+        <w:rPr>
+          <w:rFonts w:ascii="Calibri" w:eastAsia="Microsoft YaHei"/>
+          <w:color w:val="1A2B33"/>
+          <w:sz w:val="24"/>
+          <w:szCs w:val="24"/>
+        </w:rPr>
+        <w:t xml:space="preserve">运行 3.3 节的最小 Agent 示例（或用任一开源框架等价实现），观察它对同一个问题会发起几次搜索、最终答案与搜索结果的引用关系，并记录一次失败行为。</w:t>
+      </w:r>
+    </w:p>
+    <w:p>
+      <w:pPr>
+        <w:pStyle w:val="ListParagraph"/>
+        <w:numPr>
+          <w:ilvl w:val="0"/>
+          <w:numId w:val="3"/>
+        </w:numPr>
+        <w:spacing w:line="312"/>
+      </w:pPr>
+      <w:r>
+        <w:rPr>
+          <w:rFonts w:ascii="Calibri" w:eastAsia="Microsoft YaHei"/>
+          <w:color w:val="1A2B33"/>
+          <w:sz w:val="24"/>
+          <w:szCs w:val="24"/>
+        </w:rPr>
+        <w:t xml:space="preserve">对照图1-6 的技能雷达，给自己当前水平打分并写出三项最优先的补强计划，注明计划对应的卷次。</w:t>
+      </w:r>
+    </w:p>
+    <w:p>
+      <w:pPr>
+        <w:pStyle w:val="ListParagraph"/>
+        <w:numPr>
+          <w:ilvl w:val="0"/>
+          <w:numId w:val="3"/>
+        </w:numPr>
+        <w:spacing w:line="312"/>
+      </w:pPr>
+      <w:r>
+        <w:rPr>
+          <w:rFonts w:ascii="Calibri" w:eastAsia="Microsoft YaHei"/>
+          <w:color w:val="1A2B33"/>
+          <w:sz w:val="24"/>
+          <w:szCs w:val="24"/>
+        </w:rPr>
+        <w:t xml:space="preserve">预习思考：为什么“上下文窗口有限”这一底层约束，会同时催生出记忆系统（卷十一）、上下文压缩（卷七）与 KV Cache 优化（卷二、卷五）三套看似不同的技术？</w:t>
+      </w:r>
+    </w:p>
+    <w:p>
+      <w:pPr>
+        <w:pStyle w:val="Heading1"/>
+        <w:keepNext/>
+        <w:spacing w:after="200" w:before="360" w:line="400" w:lineRule="atLeast"/>
+      </w:pPr>
+      <w:bookmarkStart w:id="100041" w:name="_Toc100041"/>
+      <w:r>
+        <w:rPr>
+          <w:rFonts w:ascii="Calibri" w:eastAsia="SimHei"/>
+          <w:b/>
+          <w:bCs/>
+          <w:color w:val="16324A"/>
+          <w:sz w:val="32"/>
+          <w:szCs w:val="32"/>
+        </w:rPr>
+        <w:t xml:space="preserve">面试题精选（附参考答案）</w:t>
+      </w:r>
+      <w:bookmarkEnd w:id="100041"/>
+    </w:p>
+    <w:p>
+      <w:pPr>
+        <w:spacing w:line="312"/>
+        <w:ind w:firstLine="480"/>
+        <w:jc w:val="both"/>
+      </w:pPr>
+      <w:r>
+        <w:rPr>
+          <w:rFonts w:ascii="Calibri" w:eastAsia="Microsoft YaHei"/>
+          <w:color w:val="1A2B33"/>
+          <w:sz w:val="24"/>
+          <w:szCs w:val="24"/>
+        </w:rPr>
+        <w:t xml:space="preserve">本节 10 道题全部依据本卷正文内容新编，覆盖定义与分级、概念辨析、发展简史、五大组件与核心循环、场景判据、六层技术栈与技能地图等各章重点，可用于求职面试准备与自学自测。答案均为要点式写法，只给结论与展开方向，并非唯一标准答案，实际面试中结合自己的项目经历展开会更有说服力。建议先遮住答案自行作答，再逐条对照，答不出的考点回到对应小节重读。</w:t>
+      </w:r>
+    </w:p>
+    <w:p>
+      <w:pPr>
+        <w:pStyle w:val="Heading2"/>
+        <w:keepNext/>
+        <w:spacing w:after="140" w:before="280" w:line="360" w:lineRule="atLeast"/>
+      </w:pPr>
+      <w:bookmarkStart w:id="100042" w:name="_Toc100042"/>
+      <w:r>
+        <w:rPr>
+          <w:rFonts w:ascii="Calibri" w:eastAsia="SimHei"/>
+          <w:b/>
+          <w:bCs/>
+          <w:color w:val="1B4A5C"/>
+          <w:sz w:val="28"/>
+          <w:szCs w:val="28"/>
+        </w:rPr>
+        <w:t xml:space="preserve">题1　什么是 AI Agent？请给出严格定义并点出五个关键词。</w:t>
+      </w:r>
+      <w:bookmarkEnd w:id="100042"/>
+    </w:p>
+    <w:p>
+      <w:pPr>
+        <w:spacing w:line="312"/>
+        <w:ind w:firstLine="480"/>
+        <w:jc w:val="both"/>
+      </w:pPr>
+      <w:r>
+        <w:rPr>
+          <w:rFonts w:ascii="Calibri" w:eastAsia="Microsoft YaHei"/>
+          <w:color w:val="1A2B33"/>
+          <w:sz w:val="24"/>
+          <w:szCs w:val="24"/>
+        </w:rPr>
+        <w:t xml:space="preserve">参考答案：AI Agent 是以大语言模型为核心控制器，能够感知环境、自主规划、调用工具、持续记忆，并在反馈中修正自身行为，最终完成给定目标的软件系统（见本卷 1.2 节）。</w:t>
+      </w:r>
+    </w:p>
+    <w:p>
+      <w:pPr>
+        <w:pStyle w:val="ListParagraph"/>
+        <w:numPr>
+          <w:ilvl w:val="0"/>
+          <w:numId w:val="1"/>
+        </w:numPr>
+        <w:spacing w:line="312"/>
+      </w:pPr>
+      <w:r>
+        <w:rPr>
+          <w:rFonts w:ascii="Calibri" w:eastAsia="Microsoft YaHei"/>
+          <w:color w:val="1A2B33"/>
+          <w:sz w:val="24"/>
+          <w:szCs w:val="24"/>
+        </w:rPr>
+        <w:t xml:space="preserve">五个关键词各对应一套技术体系：核心控制器、感知环境、自主规划、调用工具、持续记忆与自我修正。</w:t>
+      </w:r>
+    </w:p>
+    <w:p>
+      <w:pPr>
+        <w:pStyle w:val="ListParagraph"/>
+        <w:numPr>
+          <w:ilvl w:val="0"/>
+          <w:numId w:val="1"/>
+        </w:numPr>
+        <w:spacing w:line="312"/>
+      </w:pPr>
+      <w:r>
+        <w:rPr>
+          <w:rFonts w:ascii="Calibri" w:eastAsia="Microsoft YaHei"/>
+          <w:color w:val="1A2B33"/>
+          <w:sz w:val="24"/>
+          <w:szCs w:val="24"/>
+        </w:rPr>
+        <w:t xml:space="preserve">决策不是硬编码 if-else，而是模型按上下文动态推理：泛化能力强，代价是行为不确定。</w:t>
+      </w:r>
+    </w:p>
+    <w:p>
+      <w:pPr>
+        <w:pStyle w:val="ListParagraph"/>
+        <w:numPr>
+          <w:ilvl w:val="0"/>
+          <w:numId w:val="1"/>
+        </w:numPr>
+        <w:spacing w:line="312"/>
+      </w:pPr>
+      <w:r>
+        <w:rPr>
+          <w:rFonts w:ascii="Calibri" w:eastAsia="Microsoft YaHei"/>
+          <w:color w:val="1A2B33"/>
+          <w:sz w:val="24"/>
+          <w:szCs w:val="24"/>
+        </w:rPr>
+        <w:t xml:space="preserve">助记公式：Agent = LLM（大脑）+ 规划（方法）+ 记忆（状态）+ 工具（手脚）+ 循环（生命）。</w:t>
+      </w:r>
+    </w:p>
+    <w:p>
+      <w:pPr>
+        <w:pStyle w:val="ListParagraph"/>
+        <w:numPr>
+          <w:ilvl w:val="0"/>
+          <w:numId w:val="1"/>
+        </w:numPr>
+        <w:spacing w:line="312"/>
+      </w:pPr>
+      <w:r>
+        <w:rPr>
+          <w:rFonts w:ascii="Calibri" w:eastAsia="Microsoft YaHei"/>
+          <w:color w:val="1A2B33"/>
+          <w:sz w:val="24"/>
+          <w:szCs w:val="24"/>
+        </w:rPr>
+        <w:t xml:space="preserve">快速判别真伪：让它“把结果整理好发给张三”，看它有没有真的发出去，还是只说不做。</w:t>
+      </w:r>
+    </w:p>
+    <w:p>
+      <w:pPr>
+        <w:pStyle w:val="Heading2"/>
+        <w:keepNext/>
+        <w:spacing w:after="140" w:before="280" w:line="360" w:lineRule="atLeast"/>
+      </w:pPr>
+      <w:bookmarkStart w:id="100043" w:name="_Toc100043"/>
+      <w:r>
+        <w:rPr>
+          <w:rFonts w:ascii="Calibri" w:eastAsia="SimHei"/>
+          <w:b/>
+          <w:bCs/>
+          <w:color w:val="1B4A5C"/>
+          <w:sz w:val="28"/>
+          <w:szCs w:val="28"/>
+        </w:rPr>
+        <w:t xml:space="preserve">题2　Agent 与聊天机器人、工作流自动化、RPA 的本质区别是什么？</w:t>
+      </w:r>
+      <w:bookmarkEnd w:id="100043"/>
+    </w:p>
+    <w:p>
+      <w:pPr>
+        <w:spacing w:line="312"/>
+        <w:ind w:firstLine="480"/>
+        <w:jc w:val="both"/>
+      </w:pPr>
+      <w:r>
+        <w:rPr>
+          <w:rFonts w:ascii="Calibri" w:eastAsia="Microsoft YaHei"/>
+          <w:color w:val="1A2B33"/>
+          <w:sz w:val="24"/>
+          <w:szCs w:val="24"/>
+        </w:rPr>
+        <w:t xml:space="preserve">参考答案：四类系统的智能来源与行动方式完全不同，核心判据是执行路径由谁决定——工作流由开发者预先写死，Agent 在运行时由模型自主决定（见本卷 1.3 节）。</w:t>
+      </w:r>
+    </w:p>
+    <w:p>
+      <w:pPr>
+        <w:pStyle w:val="ListParagraph"/>
+        <w:numPr>
+          <w:ilvl w:val="0"/>
+          <w:numId w:val="1"/>
+        </w:numPr>
+        <w:spacing w:line="312"/>
+      </w:pPr>
+      <w:r>
+        <w:rPr>
+          <w:rFonts w:ascii="Calibri" w:eastAsia="Microsoft YaHei"/>
+          <w:color w:val="1A2B33"/>
+          <w:sz w:val="24"/>
+          <w:szCs w:val="24"/>
+        </w:rPr>
+        <w:t xml:space="preserve">聊天机器人止于言：一问一答、不调外部工具、不为完成任务负责。</w:t>
+      </w:r>
+    </w:p>
+    <w:p>
+      <w:pPr>
+        <w:pStyle w:val="ListParagraph"/>
+        <w:numPr>
+          <w:ilvl w:val="0"/>
+          <w:numId w:val="1"/>
+        </w:numPr>
+        <w:spacing w:line="312"/>
+      </w:pPr>
+      <w:r>
+        <w:rPr>
+          <w:rFonts w:ascii="Calibri" w:eastAsia="Microsoft YaHei"/>
+          <w:color w:val="1A2B33"/>
+          <w:sz w:val="24"/>
+          <w:szCs w:val="24"/>
+        </w:rPr>
+        <w:t xml:space="preserve">工作流把步骤写死，确定性强、易测试、成本低，但遇到预设之外的情况整条流水线失效。</w:t>
+      </w:r>
+    </w:p>
+    <w:p>
+      <w:pPr>
+        <w:pStyle w:val="ListParagraph"/>
+        <w:numPr>
+          <w:ilvl w:val="0"/>
+          <w:numId w:val="1"/>
+        </w:numPr>
+        <w:spacing w:line="312"/>
+      </w:pPr>
+      <w:r>
+        <w:rPr>
+          <w:rFonts w:ascii="Calibri" w:eastAsia="Microsoft YaHei"/>
+          <w:color w:val="1A2B33"/>
+          <w:sz w:val="24"/>
+          <w:szCs w:val="24"/>
+        </w:rPr>
+        <w:t xml:space="preserve">RPA 模拟鼠标键盘、不理解任务，界面一变就失效，维护成本随界面变化线性增长。</w:t>
+      </w:r>
+    </w:p>
+    <w:p>
+      <w:pPr>
+        <w:pStyle w:val="ListParagraph"/>
+        <w:numPr>
+          <w:ilvl w:val="0"/>
+          <w:numId w:val="1"/>
+        </w:numPr>
+        <w:spacing w:line="312"/>
+      </w:pPr>
+      <w:r>
+        <w:rPr>
+          <w:rFonts w:ascii="Calibri" w:eastAsia="Microsoft YaHei"/>
+          <w:color w:val="1A2B33"/>
+          <w:sz w:val="24"/>
+          <w:szCs w:val="24"/>
+        </w:rPr>
+        <w:t xml:space="preserve">实践中常取混合架构：工作流的骨架保证确定可审计，Agent 的关节处理理解判断。</w:t>
+      </w:r>
+    </w:p>
+    <w:p>
+      <w:pPr>
+        <w:pStyle w:val="Heading2"/>
+        <w:keepNext/>
+        <w:spacing w:after="140" w:before="280" w:line="360" w:lineRule="atLeast"/>
+      </w:pPr>
+      <w:bookmarkStart w:id="100044" w:name="_Toc100044"/>
+      <w:r>
+        <w:rPr>
+          <w:rFonts w:ascii="Calibri" w:eastAsia="SimHei"/>
+          <w:b/>
+          <w:bCs/>
+          <w:color w:val="1B4A5C"/>
+          <w:sz w:val="28"/>
+          <w:szCs w:val="28"/>
+        </w:rPr>
+        <w:t xml:space="preserve">题3　业务方想要“全自动 Agent”，你如何用 L0 到 L5 分级设定预期？</w:t>
+      </w:r>
+      <w:bookmarkEnd w:id="100044"/>
+    </w:p>
+    <w:p>
+      <w:pPr>
+        <w:spacing w:line="312"/>
+        <w:ind w:firstLine="480"/>
+        <w:jc w:val="both"/>
+      </w:pPr>
+      <w:r>
+        <w:rPr>
+          <w:rFonts w:ascii="Calibri" w:eastAsia="Microsoft YaHei"/>
+          <w:color w:val="1A2B33"/>
+          <w:sz w:val="24"/>
+          <w:szCs w:val="24"/>
+        </w:rPr>
+        <w:t xml:space="preserve">参考答案：分级描述的是自主性而非智能水平，当前产业主流集中在 L3 与 L4 之间；应分阶段设定预期，而不是直接瞄准全自动（见本卷 1.4 节）。</w:t>
+      </w:r>
+    </w:p>
+    <w:p>
+      <w:pPr>
+        <w:pStyle w:val="ListParagraph"/>
+        <w:numPr>
+          <w:ilvl w:val="0"/>
+          <w:numId w:val="1"/>
+        </w:numPr>
+        <w:spacing w:line="312"/>
+      </w:pPr>
+      <w:r>
+        <w:rPr>
+          <w:rFonts w:ascii="Calibri" w:eastAsia="Microsoft YaHei"/>
+          <w:color w:val="1A2B33"/>
+          <w:sz w:val="24"/>
+          <w:szCs w:val="24"/>
+        </w:rPr>
+        <w:t xml:space="preserve">L3 辅助级：调用工具完成单步任务、人类逐步确认；L4 任务级：自主分解并完成多步任务。</w:t>
+      </w:r>
+    </w:p>
+    <w:p>
+      <w:pPr>
+        <w:pStyle w:val="ListParagraph"/>
+        <w:numPr>
+          <w:ilvl w:val="0"/>
+          <w:numId w:val="1"/>
+        </w:numPr>
+        <w:spacing w:line="312"/>
+      </w:pPr>
+      <w:r>
+        <w:rPr>
+          <w:rFonts w:ascii="Calibri" w:eastAsia="Microsoft YaHei"/>
+          <w:color w:val="1A2B33"/>
+          <w:sz w:val="24"/>
+          <w:szCs w:val="24"/>
+        </w:rPr>
+        <w:t xml:space="preserve">L5 组织级是方向性探索，技术基础是多智能体协作与通信协议。</w:t>
+      </w:r>
+    </w:p>
+    <w:p>
+      <w:pPr>
+        <w:pStyle w:val="ListParagraph"/>
+        <w:numPr>
+          <w:ilvl w:val="0"/>
+          <w:numId w:val="1"/>
+        </w:numPr>
+        <w:spacing w:line="312"/>
+      </w:pPr>
+      <w:r>
+        <w:rPr>
+          <w:rFonts w:ascii="Calibri" w:eastAsia="Microsoft YaHei"/>
+          <w:color w:val="1A2B33"/>
+          <w:sz w:val="24"/>
+          <w:szCs w:val="24"/>
+        </w:rPr>
+        <w:t xml:space="preserve">从 L3 到 L4 的跨越，工程难点不在模型，而在评估、记忆与安全三件事。</w:t>
+      </w:r>
+    </w:p>
+    <w:p>
+      <w:pPr>
+        <w:pStyle w:val="ListParagraph"/>
+        <w:numPr>
+          <w:ilvl w:val="0"/>
+          <w:numId w:val="1"/>
+        </w:numPr>
+        <w:spacing w:line="312"/>
+      </w:pPr>
+      <w:r>
+        <w:rPr>
+          <w:rFonts w:ascii="Calibri" w:eastAsia="Microsoft YaHei"/>
+          <w:color w:val="1A2B33"/>
+          <w:sz w:val="24"/>
+          <w:szCs w:val="24"/>
+        </w:rPr>
+        <w:t xml:space="preserve">实战路径：先做 L3 积累信任与评估数据，再在高置信度环节放开到 L4；直接瞄准全自动的项目多死于信任崩塌。</w:t>
+      </w:r>
+    </w:p>
+    <w:p>
+      <w:pPr>
+        <w:pStyle w:val="Heading2"/>
+        <w:keepNext/>
+        <w:spacing w:after="140" w:before="280" w:line="360" w:lineRule="atLeast"/>
+      </w:pPr>
+      <w:bookmarkStart w:id="100045" w:name="_Toc100045"/>
+      <w:r>
+        <w:rPr>
+          <w:rFonts w:ascii="Calibri" w:eastAsia="SimHei"/>
+          <w:b/>
+          <w:bCs/>
+          <w:color w:val="1B4A5C"/>
+          <w:sz w:val="28"/>
+          <w:szCs w:val="28"/>
+        </w:rPr>
+        <w:t xml:space="preserve">题4　八年发展史有哪些关键节点？MCP 与 A2A 各解决什么问题？</w:t>
+      </w:r>
+      <w:bookmarkEnd w:id="100045"/>
+    </w:p>
+    <w:p>
+      <w:pPr>
+        <w:spacing w:line="312"/>
+        <w:ind w:firstLine="480"/>
+        <w:jc w:val="both"/>
+      </w:pPr>
+      <w:r>
+        <w:rPr>
+          <w:rFonts w:ascii="Calibri" w:eastAsia="Microsoft YaHei"/>
+          <w:color w:val="1A2B33"/>
+          <w:sz w:val="24"/>
+          <w:szCs w:val="24"/>
+        </w:rPr>
+        <w:t xml:space="preserve">参考答案：八年脉络是模型能力每上一个台阶、工程就补上一课；奠基节点是 2017 年 Transformer、2020 年上下文学习、2022 年 ReAct，收束于 2024 至 2025 年的协议标准化（见本卷第二章）。</w:t>
+      </w:r>
+    </w:p>
+    <w:p>
+      <w:pPr>
+        <w:pStyle w:val="ListParagraph"/>
+        <w:numPr>
+          <w:ilvl w:val="0"/>
+          <w:numId w:val="1"/>
+        </w:numPr>
+        <w:spacing w:line="312"/>
+      </w:pPr>
+      <w:r>
+        <w:rPr>
+          <w:rFonts w:ascii="Calibri" w:eastAsia="Microsoft YaHei"/>
+          <w:color w:val="1A2B33"/>
+          <w:sz w:val="24"/>
+          <w:szCs w:val="24"/>
+        </w:rPr>
+        <w:t xml:space="preserve">Transformer 以自注意力解决循环神经网络难并行、长程依赖弱的痼疾，奠定统一架构蓝本。</w:t>
+      </w:r>
+    </w:p>
+    <w:p>
+      <w:pPr>
+        <w:pStyle w:val="ListParagraph"/>
+        <w:numPr>
+          <w:ilvl w:val="0"/>
+          <w:numId w:val="1"/>
+        </w:numPr>
+        <w:spacing w:line="312"/>
+      </w:pPr>
+      <w:r>
+        <w:rPr>
+          <w:rFonts w:ascii="Calibri" w:eastAsia="Microsoft YaHei"/>
+          <w:color w:val="1A2B33"/>
+          <w:sz w:val="24"/>
+          <w:szCs w:val="24"/>
+        </w:rPr>
+        <w:t xml:space="preserve">GPT-3 发现上下文学习，提示词成为新的编程界面；ReAct 让模型思考与行动交替、边想边做。</w:t>
+      </w:r>
+    </w:p>
+    <w:p>
+      <w:pPr>
+        <w:pStyle w:val="ListParagraph"/>
+        <w:numPr>
+          <w:ilvl w:val="0"/>
+          <w:numId w:val="1"/>
+        </w:numPr>
+        <w:spacing w:line="312"/>
+      </w:pPr>
+      <w:r>
+        <w:rPr>
+          <w:rFonts w:ascii="Calibri" w:eastAsia="Microsoft YaHei"/>
+          <w:color w:val="1A2B33"/>
+          <w:sz w:val="24"/>
+          <w:szCs w:val="24"/>
+        </w:rPr>
+        <w:t xml:space="preserve">2023 年模型、范式、框架三要素齐备；2024 年转入记忆、规划与多智能体的工程深化。</w:t>
+      </w:r>
+    </w:p>
+    <w:p>
+      <w:pPr>
+        <w:pStyle w:val="ListParagraph"/>
+        <w:numPr>
+          <w:ilvl w:val="0"/>
+          <w:numId w:val="1"/>
+        </w:numPr>
+        <w:spacing w:line="312"/>
+      </w:pPr>
+      <w:r>
+        <w:rPr>
+          <w:rFonts w:ascii="Calibri" w:eastAsia="Microsoft YaHei"/>
+          <w:color w:val="1A2B33"/>
+          <w:sz w:val="24"/>
+          <w:szCs w:val="24"/>
+        </w:rPr>
+        <w:t xml:space="preserve">MCP 把 Agent 与工具的 M×N 集成坍缩为 M+N；A2A 解决 Agent 间发现、委派与协商，两者互补。</w:t>
+      </w:r>
+    </w:p>
+    <w:p>
+      <w:pPr>
+        <w:pStyle w:val="Heading2"/>
+        <w:keepNext/>
+        <w:spacing w:after="140" w:before="280" w:line="360" w:lineRule="atLeast"/>
+      </w:pPr>
+      <w:bookmarkStart w:id="100046" w:name="_Toc100046"/>
+      <w:r>
+        <w:rPr>
+          <w:rFonts w:ascii="Calibri" w:eastAsia="SimHei"/>
+          <w:b/>
+          <w:bCs/>
+          <w:color w:val="1B4A5C"/>
+          <w:sz w:val="28"/>
+          <w:szCs w:val="28"/>
+        </w:rPr>
+        <w:t xml:space="preserve">题5　五大组件是什么？如何用它把“表现不好”定位成工程问题？</w:t>
+      </w:r>
+      <w:bookmarkEnd w:id="100046"/>
+    </w:p>
+    <w:p>
+      <w:pPr>
+        <w:spacing w:line="312"/>
+        <w:ind w:firstLine="480"/>
+        <w:jc w:val="both"/>
+      </w:pPr>
+      <w:r>
+        <w:rPr>
+          <w:rFonts w:ascii="Calibri" w:eastAsia="Microsoft YaHei"/>
+          <w:color w:val="1A2B33"/>
+          <w:sz w:val="24"/>
+          <w:szCs w:val="24"/>
+        </w:rPr>
+        <w:t xml:space="preserve">参考答案：五大组件是大脑（LLM）、感知、规划、记忆与工具，其最大实用价值是把模糊的“Agent 表现不好”翻译成可精确定位的工程问题（见本卷 3.1、3.5 节）。</w:t>
+      </w:r>
+    </w:p>
+    <w:p>
+      <w:pPr>
+        <w:pStyle w:val="ListParagraph"/>
+        <w:numPr>
+          <w:ilvl w:val="0"/>
+          <w:numId w:val="1"/>
+        </w:numPr>
+        <w:spacing w:line="312"/>
+      </w:pPr>
+      <w:r>
+        <w:rPr>
+          <w:rFonts w:ascii="Calibri" w:eastAsia="Microsoft YaHei"/>
+          <w:color w:val="1A2B33"/>
+          <w:sz w:val="24"/>
+          <w:szCs w:val="24"/>
+        </w:rPr>
+        <w:t xml:space="preserve">大脑决定能力上限；感知决定模型看到什么，信息质量差则输出质量差一个量级。</w:t>
+      </w:r>
+    </w:p>
+    <w:p>
+      <w:pPr>
+        <w:pStyle w:val="ListParagraph"/>
+        <w:numPr>
+          <w:ilvl w:val="0"/>
+          <w:numId w:val="1"/>
+        </w:numPr>
+        <w:spacing w:line="312"/>
+      </w:pPr>
+      <w:r>
+        <w:rPr>
+          <w:rFonts w:ascii="Calibri" w:eastAsia="Microsoft YaHei"/>
+          <w:color w:val="1A2B33"/>
+          <w:sz w:val="24"/>
+          <w:szCs w:val="24"/>
+        </w:rPr>
+        <w:t xml:space="preserve">规划决定复杂任务是有条不紊还是原地打转；记忆决定能否跨会话保持连贯。</w:t>
+      </w:r>
+    </w:p>
+    <w:p>
+      <w:pPr>
+        <w:pStyle w:val="ListParagraph"/>
+        <w:numPr>
+          <w:ilvl w:val="0"/>
+          <w:numId w:val="1"/>
+        </w:numPr>
+        <w:spacing w:line="312"/>
+      </w:pPr>
+      <w:r>
+        <w:rPr>
+          <w:rFonts w:ascii="Calibri" w:eastAsia="Microsoft YaHei"/>
+          <w:color w:val="1A2B33"/>
+          <w:sz w:val="24"/>
+          <w:szCs w:val="24"/>
+        </w:rPr>
+        <w:t xml:space="preserve">定位示例：多轮忘掉约定查记忆，编造工具名查工具描述与参数校验，换个问法结果大变查大脑。</w:t>
+      </w:r>
+    </w:p>
+    <w:p>
+      <w:pPr>
+        <w:pStyle w:val="ListParagraph"/>
+        <w:numPr>
+          <w:ilvl w:val="0"/>
+          <w:numId w:val="1"/>
+        </w:numPr>
+        <w:spacing w:line="312"/>
+      </w:pPr>
+      <w:r>
+        <w:rPr>
+          <w:rFonts w:ascii="Calibri" w:eastAsia="Microsoft YaHei"/>
+          <w:color w:val="1A2B33"/>
+          <w:sz w:val="24"/>
+          <w:szCs w:val="24"/>
+        </w:rPr>
+        <w:t xml:space="preserve">如同经营小公司：先弄清问题出在哪个部门，再决定换模型、改提示词还是修检索。</w:t>
+      </w:r>
+    </w:p>
+    <w:p>
+      <w:pPr>
+        <w:pStyle w:val="Heading2"/>
+        <w:keepNext/>
+        <w:spacing w:after="140" w:before="280" w:line="360" w:lineRule="atLeast"/>
+      </w:pPr>
+      <w:bookmarkStart w:id="100047" w:name="_Toc100047"/>
+      <w:r>
+        <w:rPr>
+          <w:rFonts w:ascii="Calibri" w:eastAsia="SimHei"/>
+          <w:b/>
+          <w:bCs/>
+          <w:color w:val="1B4A5C"/>
+          <w:sz w:val="28"/>
+          <w:szCs w:val="28"/>
+        </w:rPr>
+        <w:t xml:space="preserve">题6　为什么说 Agent 就是“循环里的 LLM”？循环上限为什么是保险丝？</w:t>
+      </w:r>
+      <w:bookmarkEnd w:id="100047"/>
+    </w:p>
+    <w:p>
+      <w:pPr>
+        <w:spacing w:line="312"/>
+        <w:ind w:firstLine="480"/>
+        <w:jc w:val="both"/>
+      </w:pPr>
+      <w:r>
+        <w:rPr>
+          <w:rFonts w:ascii="Calibri" w:eastAsia="Microsoft YaHei"/>
+          <w:color w:val="1A2B33"/>
+          <w:sz w:val="24"/>
+          <w:szCs w:val="24"/>
+        </w:rPr>
+        <w:t xml:space="preserve">参考答案：Agent 的自主性没有玄妙之处，就是模型在每一轮循环里重新读一遍上下文、重新做一次决策；循环上限（如 max_steps 设为 25）是生产系统最重要的保险丝（见本卷 3.2 节）。</w:t>
+      </w:r>
+    </w:p>
+    <w:p>
+      <w:pPr>
+        <w:pStyle w:val="ListParagraph"/>
+        <w:numPr>
+          <w:ilvl w:val="0"/>
+          <w:numId w:val="1"/>
+        </w:numPr>
+        <w:spacing w:line="312"/>
+      </w:pPr>
+      <w:r>
+        <w:rPr>
+          <w:rFonts w:ascii="Calibri" w:eastAsia="Microsoft YaHei"/>
+          <w:color w:val="1A2B33"/>
+          <w:sz w:val="24"/>
+          <w:szCs w:val="24"/>
+        </w:rPr>
+        <w:t xml:space="preserve">循环骨架：推理决策、判断是否完成、执行工具、记录观察、重建上下文、超限压缩。</w:t>
+      </w:r>
+    </w:p>
+    <w:p>
+      <w:pPr>
+        <w:pStyle w:val="ListParagraph"/>
+        <w:numPr>
+          <w:ilvl w:val="0"/>
+          <w:numId w:val="1"/>
+        </w:numPr>
+        <w:spacing w:line="312"/>
+      </w:pPr>
+      <w:r>
+        <w:rPr>
+          <w:rFonts w:ascii="Calibri" w:eastAsia="Microsoft YaHei"/>
+          <w:color w:val="1A2B33"/>
+          <w:sz w:val="24"/>
+          <w:szCs w:val="24"/>
+        </w:rPr>
+        <w:t xml:space="preserve">模型一旦陷入循环，反复搜索同一个词或反复重试，没有上限的 Agent 会烧穿预算。</w:t>
+      </w:r>
+    </w:p>
+    <w:p>
+      <w:pPr>
+        <w:pStyle w:val="ListParagraph"/>
+        <w:numPr>
+          <w:ilvl w:val="0"/>
+          <w:numId w:val="1"/>
+        </w:numPr>
+        <w:spacing w:line="312"/>
+      </w:pPr>
+      <w:r>
+        <w:rPr>
+          <w:rFonts w:ascii="Calibri" w:eastAsia="Microsoft YaHei"/>
+          <w:color w:val="1A2B33"/>
+          <w:sz w:val="24"/>
+          <w:szCs w:val="24"/>
+        </w:rPr>
+        <w:t xml:space="preserve">循环上限内的失败是可预算的失败，没有上限的失败是事故。</w:t>
+      </w:r>
+    </w:p>
+    <w:p>
+      <w:pPr>
+        <w:pStyle w:val="ListParagraph"/>
+        <w:numPr>
+          <w:ilvl w:val="0"/>
+          <w:numId w:val="1"/>
+        </w:numPr>
+        <w:spacing w:line="312"/>
+      </w:pPr>
+      <w:r>
+        <w:rPr>
+          <w:rFonts w:ascii="Calibri" w:eastAsia="Microsoft YaHei"/>
+          <w:color w:val="1A2B33"/>
+          <w:sz w:val="24"/>
+          <w:szCs w:val="24"/>
+        </w:rPr>
+        <w:t xml:space="preserve">本卷实战实验室的实验 1 对比温度 0 与 1.5 的输出差异，可直观体会行为不确定性的来源。</w:t>
+      </w:r>
+    </w:p>
+    <w:p>
+      <w:pPr>
+        <w:pStyle w:val="Heading2"/>
+        <w:keepNext/>
+        <w:spacing w:after="140" w:before="280" w:line="360" w:lineRule="atLeast"/>
+      </w:pPr>
+      <w:bookmarkStart w:id="100048" w:name="_Toc100048"/>
+      <w:r>
+        <w:rPr>
+          <w:rFonts w:ascii="Calibri" w:eastAsia="SimHei"/>
+          <w:b/>
+          <w:bCs/>
+          <w:color w:val="1B4A5C"/>
+          <w:sz w:val="28"/>
+          <w:szCs w:val="28"/>
+        </w:rPr>
+        <w:t xml:space="preserve">题7　多轮 Agent 的 token 成本为什么随步数暴涨？如何优化？</w:t>
+      </w:r>
+      <w:bookmarkEnd w:id="100048"/>
+    </w:p>
+    <w:p>
+      <w:pPr>
+        <w:spacing w:line="312"/>
+        <w:ind w:firstLine="480"/>
+        <w:jc w:val="both"/>
+      </w:pPr>
+      <w:r>
+        <w:rPr>
+          <w:rFonts w:ascii="Calibri" w:eastAsia="Microsoft YaHei"/>
+          <w:color w:val="1A2B33"/>
+          <w:sz w:val="24"/>
+          <w:szCs w:val="24"/>
+        </w:rPr>
+        <w:t xml:space="preserve">参考答案：Agent Loop 的每一轮都是一次完整的模型调用，二十步的任务就是二十次计费，且上下文随中间结果逐轮膨胀，输入 token 越滚越大（见本卷 3.2 节）。</w:t>
+      </w:r>
+    </w:p>
+    <w:p>
+      <w:pPr>
+        <w:pStyle w:val="ListParagraph"/>
+        <w:numPr>
+          <w:ilvl w:val="0"/>
+          <w:numId w:val="1"/>
+        </w:numPr>
+        <w:spacing w:line="312"/>
+      </w:pPr>
+      <w:r>
+        <w:rPr>
+          <w:rFonts w:ascii="Calibri" w:eastAsia="Microsoft YaHei"/>
+          <w:color w:val="1A2B33"/>
+          <w:sz w:val="24"/>
+          <w:szCs w:val="24"/>
+        </w:rPr>
+        <w:t xml:space="preserve">每轮重建上下文时，历史的工具调用与观察结果都要重新计入输入 token。</w:t>
+      </w:r>
+    </w:p>
+    <w:p>
+      <w:pPr>
+        <w:pStyle w:val="ListParagraph"/>
+        <w:numPr>
+          <w:ilvl w:val="0"/>
+          <w:numId w:val="1"/>
+        </w:numPr>
+        <w:spacing w:line="312"/>
+      </w:pPr>
+      <w:r>
+        <w:rPr>
+          <w:rFonts w:ascii="Calibri" w:eastAsia="Microsoft YaHei"/>
+          <w:color w:val="1A2B33"/>
+          <w:sz w:val="24"/>
+          <w:szCs w:val="24"/>
+        </w:rPr>
+        <w:t xml:space="preserve">循环上限本身就是成本上限；上下文接近预算上限时先压缩再继续。</w:t>
+      </w:r>
+    </w:p>
+    <w:p>
+      <w:pPr>
+        <w:pStyle w:val="ListParagraph"/>
+        <w:numPr>
+          <w:ilvl w:val="0"/>
+          <w:numId w:val="1"/>
+        </w:numPr>
+        <w:spacing w:line="312"/>
+      </w:pPr>
+      <w:r>
+        <w:rPr>
+          <w:rFonts w:ascii="Calibri" w:eastAsia="Microsoft YaHei"/>
+          <w:color w:val="1A2B33"/>
+          <w:sz w:val="24"/>
+          <w:szCs w:val="24"/>
+        </w:rPr>
+        <w:t xml:space="preserve">前缀缓存能让多轮 Agent 的成本大幅下降，缓存命中部分计费更便宜（见本卷 4.2 节）。</w:t>
+      </w:r>
+    </w:p>
+    <w:p>
+      <w:pPr>
+        <w:pStyle w:val="ListParagraph"/>
+        <w:numPr>
+          <w:ilvl w:val="0"/>
+          <w:numId w:val="1"/>
+        </w:numPr>
+        <w:spacing w:line="312"/>
+      </w:pPr>
+      <w:r>
+        <w:rPr>
+          <w:rFonts w:ascii="Calibri" w:eastAsia="Microsoft YaHei"/>
+          <w:color w:val="1A2B33"/>
+          <w:sz w:val="24"/>
+          <w:szCs w:val="24"/>
+        </w:rPr>
+        <w:t xml:space="preserve">本质是预算分配：上下文是最稀缺的资源，要花在最值钱的信息上（见本卷 2.5 节）。</w:t>
+      </w:r>
+    </w:p>
+    <w:p>
+      <w:pPr>
+        <w:pStyle w:val="Heading2"/>
+        <w:keepNext/>
+        <w:spacing w:after="140" w:before="280" w:line="360" w:lineRule="atLeast"/>
+      </w:pPr>
+      <w:bookmarkStart w:id="100049" w:name="_Toc100049"/>
+      <w:r>
+        <w:rPr>
+          <w:rFonts w:ascii="Calibri" w:eastAsia="SimHei"/>
+          <w:b/>
+          <w:bCs/>
+          <w:color w:val="1B4A5C"/>
+          <w:sz w:val="28"/>
+          <w:szCs w:val="28"/>
+        </w:rPr>
+        <w:t xml:space="preserve">题8　判断一个场景是否适合 Agent 化，你会用哪三条判据？</w:t>
+      </w:r>
+      <w:bookmarkEnd w:id="100049"/>
+    </w:p>
+    <w:p>
+      <w:pPr>
+        <w:spacing w:line="312"/>
+        <w:ind w:firstLine="480"/>
+        <w:jc w:val="both"/>
+      </w:pPr>
+      <w:r>
+        <w:rPr>
+          <w:rFonts w:ascii="Calibri" w:eastAsia="Microsoft YaHei"/>
+          <w:color w:val="1A2B33"/>
+          <w:sz w:val="24"/>
+          <w:szCs w:val="24"/>
+        </w:rPr>
+        <w:t xml:space="preserve">参考答案：三条判据是任务是否多步骤、信息环境是否开放多变、错误成本是否可控；再用三个反模式帮助排除伪需求（见本卷 5.1、5.4 节）。</w:t>
+      </w:r>
+    </w:p>
+    <w:p>
+      <w:pPr>
+        <w:pStyle w:val="ListParagraph"/>
+        <w:numPr>
+          <w:ilvl w:val="0"/>
+          <w:numId w:val="1"/>
+        </w:numPr>
+        <w:spacing w:line="312"/>
+      </w:pPr>
+      <w:r>
+        <w:rPr>
+          <w:rFonts w:ascii="Calibri" w:eastAsia="Microsoft YaHei"/>
+          <w:color w:val="1A2B33"/>
+          <w:sz w:val="24"/>
+          <w:szCs w:val="24"/>
+        </w:rPr>
+        <w:t xml:space="preserve">单步任务用普通 API 调用即可；环境固定可预期的任务用传统程序更可靠。</w:t>
+      </w:r>
+    </w:p>
+    <w:p>
+      <w:pPr>
+        <w:pStyle w:val="ListParagraph"/>
+        <w:numPr>
+          <w:ilvl w:val="0"/>
+          <w:numId w:val="1"/>
+        </w:numPr>
+        <w:spacing w:line="312"/>
+      </w:pPr>
+      <w:r>
+        <w:rPr>
+          <w:rFonts w:ascii="Calibri" w:eastAsia="Microsoft YaHei"/>
+          <w:color w:val="1A2B33"/>
+          <w:sz w:val="24"/>
+          <w:szCs w:val="24"/>
+        </w:rPr>
+        <w:t xml:space="preserve">错误代价高昂且不可逆的任务，需要重人工审核的混合模式。</w:t>
+      </w:r>
+    </w:p>
+    <w:p>
+      <w:pPr>
+        <w:pStyle w:val="ListParagraph"/>
+        <w:numPr>
+          <w:ilvl w:val="0"/>
+          <w:numId w:val="1"/>
+        </w:numPr>
+        <w:spacing w:line="312"/>
+      </w:pPr>
+      <w:r>
+        <w:rPr>
+          <w:rFonts w:ascii="Calibri" w:eastAsia="Microsoft YaHei"/>
+          <w:color w:val="1A2B33"/>
+          <w:sz w:val="24"/>
+          <w:szCs w:val="24"/>
+        </w:rPr>
+        <w:t xml:space="preserve">反模式一：给审批流转、财务对账这类规则明确、零容错的流程强上 Agent。</w:t>
+      </w:r>
+    </w:p>
+    <w:p>
+      <w:pPr>
+        <w:pStyle w:val="ListParagraph"/>
+        <w:numPr>
+          <w:ilvl w:val="0"/>
+          <w:numId w:val="1"/>
+        </w:numPr>
+        <w:spacing w:line="312"/>
+      </w:pPr>
+      <w:r>
+        <w:rPr>
+          <w:rFonts w:ascii="Calibri" w:eastAsia="Microsoft YaHei"/>
+          <w:color w:val="1A2B33"/>
+          <w:sz w:val="24"/>
+          <w:szCs w:val="24"/>
+        </w:rPr>
+        <w:t xml:space="preserve">反模式二与三：把 Agent 当成一句话产品；在资金划转等不可逆环节追求全自动。</w:t>
+      </w:r>
+    </w:p>
+    <w:p>
+      <w:pPr>
+        <w:pStyle w:val="Heading2"/>
+        <w:keepNext/>
+        <w:spacing w:after="140" w:before="280" w:line="360" w:lineRule="atLeast"/>
+      </w:pPr>
+      <w:bookmarkStart w:id="100050" w:name="_Toc100050"/>
+      <w:r>
+        <w:rPr>
+          <w:rFonts w:ascii="Calibri" w:eastAsia="SimHei"/>
+          <w:b/>
+          <w:bCs/>
+          <w:color w:val="1B4A5C"/>
+          <w:sz w:val="28"/>
+          <w:szCs w:val="28"/>
+        </w:rPr>
+        <w:t xml:space="preserve">题9　请描述 Agent 的六层技术栈，各层分别回答什么问题？</w:t>
+      </w:r>
+      <w:bookmarkEnd w:id="100050"/>
+    </w:p>
+    <w:p>
+      <w:pPr>
+        <w:spacing w:line="312"/>
+        <w:ind w:firstLine="480"/>
+        <w:jc w:val="both"/>
+      </w:pPr>
+      <w:r>
+        <w:rPr>
+          <w:rFonts w:ascii="Calibri" w:eastAsia="Microsoft YaHei"/>
+          <w:color w:val="1A2B33"/>
+          <w:sz w:val="24"/>
+          <w:szCs w:val="24"/>
+        </w:rPr>
+        <w:t xml:space="preserve">参考答案：自上而下为交互层、编排层、增强层、模型层、推理层与运维层；上层关心做什么，下层关心怎么做（见本卷 4.1、4.2 节）。</w:t>
+      </w:r>
+    </w:p>
+    <w:p>
+      <w:pPr>
+        <w:pStyle w:val="ListParagraph"/>
+        <w:numPr>
+          <w:ilvl w:val="0"/>
+          <w:numId w:val="1"/>
+        </w:numPr>
+        <w:spacing w:line="312"/>
+      </w:pPr>
+      <w:r>
+        <w:rPr>
+          <w:rFonts w:ascii="Calibri" w:eastAsia="Microsoft YaHei"/>
+          <w:color w:val="1A2B33"/>
+          <w:sz w:val="24"/>
+          <w:szCs w:val="24"/>
+        </w:rPr>
+        <w:t xml:space="preserve">模型层选大脑：闭源 API 还是开源自部署、MoE 还是稠密、推理模型与思考预算给多少。</w:t>
+      </w:r>
+    </w:p>
+    <w:p>
+      <w:pPr>
+        <w:pStyle w:val="ListParagraph"/>
+        <w:numPr>
+          <w:ilvl w:val="0"/>
+          <w:numId w:val="1"/>
+        </w:numPr>
+        <w:spacing w:line="312"/>
+      </w:pPr>
+      <w:r>
+        <w:rPr>
+          <w:rFonts w:ascii="Calibri" w:eastAsia="Microsoft YaHei"/>
+          <w:color w:val="1A2B33"/>
+          <w:sz w:val="24"/>
+          <w:szCs w:val="24"/>
+        </w:rPr>
+        <w:t xml:space="preserve">推理层管跑得快跑得省（vLLM、PagedAttention、量化）；增强层补能力（RAG、MCP、记忆、规划）。</w:t>
+      </w:r>
+    </w:p>
+    <w:p>
+      <w:pPr>
+        <w:pStyle w:val="ListParagraph"/>
+        <w:numPr>
+          <w:ilvl w:val="0"/>
+          <w:numId w:val="1"/>
+        </w:numPr>
+        <w:spacing w:line="312"/>
+      </w:pPr>
+      <w:r>
+        <w:rPr>
+          <w:rFonts w:ascii="Calibri" w:eastAsia="Microsoft YaHei"/>
+          <w:color w:val="1A2B33"/>
+          <w:sz w:val="24"/>
+          <w:szCs w:val="24"/>
+        </w:rPr>
+        <w:t xml:space="preserve">编排层把能力组织成系统；交互层管人机对话与流式体验；运维层管追踪、评估与安全护栏。</w:t>
+      </w:r>
+    </w:p>
+    <w:p>
+      <w:pPr>
+        <w:pStyle w:val="ListParagraph"/>
+        <w:numPr>
+          <w:ilvl w:val="0"/>
+          <w:numId w:val="1"/>
+        </w:numPr>
+        <w:spacing w:line="312"/>
+      </w:pPr>
+      <w:r>
+        <w:rPr>
+          <w:rFonts w:ascii="Calibri" w:eastAsia="Microsoft YaHei"/>
+          <w:color w:val="1A2B33"/>
+          <w:sz w:val="24"/>
+          <w:szCs w:val="24"/>
+        </w:rPr>
+        <w:t xml:space="preserve">Agent 工程师的日常主战场在增强层与编排层；云 API 还是自部署是团队第一个重大架构决策。</w:t>
+      </w:r>
+    </w:p>
+    <w:p>
+      <w:pPr>
+        <w:pStyle w:val="Heading2"/>
+        <w:keepNext/>
+        <w:spacing w:after="140" w:before="280" w:line="360" w:lineRule="atLeast"/>
+      </w:pPr>
+      <w:bookmarkStart w:id="100051" w:name="_Toc100051"/>
+      <w:r>
+        <w:rPr>
+          <w:rFonts w:ascii="Calibri" w:eastAsia="SimHei"/>
+          <w:b/>
+          <w:bCs/>
+          <w:color w:val="1B4A5C"/>
+          <w:sz w:val="28"/>
+          <w:szCs w:val="28"/>
+        </w:rPr>
+        <w:t xml:space="preserve">题10　Agent 工程师从入门到资深的分水岭是什么？如何规划学习？</w:t>
+      </w:r>
+      <w:bookmarkEnd w:id="100051"/>
+    </w:p>
+    <w:p>
+      <w:pPr>
+        <w:spacing w:line="312"/>
+        <w:ind w:firstLine="480"/>
+        <w:jc w:val="both"/>
+      </w:pPr>
+      <w:r>
+        <w:rPr>
+          <w:rFonts w:ascii="Calibri" w:eastAsia="Microsoft YaHei"/>
+          <w:color w:val="1A2B33"/>
+          <w:sz w:val="24"/>
+          <w:szCs w:val="24"/>
+        </w:rPr>
+        <w:t xml:space="preserve">参考答案：入门阶段（0 到 1 年）要把提示词工程、RAG、工具调用三件套练到能独立交付一个知识问答机器人；资深阶段的分水岭是系统工程能力（见本卷 6.1 节）。</w:t>
+      </w:r>
+    </w:p>
+    <w:p>
+      <w:pPr>
+        <w:pStyle w:val="ListParagraph"/>
+        <w:numPr>
+          <w:ilvl w:val="0"/>
+          <w:numId w:val="1"/>
+        </w:numPr>
+        <w:spacing w:line="312"/>
+      </w:pPr>
+      <w:r>
+        <w:rPr>
+          <w:rFonts w:ascii="Calibri" w:eastAsia="Microsoft YaHei"/>
+          <w:color w:val="1A2B33"/>
+          <w:sz w:val="24"/>
+          <w:szCs w:val="24"/>
+        </w:rPr>
+        <w:t xml:space="preserve">资深的价值不在让 Agent 跑起来，而在让它一直稳定地跑下去：编排、部署与故障排查。</w:t>
+      </w:r>
+    </w:p>
+    <w:p>
+      <w:pPr>
+        <w:pStyle w:val="ListParagraph"/>
+        <w:numPr>
+          <w:ilvl w:val="0"/>
+          <w:numId w:val="1"/>
+        </w:numPr>
+        <w:spacing w:line="312"/>
+      </w:pPr>
+      <w:r>
+        <w:rPr>
+          <w:rFonts w:ascii="Calibri" w:eastAsia="Microsoft YaHei"/>
+          <w:color w:val="1A2B33"/>
+          <w:sz w:val="24"/>
+          <w:szCs w:val="24"/>
+        </w:rPr>
+        <w:t xml:space="preserve">专家阶段的特征是评估与安全意识内化为设计直觉，评审时就能指出缺失的人工审批点。</w:t>
+      </w:r>
+    </w:p>
+    <w:p>
+      <w:pPr>
+        <w:pStyle w:val="ListParagraph"/>
+        <w:numPr>
+          <w:ilvl w:val="0"/>
+          <w:numId w:val="1"/>
+        </w:numPr>
+        <w:spacing w:line="312"/>
+      </w:pPr>
+      <w:r>
+        <w:rPr>
+          <w:rFonts w:ascii="Calibri" w:eastAsia="Microsoft YaHei"/>
+          <w:color w:val="1A2B33"/>
+          <w:sz w:val="24"/>
+          <w:szCs w:val="24"/>
+        </w:rPr>
+        <w:t xml:space="preserve">学习方法：立即动手复现、建立错误博物馆、用评估思维对待一切优化（见本卷 6.3 节）。</w:t>
+      </w:r>
+    </w:p>
+    <w:p>
+      <w:pPr>
+        <w:pStyle w:val="ListParagraph"/>
+        <w:numPr>
+          <w:ilvl w:val="0"/>
+          <w:numId w:val="1"/>
+        </w:numPr>
+        <w:spacing w:line="312"/>
+      </w:pPr>
+      <w:r>
+        <w:rPr>
+          <w:rFonts w:ascii="Calibri" w:eastAsia="Microsoft YaHei"/>
+          <w:color w:val="1A2B33"/>
+          <w:sz w:val="24"/>
+          <w:szCs w:val="24"/>
+        </w:rPr>
+        <w:t xml:space="preserve">三个误区：从框架教程入手跳过原理、追逐每个新模型、把能跑通当成学会了（见本卷 6.4 节）。</w:t>
+      </w:r>
+    </w:p>
+    <w:p>
+      <w:pPr>
+        <w:pStyle w:val="Heading1"/>
+        <w:keepNext/>
+        <w:spacing w:after="200" w:before="360" w:line="400" w:lineRule="atLeast"/>
+      </w:pPr>
+      <w:bookmarkStart w:id="100052" w:name="_Toc100052"/>
+      <w:r>
+        <w:rPr>
+          <w:rFonts w:ascii="Calibri" w:eastAsia="SimHei"/>
+          <w:b/>
+          <w:bCs/>
+          <w:color w:val="16324A"/>
+          <w:sz w:val="32"/>
+          <w:szCs w:val="32"/>
+        </w:rPr>
         <w:t xml:space="preserve">下一卷预告</w:t>
       </w:r>
-      <w:bookmarkEnd w:id="100038"/>
+      <w:bookmarkEnd w:id="100052"/>
     </w:p>
     <w:p>
       <w:pPr>
